--- a/01_The_Blue_Silence/Manuscript/THE_BLUE_SILENCE_Chapter_36_The_Missing_Name.docx
+++ b/01_The_Blue_Silence/Manuscript/THE_BLUE_SILENCE_Chapter_36_The_Missing_Name.docx
@@ -2612,159 +2612,7 @@
         <w:jc w:val="left"/>
       </w:pPr>
       <w:r>
-        <w:t>“You admitted the old network existed.”</w:t>
-      </w:r>
-    </w:p>
-    <w:p>
-      <w:pPr>
-        <w:jc w:val="left"/>
-      </w:pPr>
-      <w:r>
-        <w:t>“Yes.”</w:t>
-      </w:r>
-    </w:p>
-    <w:p>
-      <w:pPr>
-        <w:jc w:val="left"/>
-      </w:pPr>
-      <w:r>
-        <w:t>“Harun mapped it.”</w:t>
-      </w:r>
-    </w:p>
-    <w:p>
-      <w:pPr>
-        <w:jc w:val="left"/>
-      </w:pPr>
-      <w:r>
-        <w:t>“Parts.”</w:t>
-      </w:r>
-    </w:p>
-    <w:p>
-      <w:pPr>
-        <w:jc w:val="left"/>
-      </w:pPr>
-      <w:r>
-        <w:t>“Kelana named it.”</w:t>
-      </w:r>
-    </w:p>
-    <w:p>
-      <w:pPr>
-        <w:jc w:val="left"/>
-      </w:pPr>
-      <w:r>
-        <w:t>“Later.”</w:t>
-      </w:r>
-    </w:p>
-    <w:p>
-      <w:pPr>
-        <w:jc w:val="left"/>
-      </w:pPr>
-      <w:r>
-        <w:t>“Modern evidence shows continuity.”</w:t>
-      </w:r>
-    </w:p>
-    <w:p>
-      <w:pPr>
-        <w:jc w:val="left"/>
-      </w:pPr>
-      <w:r>
-        <w:t>“Yes.”</w:t>
-      </w:r>
-    </w:p>
-    <w:p>
-      <w:pPr>
-        <w:jc w:val="left"/>
-      </w:pPr>
-      <w:r>
-        <w:t>“So what are you saying?”</w:t>
-      </w:r>
-    </w:p>
-    <w:p>
-      <w:pPr>
-        <w:jc w:val="left"/>
-      </w:pPr>
-      <w:r>
-        <w:t>Farid leaned back.</w:t>
-      </w:r>
-    </w:p>
-    <w:p>
-      <w:pPr>
-        <w:jc w:val="left"/>
-      </w:pPr>
-      <w:r>
-        <w:t>“That you keep looking for continuity in people.”</w:t>
-      </w:r>
-    </w:p>
-    <w:p>
-      <w:pPr>
-        <w:jc w:val="left"/>
-      </w:pPr>
-      <w:r>
-        <w:t>Rahman said nothing.</w:t>
-      </w:r>
-    </w:p>
-    <w:p>
-      <w:pPr>
-        <w:jc w:val="left"/>
-      </w:pPr>
-      <w:r>
-        <w:t>Farid continued.</w:t>
-      </w:r>
-    </w:p>
-    <w:p>
-      <w:pPr>
-        <w:jc w:val="left"/>
-      </w:pPr>
-      <w:r>
-        <w:t>“Leader. members. command. succession.”</w:t>
-      </w:r>
-    </w:p>
-    <w:p>
-      <w:pPr>
-        <w:jc w:val="left"/>
-      </w:pPr>
-      <w:r>
-        <w:t>“Yes.”</w:t>
-      </w:r>
-    </w:p>
-    <w:p>
-      <w:pPr>
-        <w:jc w:val="left"/>
-      </w:pPr>
-      <w:r>
-        <w:t>“Because that is how police understand organised crime.”</w:t>
-      </w:r>
-    </w:p>
-    <w:p>
-      <w:pPr>
-        <w:jc w:val="left"/>
-      </w:pPr>
-      <w:r>
-        <w:t>“Usually.”</w:t>
-      </w:r>
-    </w:p>
-    <w:p>
-      <w:pPr>
-        <w:jc w:val="left"/>
-      </w:pPr>
-      <w:r>
-        <w:t>“And that is why this survived.”</w:t>
-      </w:r>
-    </w:p>
-    <w:p>
-      <w:pPr>
-        <w:jc w:val="left"/>
-      </w:pPr>
-      <w:r>
-        <w:t>Aisyah would have objected to the jump.</w:t>
-      </w:r>
-    </w:p>
-    <w:p>
-      <w:pPr>
-        <w:jc w:val="left"/>
-      </w:pPr>
-      <w:r>
-        <w:t>Rahman heard her voice in his head.</w:t>
+        <w:t>Rahman let the word go.</w:t>
       </w:r>
     </w:p>
     <w:p>

--- a/01_The_Blue_Silence/Manuscript/THE_BLUE_SILENCE_Chapter_36_The_Missing_Name.docx
+++ b/01_The_Blue_Silence/Manuscript/THE_BLUE_SILENCE_Chapter_36_The_Missing_Name.docx
@@ -2580,7 +2580,135 @@
         <w:jc w:val="left"/>
       </w:pPr>
       <w:r>
-        <w:t>“Circle?”</w:t>
+        <w:t>Rahman let the answer stand.</w:t>
+      </w:r>
+    </w:p>
+    <w:p>
+      <w:pPr>
+        <w:jc w:val="left"/>
+      </w:pPr>
+      <w:r>
+        <w:t>He asked instead:</w:t>
+      </w:r>
+    </w:p>
+    <w:p>
+      <w:pPr>
+        <w:jc w:val="left"/>
+      </w:pPr>
+      <w:r>
+        <w:t>“What did you contain?”</w:t>
+      </w:r>
+    </w:p>
+    <w:p>
+      <w:pPr>
+        <w:jc w:val="left"/>
+      </w:pPr>
+      <w:r>
+        <w:t>Farid looked at him.</w:t>
+      </w:r>
+    </w:p>
+    <w:p>
+      <w:pPr>
+        <w:jc w:val="left"/>
+      </w:pPr>
+      <w:r>
+        <w:t>“People.”</w:t>
+      </w:r>
+    </w:p>
+    <w:p>
+      <w:pPr>
+        <w:jc w:val="left"/>
+      </w:pPr>
+      <w:r>
+        <w:t>“Who?”</w:t>
+      </w:r>
+    </w:p>
+    <w:p>
+      <w:pPr>
+        <w:jc w:val="left"/>
+      </w:pPr>
+      <w:r>
+        <w:t>“Compromised officers.”</w:t>
+      </w:r>
+    </w:p>
+    <w:p>
+      <w:pPr>
+        <w:jc w:val="left"/>
+      </w:pPr>
+      <w:r>
+        <w:t>“How many?”</w:t>
+      </w:r>
+    </w:p>
+    <w:p>
+      <w:pPr>
+        <w:jc w:val="left"/>
+      </w:pPr>
+      <w:r>
+        <w:t>“Never as many as people imagined.”</w:t>
+      </w:r>
+    </w:p>
+    <w:p>
+      <w:pPr>
+        <w:jc w:val="left"/>
+      </w:pPr>
+      <w:r>
+        <w:t>“Names.”</w:t>
+      </w:r>
+    </w:p>
+    <w:p>
+      <w:pPr>
+        <w:jc w:val="left"/>
+      </w:pPr>
+      <w:r>
+        <w:t>“Some changed.”</w:t>
+      </w:r>
+    </w:p>
+    <w:p>
+      <w:pPr>
+        <w:jc w:val="left"/>
+      </w:pPr>
+      <w:r>
+        <w:t>“Farid.”</w:t>
+      </w:r>
+    </w:p>
+    <w:p>
+      <w:pPr>
+        <w:jc w:val="left"/>
+      </w:pPr>
+      <w:r>
+        <w:t>“Some I never knew.”</w:t>
+      </w:r>
+    </w:p>
+    <w:p>
+      <w:pPr>
+        <w:jc w:val="left"/>
+      </w:pPr>
+      <w:r>
+        <w:t>“Names you knew.”</w:t>
+      </w:r>
+    </w:p>
+    <w:p>
+      <w:pPr>
+        <w:jc w:val="left"/>
+      </w:pPr>
+      <w:r>
+        <w:t>Farid looked tired.</w:t>
+      </w:r>
+    </w:p>
+    <w:p>
+      <w:pPr>
+        <w:jc w:val="left"/>
+      </w:pPr>
+      <w:r>
+        <w:t>“Officers who took money. officers who traded access. officers who passed information for favours. officers who helped relatives. officers who wanted promotions.”</w:t>
+      </w:r>
+    </w:p>
+    <w:p>
+      <w:pPr>
+        <w:jc w:val="left"/>
+      </w:pPr>
+      <w:r>
+        <w:t>“And you buried them.”</w:t>
       </w:r>
     </w:p>
     <w:p>
@@ -2596,23 +2724,55 @@
         <w:jc w:val="left"/>
       </w:pPr>
       <w:r>
-        <w:t>“Stop correcting the word.”</w:t>
-      </w:r>
-    </w:p>
-    <w:p>
-      <w:pPr>
-        <w:jc w:val="left"/>
-      </w:pPr>
-      <w:r>
-        <w:t>“I am not.”</w:t>
-      </w:r>
-    </w:p>
-    <w:p>
-      <w:pPr>
-        <w:jc w:val="left"/>
-      </w:pPr>
-      <w:r>
-        <w:t>“You admitted the old network existed.”</w:t>
+        <w:t>“You stopped referrals.”</w:t>
+      </w:r>
+    </w:p>
+    <w:p>
+      <w:pPr>
+        <w:jc w:val="left"/>
+      </w:pPr>
+      <w:r>
+        <w:t>“Sometimes.”</w:t>
+      </w:r>
+    </w:p>
+    <w:p>
+      <w:pPr>
+        <w:jc w:val="left"/>
+      </w:pPr>
+      <w:r>
+        <w:t>“That is burying.”</w:t>
+      </w:r>
+    </w:p>
+    <w:p>
+      <w:pPr>
+        <w:jc w:val="left"/>
+      </w:pPr>
+      <w:r>
+        <w:t>“No.”</w:t>
+      </w:r>
+    </w:p>
+    <w:p>
+      <w:pPr>
+        <w:jc w:val="left"/>
+      </w:pPr>
+      <w:r>
+        <w:t>Farid’s voice remained calm.</w:t>
+      </w:r>
+    </w:p>
+    <w:p>
+      <w:pPr>
+        <w:jc w:val="left"/>
+      </w:pPr>
+      <w:r>
+        <w:t>“I moved some. monitored some. allowed cases to continue against others.”</w:t>
+      </w:r>
+    </w:p>
+    <w:p>
+      <w:pPr>
+        <w:jc w:val="left"/>
+      </w:pPr>
+      <w:r>
+        <w:t>“Without IID.”</w:t>
       </w:r>
     </w:p>
     <w:p>
@@ -2628,39 +2788,7 @@
         <w:jc w:val="left"/>
       </w:pPr>
       <w:r>
-        <w:t>“Harun mapped it.”</w:t>
-      </w:r>
-    </w:p>
-    <w:p>
-      <w:pPr>
-        <w:jc w:val="left"/>
-      </w:pPr>
-      <w:r>
-        <w:t>“Parts.”</w:t>
-      </w:r>
-    </w:p>
-    <w:p>
-      <w:pPr>
-        <w:jc w:val="left"/>
-      </w:pPr>
-      <w:r>
-        <w:t>“Kelana named it.”</w:t>
-      </w:r>
-    </w:p>
-    <w:p>
-      <w:pPr>
-        <w:jc w:val="left"/>
-      </w:pPr>
-      <w:r>
-        <w:t>“Later.”</w:t>
-      </w:r>
-    </w:p>
-    <w:p>
-      <w:pPr>
-        <w:jc w:val="left"/>
-      </w:pPr>
-      <w:r>
-        <w:t>“Modern evidence shows continuity.”</w:t>
+        <w:t>“Without prosecution.”</w:t>
       </w:r>
     </w:p>
     <w:p>
@@ -2676,23 +2804,423 @@
         <w:jc w:val="left"/>
       </w:pPr>
       <w:r>
-        <w:t>“So what are you saying?”</w:t>
-      </w:r>
-    </w:p>
-    <w:p>
-      <w:pPr>
-        <w:jc w:val="left"/>
-      </w:pPr>
-      <w:r>
-        <w:t>Farid leaned back.</w:t>
-      </w:r>
-    </w:p>
-    <w:p>
-      <w:pPr>
-        <w:jc w:val="left"/>
-      </w:pPr>
-      <w:r>
-        <w:t>“That you keep looking for continuity in people.”</w:t>
+        <w:t>“Without anyone outside your circle knowing.”</w:t>
+      </w:r>
+    </w:p>
+    <w:p>
+      <w:pPr>
+        <w:jc w:val="left"/>
+      </w:pPr>
+      <w:r>
+        <w:t>Farid’s mouth tightened at the word.</w:t>
+      </w:r>
+    </w:p>
+    <w:p>
+      <w:pPr>
+        <w:jc w:val="left"/>
+      </w:pPr>
+      <w:r>
+        <w:t>“Yes.”</w:t>
+      </w:r>
+    </w:p>
+    <w:p>
+      <w:pPr>
+        <w:jc w:val="left"/>
+      </w:pPr>
+      <w:r>
+        <w:t>Rahman stared.</w:t>
+      </w:r>
+    </w:p>
+    <w:p>
+      <w:pPr>
+        <w:jc w:val="left"/>
+      </w:pPr>
+      <w:r>
+        <w:t>“Why?”</w:t>
+      </w:r>
+    </w:p>
+    <w:p>
+      <w:pPr>
+        <w:jc w:val="left"/>
+      </w:pPr>
+      <w:r>
+        <w:t>Farid looked at him as though the answer should have been obvious.</w:t>
+      </w:r>
+    </w:p>
+    <w:p>
+      <w:pPr>
+        <w:jc w:val="left"/>
+      </w:pPr>
+      <w:r>
+        <w:t>“Because they led upward.”</w:t>
+      </w:r>
+    </w:p>
+    <w:p>
+      <w:pPr>
+        <w:jc w:val="left"/>
+      </w:pPr>
+      <w:r>
+        <w:t>“To who?”</w:t>
+      </w:r>
+    </w:p>
+    <w:p>
+      <w:pPr>
+        <w:jc w:val="left"/>
+      </w:pPr>
+      <w:r>
+        <w:t>“Not one person.”</w:t>
+      </w:r>
+    </w:p>
+    <w:p>
+      <w:pPr>
+        <w:jc w:val="left"/>
+      </w:pPr>
+      <w:r>
+        <w:t>“Then what?”</w:t>
+      </w:r>
+    </w:p>
+    <w:p>
+      <w:pPr>
+        <w:jc w:val="left"/>
+      </w:pPr>
+      <w:r>
+        <w:t>“More valuable information.”</w:t>
+      </w:r>
+    </w:p>
+    <w:p>
+      <w:pPr>
+        <w:jc w:val="left"/>
+      </w:pPr>
+      <w:r>
+        <w:t>Rahman almost laughed.</w:t>
+      </w:r>
+    </w:p>
+    <w:p>
+      <w:pPr>
+        <w:jc w:val="left"/>
+      </w:pPr>
+      <w:r>
+        <w:t>“Always.”</w:t>
+      </w:r>
+    </w:p>
+    <w:p>
+      <w:pPr>
+        <w:jc w:val="left"/>
+      </w:pPr>
+      <w:r>
+        <w:t>Farid ignored him.</w:t>
+      </w:r>
+    </w:p>
+    <w:p>
+      <w:pPr>
+        <w:jc w:val="left"/>
+      </w:pPr>
+      <w:r>
+        <w:t>“One compromised constable tells you who paid him.”</w:t>
+      </w:r>
+    </w:p>
+    <w:p>
+      <w:pPr>
+        <w:jc w:val="left"/>
+      </w:pPr>
+      <w:r>
+        <w:t>“Yes.”</w:t>
+      </w:r>
+    </w:p>
+    <w:p>
+      <w:pPr>
+        <w:jc w:val="left"/>
+      </w:pPr>
+      <w:r>
+        <w:t>“You arrest him immediately, you get a constable.”</w:t>
+      </w:r>
+    </w:p>
+    <w:p>
+      <w:pPr>
+        <w:jc w:val="left"/>
+      </w:pPr>
+      <w:r>
+        <w:t>“Yes.”</w:t>
+      </w:r>
+    </w:p>
+    <w:p>
+      <w:pPr>
+        <w:jc w:val="left"/>
+      </w:pPr>
+      <w:r>
+        <w:t>“You watch him, maybe you get the intermediary.”</w:t>
+      </w:r>
+    </w:p>
+    <w:p>
+      <w:pPr>
+        <w:jc w:val="left"/>
+      </w:pPr>
+      <w:r>
+        <w:t>“And after that?”</w:t>
+      </w:r>
+    </w:p>
+    <w:p>
+      <w:pPr>
+        <w:jc w:val="left"/>
+      </w:pPr>
+      <w:r>
+        <w:t>“Transport broker.”</w:t>
+      </w:r>
+    </w:p>
+    <w:p>
+      <w:pPr>
+        <w:jc w:val="left"/>
+      </w:pPr>
+      <w:r>
+        <w:t>“Then?”</w:t>
+      </w:r>
+    </w:p>
+    <w:p>
+      <w:pPr>
+        <w:jc w:val="left"/>
+      </w:pPr>
+      <w:r>
+        <w:t>“Businessman.”</w:t>
+      </w:r>
+    </w:p>
+    <w:p>
+      <w:pPr>
+        <w:jc w:val="left"/>
+      </w:pPr>
+      <w:r>
+        <w:t>“Then?”</w:t>
+      </w:r>
+    </w:p>
+    <w:p>
+      <w:pPr>
+        <w:jc w:val="left"/>
+      </w:pPr>
+      <w:r>
+        <w:t>“Someone with access.”</w:t>
+      </w:r>
+    </w:p>
+    <w:p>
+      <w:pPr>
+        <w:jc w:val="left"/>
+      </w:pPr>
+      <w:r>
+        <w:t>“And when do you stop?”</w:t>
+      </w:r>
+    </w:p>
+    <w:p>
+      <w:pPr>
+        <w:jc w:val="left"/>
+      </w:pPr>
+      <w:r>
+        <w:t>Farid looked at him.</w:t>
+      </w:r>
+    </w:p>
+    <w:p>
+      <w:pPr>
+        <w:jc w:val="left"/>
+      </w:pPr>
+      <w:r>
+        <w:t>“That was the problem.”</w:t>
+      </w:r>
+    </w:p>
+    <w:p>
+      <w:pPr>
+        <w:jc w:val="left"/>
+      </w:pPr>
+      <w:r>
+        <w:t>Rahman sat back.</w:t>
+      </w:r>
+    </w:p>
+    <w:p>
+      <w:pPr>
+        <w:jc w:val="left"/>
+      </w:pPr>
+      <w:r>
+        <w:t>“There was never a point.”</w:t>
+      </w:r>
+    </w:p>
+    <w:p>
+      <w:pPr>
+        <w:jc w:val="left"/>
+      </w:pPr>
+      <w:r>
+        <w:t>“No.”</w:t>
+      </w:r>
+    </w:p>
+    <w:p>
+      <w:pPr>
+        <w:jc w:val="left"/>
+      </w:pPr>
+      <w:r>
+        <w:t>“You kept going.”</w:t>
+      </w:r>
+    </w:p>
+    <w:p>
+      <w:pPr>
+        <w:jc w:val="left"/>
+      </w:pPr>
+      <w:r>
+        <w:t>“Yes.”</w:t>
+      </w:r>
+    </w:p>
+    <w:p>
+      <w:pPr>
+        <w:jc w:val="left"/>
+      </w:pPr>
+      <w:r>
+        <w:t>“Because there was always someone bigger.”</w:t>
+      </w:r>
+    </w:p>
+    <w:p>
+      <w:pPr>
+        <w:jc w:val="left"/>
+      </w:pPr>
+      <w:r>
+        <w:t>“Sometimes there was.”</w:t>
+      </w:r>
+    </w:p>
+    <w:p>
+      <w:pPr>
+        <w:jc w:val="left"/>
+      </w:pPr>
+      <w:r>
+        <w:t>“And when there wasn’t?”</w:t>
+      </w:r>
+    </w:p>
+    <w:p>
+      <w:pPr>
+        <w:jc w:val="left"/>
+      </w:pPr>
+      <w:r>
+        <w:t>Farid looked away.</w:t>
+      </w:r>
+    </w:p>
+    <w:p>
+      <w:pPr>
+        <w:jc w:val="left"/>
+      </w:pPr>
+      <w:r>
+        <w:t>Rahman waited.</w:t>
+      </w:r>
+    </w:p>
+    <w:p>
+      <w:pPr>
+        <w:jc w:val="left"/>
+      </w:pPr>
+      <w:r>
+        <w:t>“That became harder to tell.”</w:t>
+      </w:r>
+    </w:p>
+    <w:p>
+      <w:pPr>
+        <w:jc w:val="left"/>
+      </w:pPr>
+      <w:r>
+        <w:t>The admission came quietly.</w:t>
+      </w:r>
+    </w:p>
+    <w:p>
+      <w:pPr>
+        <w:jc w:val="left"/>
+      </w:pPr>
+      <w:r>
+        <w:t>Rahman said:</w:t>
+      </w:r>
+    </w:p>
+    <w:p>
+      <w:pPr>
+        <w:jc w:val="left"/>
+      </w:pPr>
+      <w:r>
+        <w:t>“You used information from them.”</w:t>
+      </w:r>
+    </w:p>
+    <w:p>
+      <w:pPr>
+        <w:jc w:val="left"/>
+      </w:pPr>
+      <w:r>
+        <w:t>“Yes.”</w:t>
+      </w:r>
+    </w:p>
+    <w:p>
+      <w:pPr>
+        <w:jc w:val="left"/>
+      </w:pPr>
+      <w:r>
+        <w:t>“Criminal information.”</w:t>
+      </w:r>
+    </w:p>
+    <w:p>
+      <w:pPr>
+        <w:jc w:val="left"/>
+      </w:pPr>
+      <w:r>
+        <w:t>“Yes.”</w:t>
+      </w:r>
+    </w:p>
+    <w:p>
+      <w:pPr>
+        <w:jc w:val="left"/>
+      </w:pPr>
+      <w:r>
+        <w:t>“Leaked police information.”</w:t>
+      </w:r>
+    </w:p>
+    <w:p>
+      <w:pPr>
+        <w:jc w:val="left"/>
+      </w:pPr>
+      <w:r>
+        <w:t>“Sometimes.”</w:t>
+      </w:r>
+    </w:p>
+    <w:p>
+      <w:pPr>
+        <w:jc w:val="left"/>
+      </w:pPr>
+      <w:r>
+        <w:t>“Against other criminals.”</w:t>
+      </w:r>
+    </w:p>
+    <w:p>
+      <w:pPr>
+        <w:jc w:val="left"/>
+      </w:pPr>
+      <w:r>
+        <w:t>“Yes.”</w:t>
+      </w:r>
+    </w:p>
+    <w:p>
+      <w:pPr>
+        <w:jc w:val="left"/>
+      </w:pPr>
+      <w:r>
+        <w:t>“Against larger threats.”</w:t>
+      </w:r>
+    </w:p>
+    <w:p>
+      <w:pPr>
+        <w:jc w:val="left"/>
+      </w:pPr>
+      <w:r>
+        <w:t>“Yes.”</w:t>
+      </w:r>
+    </w:p>
+    <w:p>
+      <w:pPr>
+        <w:jc w:val="left"/>
+      </w:pPr>
+      <w:r>
+        <w:t>Farid folded his hands.</w:t>
+      </w:r>
+    </w:p>
+    <w:p>
+      <w:pPr>
+        <w:jc w:val="left"/>
+      </w:pPr>
+      <w:r>
+        <w:t>“We prevented killings.”</w:t>
       </w:r>
     </w:p>
     <w:p>
@@ -2708,6 +3236,1406 @@
         <w:jc w:val="left"/>
       </w:pPr>
       <w:r>
+        <w:t>“Arms shipments.”</w:t>
+      </w:r>
+    </w:p>
+    <w:p>
+      <w:pPr>
+        <w:jc w:val="left"/>
+      </w:pPr>
+      <w:r>
+        <w:t>Still nothing.</w:t>
+      </w:r>
+    </w:p>
+    <w:p>
+      <w:pPr>
+        <w:jc w:val="left"/>
+      </w:pPr>
+      <w:r>
+        <w:t>“Narcotics routes.”</w:t>
+      </w:r>
+    </w:p>
+    <w:p>
+      <w:pPr>
+        <w:jc w:val="left"/>
+      </w:pPr>
+      <w:r>
+        <w:t>Rahman looked at him.</w:t>
+      </w:r>
+    </w:p>
+    <w:p>
+      <w:pPr>
+        <w:jc w:val="left"/>
+      </w:pPr>
+      <w:r>
+        <w:t>“Like 2004.”</w:t>
+      </w:r>
+    </w:p>
+    <w:p>
+      <w:pPr>
+        <w:jc w:val="left"/>
+      </w:pPr>
+      <w:r>
+        <w:t>“Yes.”</w:t>
+      </w:r>
+    </w:p>
+    <w:p>
+      <w:pPr>
+        <w:jc w:val="left"/>
+      </w:pPr>
+      <w:r>
+        <w:t>“The intermediary in your file.”</w:t>
+      </w:r>
+    </w:p>
+    <w:p>
+      <w:pPr>
+        <w:jc w:val="left"/>
+      </w:pPr>
+      <w:r>
+        <w:t>“He gave us a route through Kota Lagenda that led to an arms-transfer network.”</w:t>
+      </w:r>
+    </w:p>
+    <w:p>
+      <w:pPr>
+        <w:jc w:val="left"/>
+      </w:pPr>
+      <w:r>
+        <w:t>“And you protected him.”</w:t>
+      </w:r>
+    </w:p>
+    <w:p>
+      <w:pPr>
+        <w:jc w:val="left"/>
+      </w:pPr>
+      <w:r>
+        <w:t>“I protected the channel.”</w:t>
+      </w:r>
+    </w:p>
+    <w:p>
+      <w:pPr>
+        <w:jc w:val="left"/>
+      </w:pPr>
+      <w:r>
+        <w:t>“He was helping criminals.”</w:t>
+      </w:r>
+    </w:p>
+    <w:p>
+      <w:pPr>
+        <w:jc w:val="left"/>
+      </w:pPr>
+      <w:r>
+        <w:t>“Yes.”</w:t>
+      </w:r>
+    </w:p>
+    <w:p>
+      <w:pPr>
+        <w:jc w:val="left"/>
+      </w:pPr>
+      <w:r>
+        <w:t>“He was receiving police information.”</w:t>
+      </w:r>
+    </w:p>
+    <w:p>
+      <w:pPr>
+        <w:jc w:val="left"/>
+      </w:pPr>
+      <w:r>
+        <w:t>“Yes.”</w:t>
+      </w:r>
+    </w:p>
+    <w:p>
+      <w:pPr>
+        <w:jc w:val="left"/>
+      </w:pPr>
+      <w:r>
+        <w:t>“And you kept him operational.”</w:t>
+      </w:r>
+    </w:p>
+    <w:p>
+      <w:pPr>
+        <w:jc w:val="left"/>
+      </w:pPr>
+      <w:r>
+        <w:t>“Yes.”</w:t>
+      </w:r>
+    </w:p>
+    <w:p>
+      <w:pPr>
+        <w:jc w:val="left"/>
+      </w:pPr>
+      <w:r>
+        <w:t>Farid’s voice did not rise.</w:t>
+      </w:r>
+    </w:p>
+    <w:p>
+      <w:pPr>
+        <w:jc w:val="left"/>
+      </w:pPr>
+      <w:r>
+        <w:t>“That information later identified men planning to move military-grade weapons through a civilian logistics chain.”</w:t>
+      </w:r>
+    </w:p>
+    <w:p>
+      <w:pPr>
+        <w:jc w:val="left"/>
+      </w:pPr>
+      <w:r>
+        <w:t>Rahman stared.</w:t>
+      </w:r>
+    </w:p>
+    <w:p>
+      <w:pPr>
+        <w:jc w:val="left"/>
+      </w:pPr>
+      <w:r>
+        <w:t>“How many arrests?”</w:t>
+      </w:r>
+    </w:p>
+    <w:p>
+      <w:pPr>
+        <w:jc w:val="left"/>
+      </w:pPr>
+      <w:r>
+        <w:t>“Seven.”</w:t>
+      </w:r>
+    </w:p>
+    <w:p>
+      <w:pPr>
+        <w:jc w:val="left"/>
+      </w:pPr>
+      <w:r>
+        <w:t>“Deaths prevented?”</w:t>
+      </w:r>
+    </w:p>
+    <w:p>
+      <w:pPr>
+        <w:jc w:val="left"/>
+      </w:pPr>
+      <w:r>
+        <w:t>“Probably.”</w:t>
+      </w:r>
+    </w:p>
+    <w:p>
+      <w:pPr>
+        <w:jc w:val="left"/>
+      </w:pPr>
+      <w:r>
+        <w:t>“Probably.”</w:t>
+      </w:r>
+    </w:p>
+    <w:p>
+      <w:pPr>
+        <w:jc w:val="left"/>
+      </w:pPr>
+      <w:r>
+        <w:t>Farid looked at him.</w:t>
+      </w:r>
+    </w:p>
+    <w:p>
+      <w:pPr>
+        <w:jc w:val="left"/>
+      </w:pPr>
+      <w:r>
+        <w:t>“You want arithmetic?”</w:t>
+      </w:r>
+    </w:p>
+    <w:p>
+      <w:pPr>
+        <w:jc w:val="left"/>
+      </w:pPr>
+      <w:r>
+        <w:t>“No.”</w:t>
+      </w:r>
+    </w:p>
+    <w:p>
+      <w:pPr>
+        <w:jc w:val="left"/>
+      </w:pPr>
+      <w:r>
+        <w:t>“That is what you are asking for.”</w:t>
+      </w:r>
+    </w:p>
+    <w:p>
+      <w:pPr>
+        <w:jc w:val="left"/>
+      </w:pPr>
+      <w:r>
+        <w:t>“No.”</w:t>
+      </w:r>
+    </w:p>
+    <w:p>
+      <w:pPr>
+        <w:jc w:val="left"/>
+      </w:pPr>
+      <w:r>
+        <w:t>Rahman leaned forward.</w:t>
+      </w:r>
+    </w:p>
+    <w:p>
+      <w:pPr>
+        <w:jc w:val="left"/>
+      </w:pPr>
+      <w:r>
+        <w:t>“I am asking when using a compromised channel became participating in it.”</w:t>
+      </w:r>
+    </w:p>
+    <w:p>
+      <w:pPr>
+        <w:jc w:val="left"/>
+      </w:pPr>
+      <w:r>
+        <w:t>Farid said nothing.</w:t>
+      </w:r>
+    </w:p>
+    <w:p>
+      <w:pPr>
+        <w:jc w:val="left"/>
+      </w:pPr>
+      <w:r>
+        <w:t>That was the real question.</w:t>
+      </w:r>
+    </w:p>
+    <w:p>
+      <w:pPr>
+        <w:jc w:val="left"/>
+      </w:pPr>
+      <w:r>
+        <w:t>Rahman pointed at the 2001 order.</w:t>
+      </w:r>
+    </w:p>
+    <w:p>
+      <w:pPr>
+        <w:jc w:val="left"/>
+      </w:pPr>
+      <w:r>
+        <w:t>“You removed police-integrity names from circulation.”</w:t>
+      </w:r>
+    </w:p>
+    <w:p>
+      <w:pPr>
+        <w:jc w:val="left"/>
+      </w:pPr>
+      <w:r>
+        <w:t>“Yes.”</w:t>
+      </w:r>
+    </w:p>
+    <w:p>
+      <w:pPr>
+        <w:jc w:val="left"/>
+      </w:pPr>
+      <w:r>
+        <w:t>“Why?”</w:t>
+      </w:r>
+    </w:p>
+    <w:p>
+      <w:pPr>
+        <w:jc w:val="left"/>
+      </w:pPr>
+      <w:r>
+        <w:t>“Some were active source contacts.”</w:t>
+      </w:r>
+    </w:p>
+    <w:p>
+      <w:pPr>
+        <w:jc w:val="left"/>
+      </w:pPr>
+      <w:r>
+        <w:t>“All?”</w:t>
+      </w:r>
+    </w:p>
+    <w:p>
+      <w:pPr>
+        <w:jc w:val="left"/>
+      </w:pPr>
+      <w:r>
+        <w:t>“No.”</w:t>
+      </w:r>
+    </w:p>
+    <w:p>
+      <w:pPr>
+        <w:jc w:val="left"/>
+      </w:pPr>
+      <w:r>
+        <w:t>“Some were corrupt?”</w:t>
+      </w:r>
+    </w:p>
+    <w:p>
+      <w:pPr>
+        <w:jc w:val="left"/>
+      </w:pPr>
+      <w:r>
+        <w:t>“Yes.”</w:t>
+      </w:r>
+    </w:p>
+    <w:p>
+      <w:pPr>
+        <w:jc w:val="left"/>
+      </w:pPr>
+      <w:r>
+        <w:t>“And you removed them too.”</w:t>
+      </w:r>
+    </w:p>
+    <w:p>
+      <w:pPr>
+        <w:jc w:val="left"/>
+      </w:pPr>
+      <w:r>
+        <w:t>“Yes.”</w:t>
+      </w:r>
+    </w:p>
+    <w:p>
+      <w:pPr>
+        <w:jc w:val="left"/>
+      </w:pPr>
+      <w:r>
+        <w:t>“Why?”</w:t>
+      </w:r>
+    </w:p>
+    <w:p>
+      <w:pPr>
+        <w:jc w:val="left"/>
+      </w:pPr>
+      <w:r>
+        <w:t>“Because exposing them would have exposed how we knew.”</w:t>
+      </w:r>
+    </w:p>
+    <w:p>
+      <w:pPr>
+        <w:jc w:val="left"/>
+      </w:pPr>
+      <w:r>
+        <w:t>Rahman’s jaw tightened.</w:t>
+      </w:r>
+    </w:p>
+    <w:p>
+      <w:pPr>
+        <w:jc w:val="left"/>
+      </w:pPr>
+      <w:r>
+        <w:t>“So source protection.”</w:t>
+      </w:r>
+    </w:p>
+    <w:p>
+      <w:pPr>
+        <w:jc w:val="left"/>
+      </w:pPr>
+      <w:r>
+        <w:t>“Sometimes.”</w:t>
+      </w:r>
+    </w:p>
+    <w:p>
+      <w:pPr>
+        <w:jc w:val="left"/>
+      </w:pPr>
+      <w:r>
+        <w:t>“And the rest?”</w:t>
+      </w:r>
+    </w:p>
+    <w:p>
+      <w:pPr>
+        <w:jc w:val="left"/>
+      </w:pPr>
+      <w:r>
+        <w:t>Farid looked at him.</w:t>
+      </w:r>
+    </w:p>
+    <w:p>
+      <w:pPr>
+        <w:jc w:val="left"/>
+      </w:pPr>
+      <w:r>
+        <w:t>“Operational containment.”</w:t>
+      </w:r>
+    </w:p>
+    <w:p>
+      <w:pPr>
+        <w:jc w:val="left"/>
+      </w:pPr>
+      <w:r>
+        <w:t>Rahman laughed once.</w:t>
+      </w:r>
+    </w:p>
+    <w:p>
+      <w:pPr>
+        <w:jc w:val="left"/>
+      </w:pPr>
+      <w:r>
+        <w:t>There it was.</w:t>
+      </w:r>
+    </w:p>
+    <w:p>
+      <w:pPr>
+        <w:jc w:val="left"/>
+      </w:pPr>
+      <w:r>
+        <w:t>The phrase had survived three decades.</w:t>
+      </w:r>
+    </w:p>
+    <w:p>
+      <w:pPr>
+        <w:jc w:val="left"/>
+      </w:pPr>
+      <w:r>
+        <w:t>“Tell me what that meant.”</w:t>
+      </w:r>
+    </w:p>
+    <w:p>
+      <w:pPr>
+        <w:jc w:val="left"/>
+      </w:pPr>
+      <w:r>
+        <w:t>Farid took his time.</w:t>
+      </w:r>
+    </w:p>
+    <w:p>
+      <w:pPr>
+        <w:jc w:val="left"/>
+      </w:pPr>
+      <w:r>
+        <w:t>“Restrict information. move compromised officers away from access. monitor intermediaries. use what could be used. act when evidence was strong enough or risk became intolerable.”</w:t>
+      </w:r>
+    </w:p>
+    <w:p>
+      <w:pPr>
+        <w:jc w:val="left"/>
+      </w:pPr>
+      <w:r>
+        <w:t>“Who decided intolerable?”</w:t>
+      </w:r>
+    </w:p>
+    <w:p>
+      <w:pPr>
+        <w:jc w:val="left"/>
+      </w:pPr>
+      <w:r>
+        <w:t>“We did.”</w:t>
+      </w:r>
+    </w:p>
+    <w:p>
+      <w:pPr>
+        <w:jc w:val="left"/>
+      </w:pPr>
+      <w:r>
+        <w:t>“Who is we?”</w:t>
+      </w:r>
+    </w:p>
+    <w:p>
+      <w:pPr>
+        <w:jc w:val="left"/>
+      </w:pPr>
+      <w:r>
+        <w:t>Farid looked at him.</w:t>
+      </w:r>
+    </w:p>
+    <w:p>
+      <w:pPr>
+        <w:jc w:val="left"/>
+      </w:pPr>
+      <w:r>
+        <w:t>“Senior intelligence command. Sometimes criminal investigation. sometimes me.”</w:t>
+      </w:r>
+    </w:p>
+    <w:p>
+      <w:pPr>
+        <w:jc w:val="left"/>
+      </w:pPr>
+      <w:r>
+        <w:t>“Harun?”</w:t>
+      </w:r>
+    </w:p>
+    <w:p>
+      <w:pPr>
+        <w:jc w:val="left"/>
+      </w:pPr>
+      <w:r>
+        <w:t>“No.”</w:t>
+      </w:r>
+    </w:p>
+    <w:p>
+      <w:pPr>
+        <w:jc w:val="left"/>
+      </w:pPr>
+      <w:r>
+        <w:t>The answer was immediate.</w:t>
+      </w:r>
+    </w:p>
+    <w:p>
+      <w:pPr>
+        <w:jc w:val="left"/>
+      </w:pPr>
+      <w:r>
+        <w:t>“Why not?”</w:t>
+      </w:r>
+    </w:p>
+    <w:p>
+      <w:pPr>
+        <w:jc w:val="left"/>
+      </w:pPr>
+      <w:r>
+        <w:t>“Because Harun would have acted sooner.”</w:t>
+      </w:r>
+    </w:p>
+    <w:p>
+      <w:pPr>
+        <w:jc w:val="left"/>
+      </w:pPr>
+      <w:r>
+        <w:t>“Yes.”</w:t>
+      </w:r>
+    </w:p>
+    <w:p>
+      <w:pPr>
+        <w:jc w:val="left"/>
+      </w:pPr>
+      <w:r>
+        <w:t>“He thought delay became complicity.”</w:t>
+      </w:r>
+    </w:p>
+    <w:p>
+      <w:pPr>
+        <w:jc w:val="left"/>
+      </w:pPr>
+      <w:r>
+        <w:t>Farid looked toward the window.</w:t>
+      </w:r>
+    </w:p>
+    <w:p>
+      <w:pPr>
+        <w:jc w:val="left"/>
+      </w:pPr>
+      <w:r>
+        <w:t>“He may have been right.”</w:t>
+      </w:r>
+    </w:p>
+    <w:p>
+      <w:pPr>
+        <w:jc w:val="left"/>
+      </w:pPr>
+      <w:r>
+        <w:t>Rahman felt the words settle.</w:t>
+      </w:r>
+    </w:p>
+    <w:p>
+      <w:pPr>
+        <w:jc w:val="left"/>
+      </w:pPr>
+      <w:r>
+        <w:t>“May?”</w:t>
+      </w:r>
+    </w:p>
+    <w:p>
+      <w:pPr>
+        <w:jc w:val="left"/>
+      </w:pPr>
+      <w:r>
+        <w:t>Farid looked back.</w:t>
+      </w:r>
+    </w:p>
+    <w:p>
+      <w:pPr>
+        <w:jc w:val="left"/>
+      </w:pPr>
+      <w:r>
+        <w:t>“Yes.”</w:t>
+      </w:r>
+    </w:p>
+    <w:p>
+      <w:pPr>
+        <w:jc w:val="left"/>
+      </w:pPr>
+      <w:r>
+        <w:t>The office seemed smaller now.</w:t>
+      </w:r>
+    </w:p>
+    <w:p>
+      <w:pPr>
+        <w:jc w:val="left"/>
+      </w:pPr>
+      <w:r>
+        <w:t>Rahman looked at the man across from him.</w:t>
+      </w:r>
+    </w:p>
+    <w:p>
+      <w:pPr>
+        <w:jc w:val="left"/>
+      </w:pPr>
+      <w:r>
+        <w:t>Not a criminal kingpin.</w:t>
+      </w:r>
+    </w:p>
+    <w:p>
+      <w:pPr>
+        <w:jc w:val="left"/>
+      </w:pPr>
+      <w:r>
+        <w:t>Not a bought officer.</w:t>
+      </w:r>
+    </w:p>
+    <w:p>
+      <w:pPr>
+        <w:jc w:val="left"/>
+      </w:pPr>
+      <w:r>
+        <w:t>No envelope.</w:t>
+      </w:r>
+    </w:p>
+    <w:p>
+      <w:pPr>
+        <w:jc w:val="left"/>
+      </w:pPr>
+      <w:r>
+        <w:t>No secret account.</w:t>
+      </w:r>
+    </w:p>
+    <w:p>
+      <w:pPr>
+        <w:jc w:val="left"/>
+      </w:pPr>
+      <w:r>
+        <w:t>Nothing simple.</w:t>
+      </w:r>
+    </w:p>
+    <w:p>
+      <w:pPr>
+        <w:jc w:val="left"/>
+      </w:pPr>
+      <w:r>
+        <w:t>A senior policeman who had believed information could be managed.</w:t>
+      </w:r>
+    </w:p>
+    <w:p>
+      <w:pPr>
+        <w:jc w:val="left"/>
+      </w:pPr>
+      <w:r>
+        <w:t>Who had taken compromised relationships and turned them into tools.</w:t>
+      </w:r>
+    </w:p>
+    <w:p>
+      <w:pPr>
+        <w:jc w:val="left"/>
+      </w:pPr>
+      <w:r>
+        <w:t>Who had hidden some wrongdoing to expose larger wrongdoing.</w:t>
+      </w:r>
+    </w:p>
+    <w:p>
+      <w:pPr>
+        <w:jc w:val="left"/>
+      </w:pPr>
+      <w:r>
+        <w:t>Who had protected sources, investigations, officers, channels and eventually perhaps the system that made those choices necessary.</w:t>
+      </w:r>
+    </w:p>
+    <w:p>
+      <w:pPr>
+        <w:jc w:val="left"/>
+      </w:pPr>
+      <w:r>
+        <w:t>Rahman understood too much of it.</w:t>
+      </w:r>
+    </w:p>
+    <w:p>
+      <w:pPr>
+        <w:jc w:val="left"/>
+      </w:pPr>
+      <w:r>
+        <w:t>That was what frightened him.</w:t>
+      </w:r>
+    </w:p>
+    <w:p>
+      <w:pPr>
+        <w:jc w:val="left"/>
+      </w:pPr>
+      <w:r>
+        <w:t>“You thought you could control it.”</w:t>
+      </w:r>
+    </w:p>
+    <w:p>
+      <w:pPr>
+        <w:jc w:val="left"/>
+      </w:pPr>
+      <w:r>
+        <w:t>“Yes.”</w:t>
+      </w:r>
+    </w:p>
+    <w:p>
+      <w:pPr>
+        <w:jc w:val="left"/>
+      </w:pPr>
+      <w:r>
+        <w:t>“Did you?”</w:t>
+      </w:r>
+    </w:p>
+    <w:p>
+      <w:pPr>
+        <w:jc w:val="left"/>
+      </w:pPr>
+      <w:r>
+        <w:t>“Sometimes.”</w:t>
+      </w:r>
+    </w:p>
+    <w:p>
+      <w:pPr>
+        <w:jc w:val="left"/>
+      </w:pPr>
+      <w:r>
+        <w:t>“And when you couldn’t?”</w:t>
+      </w:r>
+    </w:p>
+    <w:p>
+      <w:pPr>
+        <w:jc w:val="left"/>
+      </w:pPr>
+      <w:r>
+        <w:t>Farid smiled without humour.</w:t>
+      </w:r>
+    </w:p>
+    <w:p>
+      <w:pPr>
+        <w:jc w:val="left"/>
+      </w:pPr>
+      <w:r>
+        <w:t>“You are looking at the result.”</w:t>
+      </w:r>
+    </w:p>
+    <w:p>
+      <w:pPr>
+        <w:jc w:val="left"/>
+      </w:pPr>
+      <w:r>
+        <w:t>Rahman said:</w:t>
+      </w:r>
+    </w:p>
+    <w:p>
+      <w:pPr>
+        <w:jc w:val="left"/>
+      </w:pPr>
+      <w:r>
+        <w:t>“ORION.”</w:t>
+      </w:r>
+    </w:p>
+    <w:p>
+      <w:pPr>
+        <w:jc w:val="left"/>
+      </w:pPr>
+      <w:r>
+        <w:t>“Yes.”</w:t>
+      </w:r>
+    </w:p>
+    <w:p>
+      <w:pPr>
+        <w:jc w:val="left"/>
+      </w:pPr>
+      <w:r>
+        <w:t>“Hafiz.”</w:t>
+      </w:r>
+    </w:p>
+    <w:p>
+      <w:pPr>
+        <w:jc w:val="left"/>
+      </w:pPr>
+      <w:r>
+        <w:t>Farid’s face tightened.</w:t>
+      </w:r>
+    </w:p>
+    <w:p>
+      <w:pPr>
+        <w:jc w:val="left"/>
+      </w:pPr>
+      <w:r>
+        <w:t>“I did not order his death.”</w:t>
+      </w:r>
+    </w:p>
+    <w:p>
+      <w:pPr>
+        <w:jc w:val="left"/>
+      </w:pPr>
+      <w:r>
+        <w:t>Rahman had not asked.</w:t>
+      </w:r>
+    </w:p>
+    <w:p>
+      <w:pPr>
+        <w:jc w:val="left"/>
+      </w:pPr>
+      <w:r>
+        <w:t>The denial entered the room anyway.</w:t>
+      </w:r>
+    </w:p>
+    <w:p>
+      <w:pPr>
+        <w:jc w:val="left"/>
+      </w:pPr>
+      <w:r>
+        <w:t>Rahman watched him.</w:t>
+      </w:r>
+    </w:p>
+    <w:p>
+      <w:pPr>
+        <w:jc w:val="left"/>
+      </w:pPr>
+      <w:r>
+        <w:t>“Faiz Idrus?”</w:t>
+      </w:r>
+    </w:p>
+    <w:p>
+      <w:pPr>
+        <w:jc w:val="left"/>
+      </w:pPr>
+      <w:r>
+        <w:t>“No.”</w:t>
+      </w:r>
+    </w:p>
+    <w:p>
+      <w:pPr>
+        <w:jc w:val="left"/>
+      </w:pPr>
+      <w:r>
+        <w:t>“Salmah?”</w:t>
+      </w:r>
+    </w:p>
+    <w:p>
+      <w:pPr>
+        <w:jc w:val="left"/>
+      </w:pPr>
+      <w:r>
+        <w:t>“No.”</w:t>
+      </w:r>
+    </w:p>
+    <w:p>
+      <w:pPr>
+        <w:jc w:val="left"/>
+      </w:pPr>
+      <w:r>
+        <w:t>“Zafir warning?”</w:t>
+      </w:r>
+    </w:p>
+    <w:p>
+      <w:pPr>
+        <w:jc w:val="left"/>
+      </w:pPr>
+      <w:r>
+        <w:t>“No.”</w:t>
+      </w:r>
+    </w:p>
+    <w:p>
+      <w:pPr>
+        <w:jc w:val="left"/>
+      </w:pPr>
+      <w:r>
+        <w:t>“The leaked ORION document?”</w:t>
+      </w:r>
+    </w:p>
+    <w:p>
+      <w:pPr>
+        <w:jc w:val="left"/>
+      </w:pPr>
+      <w:r>
+        <w:t>“No.”</w:t>
+      </w:r>
+    </w:p>
+    <w:p>
+      <w:pPr>
+        <w:jc w:val="left"/>
+      </w:pPr>
+      <w:r>
+        <w:t>“Farhan?”</w:t>
+      </w:r>
+    </w:p>
+    <w:p>
+      <w:pPr>
+        <w:jc w:val="left"/>
+      </w:pPr>
+      <w:r>
+        <w:t>“I knew nothing about his payments until ORION.”</w:t>
+      </w:r>
+    </w:p>
+    <w:p>
+      <w:pPr>
+        <w:jc w:val="left"/>
+      </w:pPr>
+      <w:r>
+        <w:t>Rahman held his gaze.</w:t>
+      </w:r>
+    </w:p>
+    <w:p>
+      <w:pPr>
+        <w:jc w:val="left"/>
+      </w:pPr>
+      <w:r>
+        <w:t>He believed some of that.</w:t>
+      </w:r>
+    </w:p>
+    <w:p>
+      <w:pPr>
+        <w:jc w:val="left"/>
+      </w:pPr>
+      <w:r>
+        <w:t>Maybe all.</w:t>
+      </w:r>
+    </w:p>
+    <w:p>
+      <w:pPr>
+        <w:jc w:val="left"/>
+      </w:pPr>
+      <w:r>
+        <w:t>Belief remained irrelevant.</w:t>
+      </w:r>
+    </w:p>
+    <w:p>
+      <w:pPr>
+        <w:jc w:val="left"/>
+      </w:pPr>
+      <w:r>
+        <w:t>“Did you ever give the network police information?”</w:t>
+      </w:r>
+    </w:p>
+    <w:p>
+      <w:pPr>
+        <w:jc w:val="left"/>
+      </w:pPr>
+      <w:r>
+        <w:t>Farid paused.</w:t>
+      </w:r>
+    </w:p>
+    <w:p>
+      <w:pPr>
+        <w:jc w:val="left"/>
+      </w:pPr>
+      <w:r>
+        <w:t>Rahman’s stomach tightened.</w:t>
+      </w:r>
+    </w:p>
+    <w:p>
+      <w:pPr>
+        <w:jc w:val="left"/>
+      </w:pPr>
+      <w:r>
+        <w:t>“Answer.”</w:t>
+      </w:r>
+    </w:p>
+    <w:p>
+      <w:pPr>
+        <w:jc w:val="left"/>
+      </w:pPr>
+      <w:r>
+        <w:t>“I gave information to sources and intermediaries where I believed doing so served an intelligence purpose.”</w:t>
+      </w:r>
+    </w:p>
+    <w:p>
+      <w:pPr>
+        <w:jc w:val="left"/>
+      </w:pPr>
+      <w:r>
+        <w:t>“That is not what I asked.”</w:t>
+      </w:r>
+    </w:p>
+    <w:p>
+      <w:pPr>
+        <w:jc w:val="left"/>
+      </w:pPr>
+      <w:r>
+        <w:t>“It is the accurate answer.”</w:t>
+      </w:r>
+    </w:p>
+    <w:p>
+      <w:pPr>
+        <w:jc w:val="left"/>
+      </w:pPr>
+      <w:r>
+        <w:t>“Did that information reach criminals?”</w:t>
+      </w:r>
+    </w:p>
+    <w:p>
+      <w:pPr>
+        <w:jc w:val="left"/>
+      </w:pPr>
+      <w:r>
+        <w:t>“Yes.”</w:t>
+      </w:r>
+    </w:p>
+    <w:p>
+      <w:pPr>
+        <w:jc w:val="left"/>
+      </w:pPr>
+      <w:r>
+        <w:t>“Did you know it would?”</w:t>
+      </w:r>
+    </w:p>
+    <w:p>
+      <w:pPr>
+        <w:jc w:val="left"/>
+      </w:pPr>
+      <w:r>
+        <w:t>“Sometimes.”</w:t>
+      </w:r>
+    </w:p>
+    <w:p>
+      <w:pPr>
+        <w:jc w:val="left"/>
+      </w:pPr>
+      <w:r>
+        <w:t>Rahman looked away.</w:t>
+      </w:r>
+    </w:p>
+    <w:p>
+      <w:pPr>
+        <w:jc w:val="left"/>
+      </w:pPr>
+      <w:r>
+        <w:t>There.</w:t>
+      </w:r>
+    </w:p>
+    <w:p>
+      <w:pPr>
+        <w:jc w:val="left"/>
+      </w:pPr>
+      <w:r>
+        <w:t>Not sale.</w:t>
+      </w:r>
+    </w:p>
+    <w:p>
+      <w:pPr>
+        <w:jc w:val="left"/>
+      </w:pPr>
+      <w:r>
+        <w:t>Not bribery.</w:t>
+      </w:r>
+    </w:p>
+    <w:p>
+      <w:pPr>
+        <w:jc w:val="left"/>
+      </w:pPr>
+      <w:r>
+        <w:t>Use.</w:t>
+      </w:r>
+    </w:p>
+    <w:p>
+      <w:pPr>
+        <w:jc w:val="left"/>
+      </w:pPr>
+      <w:r>
+        <w:t>Calculated release.</w:t>
+      </w:r>
+    </w:p>
+    <w:p>
+      <w:pPr>
+        <w:jc w:val="left"/>
+      </w:pPr>
+      <w:r>
+        <w:t>Controlled contamination.</w:t>
+      </w:r>
+    </w:p>
+    <w:p>
+      <w:pPr>
+        <w:jc w:val="left"/>
+      </w:pPr>
+      <w:r>
+        <w:t>At least in Farid’s mind.</w:t>
+      </w:r>
+    </w:p>
+    <w:p>
+      <w:pPr>
+        <w:jc w:val="left"/>
+      </w:pPr>
+      <w:r>
+        <w:t>“Did people benefit because you warned them?”</w:t>
+      </w:r>
+    </w:p>
+    <w:p>
+      <w:pPr>
+        <w:jc w:val="left"/>
+      </w:pPr>
+      <w:r>
+        <w:t>“Sometimes.”</w:t>
+      </w:r>
+    </w:p>
+    <w:p>
+      <w:pPr>
+        <w:jc w:val="left"/>
+      </w:pPr>
+      <w:r>
+        <w:t>“Did prosecutions disappear?”</w:t>
+      </w:r>
+    </w:p>
+    <w:p>
+      <w:pPr>
+        <w:jc w:val="left"/>
+      </w:pPr>
+      <w:r>
+        <w:t>“Some were not brought.”</w:t>
+      </w:r>
+    </w:p>
+    <w:p>
+      <w:pPr>
+        <w:jc w:val="left"/>
+      </w:pPr>
+      <w:r>
+        <w:t>“Evidence buried?”</w:t>
+      </w:r>
+    </w:p>
+    <w:p>
+      <w:pPr>
+        <w:jc w:val="left"/>
+      </w:pPr>
+      <w:r>
+        <w:t>“Restricted.”</w:t>
+      </w:r>
+    </w:p>
+    <w:p>
+      <w:pPr>
+        <w:jc w:val="left"/>
+      </w:pPr>
+      <w:r>
+        <w:t>“Same thing to the victim.”</w:t>
+      </w:r>
+    </w:p>
+    <w:p>
+      <w:pPr>
+        <w:jc w:val="left"/>
+      </w:pPr>
+      <w:r>
+        <w:t>Farid’s face changed.</w:t>
+      </w:r>
+    </w:p>
+    <w:p>
+      <w:pPr>
+        <w:jc w:val="left"/>
+      </w:pPr>
+      <w:r>
+        <w:t>“Yes.”</w:t>
+      </w:r>
+    </w:p>
+    <w:p>
+      <w:pPr>
+        <w:jc w:val="left"/>
+      </w:pPr>
+      <w:r>
+        <w:t>The agreement hurt more than defence.</w:t>
+      </w:r>
+    </w:p>
+    <w:p>
+      <w:pPr>
+        <w:jc w:val="left"/>
+      </w:pPr>
+      <w:r>
+        <w:t>Rahman said:</w:t>
+      </w:r>
+    </w:p>
+    <w:p>
+      <w:pPr>
+        <w:jc w:val="left"/>
+      </w:pPr>
+      <w:r>
+        <w:t>“When did the line move?”</w:t>
+      </w:r>
+    </w:p>
+    <w:p>
+      <w:pPr>
+        <w:jc w:val="left"/>
+      </w:pPr>
+      <w:r>
+        <w:t>Farid did not answer.</w:t>
+      </w:r>
+    </w:p>
+    <w:p>
+      <w:pPr>
+        <w:jc w:val="left"/>
+      </w:pPr>
+      <w:r>
+        <w:t>“When did source handling become protection?”</w:t>
+      </w:r>
+    </w:p>
+    <w:p>
+      <w:pPr>
+        <w:jc w:val="left"/>
+      </w:pPr>
+      <w:r>
+        <w:t>Silence.</w:t>
+      </w:r>
+    </w:p>
+    <w:p>
+      <w:pPr>
+        <w:jc w:val="left"/>
+      </w:pPr>
+      <w:r>
+        <w:t>“When did containment become dependency?”</w:t>
+      </w:r>
+    </w:p>
+    <w:p>
+      <w:pPr>
+        <w:jc w:val="left"/>
+      </w:pPr>
+      <w:r>
+        <w:t>Farid looked down at his hands.</w:t>
+      </w:r>
+    </w:p>
+    <w:p>
+      <w:pPr>
+        <w:jc w:val="left"/>
+      </w:pPr>
+      <w:r>
+        <w:t>For the first time, he seemed unsure.</w:t>
+      </w:r>
+    </w:p>
+    <w:p>
+      <w:pPr>
+        <w:jc w:val="left"/>
+      </w:pPr>
+      <w:r>
+        <w:t>Not strategically.</w:t>
+      </w:r>
+    </w:p>
+    <w:p>
+      <w:pPr>
+        <w:jc w:val="left"/>
+      </w:pPr>
+      <w:r>
+        <w:t>Actually unsure.</w:t>
+      </w:r>
+    </w:p>
+    <w:p>
+      <w:pPr>
+        <w:jc w:val="left"/>
+      </w:pPr>
+      <w:r>
+        <w:t>Rahman waited.</w:t>
+      </w:r>
+    </w:p>
+    <w:p>
+      <w:pPr>
+        <w:jc w:val="left"/>
+      </w:pPr>
+      <w:r>
+        <w:t>Farid said:</w:t>
+      </w:r>
+    </w:p>
+    <w:p>
+      <w:pPr>
+        <w:jc w:val="left"/>
+      </w:pPr>
+      <w:r>
+        <w:t>“At first, every decision had a reason.”</w:t>
+      </w:r>
+    </w:p>
+    <w:p>
+      <w:pPr>
+        <w:jc w:val="left"/>
+      </w:pPr>
+      <w:r>
+        <w:t>Rahman said nothing.</w:t>
+      </w:r>
+    </w:p>
+    <w:p>
+      <w:pPr>
+        <w:jc w:val="left"/>
+      </w:pPr>
+      <w:r>
+        <w:t>“One source was too valuable to expose.”</w:t>
+      </w:r>
+    </w:p>
+    <w:p>
+      <w:pPr>
+        <w:jc w:val="left"/>
+      </w:pPr>
+      <w:r>
+        <w:t>A pause.</w:t>
+      </w:r>
+    </w:p>
+    <w:p>
+      <w:pPr>
+        <w:jc w:val="left"/>
+      </w:pPr>
+      <w:r>
+        <w:t>“One officer could be moved instead of arrested while we mapped his contacts.”</w:t>
+      </w:r>
+    </w:p>
+    <w:p>
+      <w:pPr>
+        <w:jc w:val="left"/>
+      </w:pPr>
+      <w:r>
+        <w:t>Another.</w:t>
+      </w:r>
+    </w:p>
+    <w:p>
+      <w:pPr>
+        <w:jc w:val="left"/>
+      </w:pPr>
+      <w:r>
+        <w:t>“One company could remain open so we could watch who used it.”</w:t>
+      </w:r>
+    </w:p>
+    <w:p>
+      <w:pPr>
+        <w:jc w:val="left"/>
+      </w:pPr>
+      <w:r>
+        <w:t>Another.</w:t>
+      </w:r>
+    </w:p>
+    <w:p>
+      <w:pPr>
+        <w:jc w:val="left"/>
+      </w:pPr>
+      <w:r>
+        <w:t>“One financial intermediary could be tolerated because his records showed us bigger flows.”</w:t>
+      </w:r>
+    </w:p>
+    <w:p>
+      <w:pPr>
+        <w:jc w:val="left"/>
+      </w:pPr>
+      <w:r>
+        <w:t>Farid looked up.</w:t>
+      </w:r>
+    </w:p>
+    <w:p>
+      <w:pPr>
+        <w:jc w:val="left"/>
+      </w:pPr>
+      <w:r>
+        <w:t>“Every decision was temporary.”</w:t>
+      </w:r>
+    </w:p>
+    <w:p>
+      <w:pPr>
+        <w:jc w:val="left"/>
+      </w:pPr>
+      <w:r>
+        <w:t>Rahman thought of his own breaches.</w:t>
+      </w:r>
+    </w:p>
+    <w:p>
+      <w:pPr>
+        <w:jc w:val="left"/>
+      </w:pPr>
+      <w:r>
+        <w:t>One necessary exception.</w:t>
+      </w:r>
+    </w:p>
+    <w:p>
+      <w:pPr>
+        <w:jc w:val="left"/>
+      </w:pPr>
+      <w:r>
+        <w:t>One successful outcome.</w:t>
+      </w:r>
+    </w:p>
+    <w:p>
+      <w:pPr>
+        <w:jc w:val="left"/>
+      </w:pPr>
+      <w:r>
+        <w:t>One justification.</w:t>
+      </w:r>
+    </w:p>
+    <w:p>
+      <w:pPr>
+        <w:jc w:val="left"/>
+      </w:pPr>
+      <w:r>
         <w:t>Farid continued.</w:t>
       </w:r>
     </w:p>
@@ -2716,7 +4644,47 @@
         <w:jc w:val="left"/>
       </w:pPr>
       <w:r>
-        <w:t>“Leader. members. command. succession.”</w:t>
+        <w:t>“Then the network learned us.”</w:t>
+      </w:r>
+    </w:p>
+    <w:p>
+      <w:pPr>
+        <w:jc w:val="left"/>
+      </w:pPr>
+      <w:r>
+        <w:t>The words were quiet.</w:t>
+      </w:r>
+    </w:p>
+    <w:p>
+      <w:pPr>
+        <w:jc w:val="left"/>
+      </w:pPr>
+      <w:r>
+        <w:t>Rahman felt them.</w:t>
+      </w:r>
+    </w:p>
+    <w:p>
+      <w:pPr>
+        <w:jc w:val="left"/>
+      </w:pPr>
+      <w:r>
+        <w:t>“How?”</w:t>
+      </w:r>
+    </w:p>
+    <w:p>
+      <w:pPr>
+        <w:jc w:val="left"/>
+      </w:pPr>
+      <w:r>
+        <w:t>“It learned what we protected.”</w:t>
+      </w:r>
+    </w:p>
+    <w:p>
+      <w:pPr>
+        <w:jc w:val="left"/>
+      </w:pPr>
+      <w:r>
+        <w:t>“Sources.”</w:t>
       </w:r>
     </w:p>
     <w:p>
@@ -2732,55 +4700,479 @@
         <w:jc w:val="left"/>
       </w:pPr>
       <w:r>
-        <w:t>“Because that is how police understand organised crime.”</w:t>
-      </w:r>
-    </w:p>
-    <w:p>
-      <w:pPr>
-        <w:jc w:val="left"/>
-      </w:pPr>
-      <w:r>
-        <w:t>“Usually.”</w:t>
-      </w:r>
-    </w:p>
-    <w:p>
-      <w:pPr>
-        <w:jc w:val="left"/>
-      </w:pPr>
-      <w:r>
-        <w:t>“And that is why this survived.”</w:t>
-      </w:r>
-    </w:p>
-    <w:p>
-      <w:pPr>
-        <w:jc w:val="left"/>
-      </w:pPr>
-      <w:r>
-        <w:t>Aisyah would have objected to the jump.</w:t>
-      </w:r>
-    </w:p>
-    <w:p>
-      <w:pPr>
-        <w:jc w:val="left"/>
-      </w:pPr>
-      <w:r>
-        <w:t>Rahman heard her voice in his head.</w:t>
-      </w:r>
-    </w:p>
-    <w:p>
-      <w:pPr>
-        <w:jc w:val="left"/>
-      </w:pPr>
-      <w:r>
-        <w:t>He asked instead:</w:t>
-      </w:r>
-    </w:p>
-    <w:p>
-      <w:pPr>
-        <w:jc w:val="left"/>
-      </w:pPr>
-      <w:r>
-        <w:t>“What did you contain?”</w:t>
+        <w:t>“Reputation.”</w:t>
+      </w:r>
+    </w:p>
+    <w:p>
+      <w:pPr>
+        <w:jc w:val="left"/>
+      </w:pPr>
+      <w:r>
+        <w:t>“Yes.”</w:t>
+      </w:r>
+    </w:p>
+    <w:p>
+      <w:pPr>
+        <w:jc w:val="left"/>
+      </w:pPr>
+      <w:r>
+        <w:t>“Ongoing cases.”</w:t>
+      </w:r>
+    </w:p>
+    <w:p>
+      <w:pPr>
+        <w:jc w:val="left"/>
+      </w:pPr>
+      <w:r>
+        <w:t>“Yes.”</w:t>
+      </w:r>
+    </w:p>
+    <w:p>
+      <w:pPr>
+        <w:jc w:val="left"/>
+      </w:pPr>
+      <w:r>
+        <w:t>“Officers.”</w:t>
+      </w:r>
+    </w:p>
+    <w:p>
+      <w:pPr>
+        <w:jc w:val="left"/>
+      </w:pPr>
+      <w:r>
+        <w:t>“Yes.”</w:t>
+      </w:r>
+    </w:p>
+    <w:p>
+      <w:pPr>
+        <w:jc w:val="left"/>
+      </w:pPr>
+      <w:r>
+        <w:t>“Institutions.”</w:t>
+      </w:r>
+    </w:p>
+    <w:p>
+      <w:pPr>
+        <w:jc w:val="left"/>
+      </w:pPr>
+      <w:r>
+        <w:t>Farid’s mouth tightened.</w:t>
+      </w:r>
+    </w:p>
+    <w:p>
+      <w:pPr>
+        <w:jc w:val="left"/>
+      </w:pPr>
+      <w:r>
+        <w:t>“Yes.”</w:t>
+      </w:r>
+    </w:p>
+    <w:p>
+      <w:pPr>
+        <w:jc w:val="left"/>
+      </w:pPr>
+      <w:r>
+        <w:t>“And used it.”</w:t>
+      </w:r>
+    </w:p>
+    <w:p>
+      <w:pPr>
+        <w:jc w:val="left"/>
+      </w:pPr>
+      <w:r>
+        <w:t>“Yes.”</w:t>
+      </w:r>
+    </w:p>
+    <w:p>
+      <w:pPr>
+        <w:jc w:val="left"/>
+      </w:pPr>
+      <w:r>
+        <w:t>Rahman leaned back.</w:t>
+      </w:r>
+    </w:p>
+    <w:p>
+      <w:pPr>
+        <w:jc w:val="left"/>
+      </w:pPr>
+      <w:r>
+        <w:t>Farid looked suddenly exhausted.</w:t>
+      </w:r>
+    </w:p>
+    <w:p>
+      <w:pPr>
+        <w:jc w:val="left"/>
+      </w:pPr>
+      <w:r>
+        <w:t>“At some point I stopped knowing whether I was controlling it or it was controlling me.”</w:t>
+      </w:r>
+    </w:p>
+    <w:p>
+      <w:pPr>
+        <w:jc w:val="left"/>
+      </w:pPr>
+      <w:r>
+        <w:t>There it was.</w:t>
+      </w:r>
+    </w:p>
+    <w:p>
+      <w:pPr>
+        <w:jc w:val="left"/>
+      </w:pPr>
+      <w:r>
+        <w:t>No theatrics.</w:t>
+      </w:r>
+    </w:p>
+    <w:p>
+      <w:pPr>
+        <w:jc w:val="left"/>
+      </w:pPr>
+      <w:r>
+        <w:t>No collapse.</w:t>
+      </w:r>
+    </w:p>
+    <w:p>
+      <w:pPr>
+        <w:jc w:val="left"/>
+      </w:pPr>
+      <w:r>
+        <w:t>Just a man admitting the boundary had disappeared.</w:t>
+      </w:r>
+    </w:p>
+    <w:p>
+      <w:pPr>
+        <w:jc w:val="left"/>
+      </w:pPr>
+      <w:r>
+        <w:t>Rahman did not feel triumph.</w:t>
+      </w:r>
+    </w:p>
+    <w:p>
+      <w:pPr>
+        <w:jc w:val="left"/>
+      </w:pPr>
+      <w:r>
+        <w:t>Only grief.</w:t>
+      </w:r>
+    </w:p>
+    <w:p>
+      <w:pPr>
+        <w:jc w:val="left"/>
+      </w:pPr>
+      <w:r>
+        <w:t>Farid stood and walked to the window.</w:t>
+      </w:r>
+    </w:p>
+    <w:p>
+      <w:pPr>
+        <w:jc w:val="left"/>
+      </w:pPr>
+      <w:r>
+        <w:t>He kept his back to Rahman.</w:t>
+      </w:r>
+    </w:p>
+    <w:p>
+      <w:pPr>
+        <w:jc w:val="left"/>
+      </w:pPr>
+      <w:r>
+        <w:t>“I never took their money.”</w:t>
+      </w:r>
+    </w:p>
+    <w:p>
+      <w:pPr>
+        <w:jc w:val="left"/>
+      </w:pPr>
+      <w:r>
+        <w:t>Rahman said nothing.</w:t>
+      </w:r>
+    </w:p>
+    <w:p>
+      <w:pPr>
+        <w:jc w:val="left"/>
+      </w:pPr>
+      <w:r>
+        <w:t>“I never bought property through them.”</w:t>
+      </w:r>
+    </w:p>
+    <w:p>
+      <w:pPr>
+        <w:jc w:val="left"/>
+      </w:pPr>
+      <w:r>
+        <w:t>Nothing.</w:t>
+      </w:r>
+    </w:p>
+    <w:p>
+      <w:pPr>
+        <w:jc w:val="left"/>
+      </w:pPr>
+      <w:r>
+        <w:t>“I never asked them to promote me.”</w:t>
+      </w:r>
+    </w:p>
+    <w:p>
+      <w:pPr>
+        <w:jc w:val="left"/>
+      </w:pPr>
+      <w:r>
+        <w:t>Rahman looked at him.</w:t>
+      </w:r>
+    </w:p>
+    <w:p>
+      <w:pPr>
+        <w:jc w:val="left"/>
+      </w:pPr>
+      <w:r>
+        <w:t>“That is not your defence.”</w:t>
+      </w:r>
+    </w:p>
+    <w:p>
+      <w:pPr>
+        <w:jc w:val="left"/>
+      </w:pPr>
+      <w:r>
+        <w:t>Farid turned.</w:t>
+      </w:r>
+    </w:p>
+    <w:p>
+      <w:pPr>
+        <w:jc w:val="left"/>
+      </w:pPr>
+      <w:r>
+        <w:t>“No.”</w:t>
+      </w:r>
+    </w:p>
+    <w:p>
+      <w:pPr>
+        <w:jc w:val="left"/>
+      </w:pPr>
+      <w:r>
+        <w:t>“Good.”</w:t>
+      </w:r>
+    </w:p>
+    <w:p>
+      <w:pPr>
+        <w:jc w:val="left"/>
+      </w:pPr>
+      <w:r>
+        <w:t>Farid nodded.</w:t>
+      </w:r>
+    </w:p>
+    <w:p>
+      <w:pPr>
+        <w:jc w:val="left"/>
+      </w:pPr>
+      <w:r>
+        <w:t>“It is simply true.”</w:t>
+      </w:r>
+    </w:p>
+    <w:p>
+      <w:pPr>
+        <w:jc w:val="left"/>
+      </w:pPr>
+      <w:r>
+        <w:t>Rahman believed him.</w:t>
+      </w:r>
+    </w:p>
+    <w:p>
+      <w:pPr>
+        <w:jc w:val="left"/>
+      </w:pPr>
+      <w:r>
+        <w:t>Or wanted to.</w:t>
+      </w:r>
+    </w:p>
+    <w:p>
+      <w:pPr>
+        <w:jc w:val="left"/>
+      </w:pPr>
+      <w:r>
+        <w:t>Again irrelevant.</w:t>
+      </w:r>
+    </w:p>
+    <w:p>
+      <w:pPr>
+        <w:jc w:val="left"/>
+      </w:pPr>
+      <w:r>
+        <w:t>Farid continued.</w:t>
+      </w:r>
+    </w:p>
+    <w:p>
+      <w:pPr>
+        <w:jc w:val="left"/>
+      </w:pPr>
+      <w:r>
+        <w:t>“My mistake was worse in some ways.”</w:t>
+      </w:r>
+    </w:p>
+    <w:p>
+      <w:pPr>
+        <w:jc w:val="left"/>
+      </w:pPr>
+      <w:r>
+        <w:t>Rahman waited.</w:t>
+      </w:r>
+    </w:p>
+    <w:p>
+      <w:pPr>
+        <w:jc w:val="left"/>
+      </w:pPr>
+      <w:r>
+        <w:t>“I believed motive protected method.”</w:t>
+      </w:r>
+    </w:p>
+    <w:p>
+      <w:pPr>
+        <w:jc w:val="left"/>
+      </w:pPr>
+      <w:r>
+        <w:t>The sentence stayed in the room.</w:t>
+      </w:r>
+    </w:p>
+    <w:p>
+      <w:pPr>
+        <w:jc w:val="left"/>
+      </w:pPr>
+      <w:r>
+        <w:t>Rahman thought of Aisyah.</w:t>
+      </w:r>
+    </w:p>
+    <w:p>
+      <w:pPr>
+        <w:jc w:val="left"/>
+      </w:pPr>
+      <w:r>
+        <w:t>Good man in the room.</w:t>
+      </w:r>
+    </w:p>
+    <w:p>
+      <w:pPr>
+        <w:jc w:val="left"/>
+      </w:pPr>
+      <w:r>
+        <w:t>Farid said:</w:t>
+      </w:r>
+    </w:p>
+    <w:p>
+      <w:pPr>
+        <w:jc w:val="left"/>
+      </w:pPr>
+      <w:r>
+        <w:t>“If I delayed a case to save a source, I was still protecting the law.”</w:t>
+      </w:r>
+    </w:p>
+    <w:p>
+      <w:pPr>
+        <w:jc w:val="left"/>
+      </w:pPr>
+      <w:r>
+        <w:t>“If you hid an officer?”</w:t>
+      </w:r>
+    </w:p>
+    <w:p>
+      <w:pPr>
+        <w:jc w:val="left"/>
+      </w:pPr>
+      <w:r>
+        <w:t>“To reach someone above him.”</w:t>
+      </w:r>
+    </w:p>
+    <w:p>
+      <w:pPr>
+        <w:jc w:val="left"/>
+      </w:pPr>
+      <w:r>
+        <w:t>“If you kept a compromised intermediary alive?”</w:t>
+      </w:r>
+    </w:p>
+    <w:p>
+      <w:pPr>
+        <w:jc w:val="left"/>
+      </w:pPr>
+      <w:r>
+        <w:t>“To stop something larger.”</w:t>
+      </w:r>
+    </w:p>
+    <w:p>
+      <w:pPr>
+        <w:jc w:val="left"/>
+      </w:pPr>
+      <w:r>
+        <w:t>“If you restricted Harun?”</w:t>
+      </w:r>
+    </w:p>
+    <w:p>
+      <w:pPr>
+        <w:jc w:val="left"/>
+      </w:pPr>
+      <w:r>
+        <w:t>Farid’s expression changed.</w:t>
+      </w:r>
+    </w:p>
+    <w:p>
+      <w:pPr>
+        <w:jc w:val="left"/>
+      </w:pPr>
+      <w:r>
+        <w:t>“That was not only me.”</w:t>
+      </w:r>
+    </w:p>
+    <w:p>
+      <w:pPr>
+        <w:jc w:val="left"/>
+      </w:pPr>
+      <w:r>
+        <w:t>“You signed.”</w:t>
+      </w:r>
+    </w:p>
+    <w:p>
+      <w:pPr>
+        <w:jc w:val="left"/>
+      </w:pPr>
+      <w:r>
+        <w:t>“Yes.”</w:t>
+      </w:r>
+    </w:p>
+    <w:p>
+      <w:pPr>
+        <w:jc w:val="left"/>
+      </w:pPr>
+      <w:r>
+        <w:t>“Why?”</w:t>
+      </w:r>
+    </w:p>
+    <w:p>
+      <w:pPr>
+        <w:jc w:val="left"/>
+      </w:pPr>
+      <w:r>
+        <w:t>“Because by then 17/94 touched active intelligence relationships.”</w:t>
+      </w:r>
+    </w:p>
+    <w:p>
+      <w:pPr>
+        <w:jc w:val="left"/>
+      </w:pPr>
+      <w:r>
+        <w:t>“And corrupt police.”</w:t>
+      </w:r>
+    </w:p>
+    <w:p>
+      <w:pPr>
+        <w:jc w:val="left"/>
+      </w:pPr>
+      <w:r>
+        <w:t>“Yes.”</w:t>
+      </w:r>
+    </w:p>
+    <w:p>
+      <w:pPr>
+        <w:jc w:val="left"/>
+      </w:pPr>
+      <w:r>
+        <w:t>“Which mattered more?”</w:t>
       </w:r>
     </w:p>
     <w:p>
@@ -2796,103 +5188,111 @@
         <w:jc w:val="left"/>
       </w:pPr>
       <w:r>
-        <w:t>“People.”</w:t>
-      </w:r>
-    </w:p>
-    <w:p>
-      <w:pPr>
-        <w:jc w:val="left"/>
-      </w:pPr>
-      <w:r>
-        <w:t>“Who?”</w:t>
-      </w:r>
-    </w:p>
-    <w:p>
-      <w:pPr>
-        <w:jc w:val="left"/>
-      </w:pPr>
-      <w:r>
-        <w:t>“Compromised officers.”</w:t>
-      </w:r>
-    </w:p>
-    <w:p>
-      <w:pPr>
-        <w:jc w:val="left"/>
-      </w:pPr>
-      <w:r>
-        <w:t>“How many?”</w:t>
-      </w:r>
-    </w:p>
-    <w:p>
-      <w:pPr>
-        <w:jc w:val="left"/>
-      </w:pPr>
-      <w:r>
-        <w:t>“Never as many as people imagined.”</w:t>
-      </w:r>
-    </w:p>
-    <w:p>
-      <w:pPr>
-        <w:jc w:val="left"/>
-      </w:pPr>
-      <w:r>
-        <w:t>“Names.”</w:t>
-      </w:r>
-    </w:p>
-    <w:p>
-      <w:pPr>
-        <w:jc w:val="left"/>
-      </w:pPr>
-      <w:r>
-        <w:t>“Some changed.”</w:t>
-      </w:r>
-    </w:p>
-    <w:p>
-      <w:pPr>
-        <w:jc w:val="left"/>
-      </w:pPr>
-      <w:r>
-        <w:t>“Farid.”</w:t>
-      </w:r>
-    </w:p>
-    <w:p>
-      <w:pPr>
-        <w:jc w:val="left"/>
-      </w:pPr>
-      <w:r>
-        <w:t>“Some I never knew.”</w:t>
-      </w:r>
-    </w:p>
-    <w:p>
-      <w:pPr>
-        <w:jc w:val="left"/>
-      </w:pPr>
-      <w:r>
-        <w:t>“Names you knew.”</w:t>
-      </w:r>
-    </w:p>
-    <w:p>
-      <w:pPr>
-        <w:jc w:val="left"/>
-      </w:pPr>
-      <w:r>
-        <w:t>Farid looked tired.</w:t>
-      </w:r>
-    </w:p>
-    <w:p>
-      <w:pPr>
-        <w:jc w:val="left"/>
-      </w:pPr>
-      <w:r>
-        <w:t>“Officers who took money. officers who traded access. officers who passed information for favours. officers who helped relatives. officers who wanted promotions.”</w:t>
-      </w:r>
-    </w:p>
-    <w:p>
-      <w:pPr>
-        <w:jc w:val="left"/>
-      </w:pPr>
-      <w:r>
-        <w:t>“And you buried them.”</w:t>
+        <w:t>“That depended on the day.”</w:t>
+      </w:r>
+    </w:p>
+    <w:p>
+      <w:pPr>
+        <w:jc w:val="left"/>
+      </w:pPr>
+      <w:r>
+        <w:t>Rahman hated the answer because it sounded honest.</w:t>
+      </w:r>
+    </w:p>
+    <w:p>
+      <w:pPr>
+        <w:jc w:val="left"/>
+      </w:pPr>
+      <w:r>
+        <w:t>“What happened to Harun?”</w:t>
+      </w:r>
+    </w:p>
+    <w:p>
+      <w:pPr>
+        <w:jc w:val="left"/>
+      </w:pPr>
+      <w:r>
+        <w:t>Farid’s face closed slightly.</w:t>
+      </w:r>
+    </w:p>
+    <w:p>
+      <w:pPr>
+        <w:jc w:val="left"/>
+      </w:pPr>
+      <w:r>
+        <w:t>Not fully.</w:t>
+      </w:r>
+    </w:p>
+    <w:p>
+      <w:pPr>
+        <w:jc w:val="left"/>
+      </w:pPr>
+      <w:r>
+        <w:t>Rahman stood.</w:t>
+      </w:r>
+    </w:p>
+    <w:p>
+      <w:pPr>
+        <w:jc w:val="left"/>
+      </w:pPr>
+      <w:r>
+        <w:t>“This is where the confession stops?”</w:t>
+      </w:r>
+    </w:p>
+    <w:p>
+      <w:pPr>
+        <w:jc w:val="left"/>
+      </w:pPr>
+      <w:r>
+        <w:t>“I told you before.”</w:t>
+      </w:r>
+    </w:p>
+    <w:p>
+      <w:pPr>
+        <w:jc w:val="left"/>
+      </w:pPr>
+      <w:r>
+        <w:t>“Some truths arrive too late.”</w:t>
+      </w:r>
+    </w:p>
+    <w:p>
+      <w:pPr>
+        <w:jc w:val="left"/>
+      </w:pPr>
+      <w:r>
+        <w:t>“Yes.”</w:t>
+      </w:r>
+    </w:p>
+    <w:p>
+      <w:pPr>
+        <w:jc w:val="left"/>
+      </w:pPr>
+      <w:r>
+        <w:t>“That means you know.”</w:t>
+      </w:r>
+    </w:p>
+    <w:p>
+      <w:pPr>
+        <w:jc w:val="left"/>
+      </w:pPr>
+      <w:r>
+        <w:t>“I know pieces.”</w:t>
+      </w:r>
+    </w:p>
+    <w:p>
+      <w:pPr>
+        <w:jc w:val="left"/>
+      </w:pPr>
+      <w:r>
+        <w:t>“Tell me.”</w:t>
+      </w:r>
+    </w:p>
+    <w:p>
+      <w:pPr>
+        <w:jc w:val="left"/>
+      </w:pPr>
+      <w:r>
+        <w:t>Farid looked toward the documents.</w:t>
       </w:r>
     </w:p>
     <w:p>
@@ -2908,7 +5308,799 @@
         <w:jc w:val="left"/>
       </w:pPr>
       <w:r>
-        <w:t>“You stopped referrals.”</w:t>
+        <w:t>Rahman felt anger sharpen.</w:t>
+      </w:r>
+    </w:p>
+    <w:p>
+      <w:pPr>
+        <w:jc w:val="left"/>
+      </w:pPr>
+      <w:r>
+        <w:t>“Why?”</w:t>
+      </w:r>
+    </w:p>
+    <w:p>
+      <w:pPr>
+        <w:jc w:val="left"/>
+      </w:pPr>
+      <w:r>
+        <w:t>“Because I am not going to turn uncertainty into accusation because you are angry.”</w:t>
+      </w:r>
+    </w:p>
+    <w:p>
+      <w:pPr>
+        <w:jc w:val="left"/>
+      </w:pPr>
+      <w:r>
+        <w:t>“Who am I accusing?”</w:t>
+      </w:r>
+    </w:p>
+    <w:p>
+      <w:pPr>
+        <w:jc w:val="left"/>
+      </w:pPr>
+      <w:r>
+        <w:t>“You have not decided yet.”</w:t>
+      </w:r>
+    </w:p>
+    <w:p>
+      <w:pPr>
+        <w:jc w:val="left"/>
+      </w:pPr>
+      <w:r>
+        <w:t>Rahman stared.</w:t>
+      </w:r>
+    </w:p>
+    <w:p>
+      <w:pPr>
+        <w:jc w:val="left"/>
+      </w:pPr>
+      <w:r>
+        <w:t>Farid continued.</w:t>
+      </w:r>
+    </w:p>
+    <w:p>
+      <w:pPr>
+        <w:jc w:val="left"/>
+      </w:pPr>
+      <w:r>
+        <w:t>“I did not order Harun’s death.”</w:t>
+      </w:r>
+    </w:p>
+    <w:p>
+      <w:pPr>
+        <w:jc w:val="left"/>
+      </w:pPr>
+      <w:r>
+        <w:t>Again.</w:t>
+      </w:r>
+    </w:p>
+    <w:p>
+      <w:pPr>
+        <w:jc w:val="left"/>
+      </w:pPr>
+      <w:r>
+        <w:t>“You keep telling me what you did not do.”</w:t>
+      </w:r>
+    </w:p>
+    <w:p>
+      <w:pPr>
+        <w:jc w:val="left"/>
+      </w:pPr>
+      <w:r>
+        <w:t>“Because I know where your mind is going.”</w:t>
+      </w:r>
+    </w:p>
+    <w:p>
+      <w:pPr>
+        <w:jc w:val="left"/>
+      </w:pPr>
+      <w:r>
+        <w:t>“Did you know he was in danger?”</w:t>
+      </w:r>
+    </w:p>
+    <w:p>
+      <w:pPr>
+        <w:jc w:val="left"/>
+      </w:pPr>
+      <w:r>
+        <w:t>Farid paused.</w:t>
+      </w:r>
+    </w:p>
+    <w:p>
+      <w:pPr>
+        <w:jc w:val="left"/>
+      </w:pPr>
+      <w:r>
+        <w:t>“Yes.”</w:t>
+      </w:r>
+    </w:p>
+    <w:p>
+      <w:pPr>
+        <w:jc w:val="left"/>
+      </w:pPr>
+      <w:r>
+        <w:t>Rahman went still.</w:t>
+      </w:r>
+    </w:p>
+    <w:p>
+      <w:pPr>
+        <w:jc w:val="left"/>
+      </w:pPr>
+      <w:r>
+        <w:t>“How much?”</w:t>
+      </w:r>
+    </w:p>
+    <w:p>
+      <w:pPr>
+        <w:jc w:val="left"/>
+      </w:pPr>
+      <w:r>
+        <w:t>“Enough to worry.”</w:t>
+      </w:r>
+    </w:p>
+    <w:p>
+      <w:pPr>
+        <w:jc w:val="left"/>
+      </w:pPr>
+      <w:r>
+        <w:t>“From who?”</w:t>
+      </w:r>
+    </w:p>
+    <w:p>
+      <w:pPr>
+        <w:jc w:val="left"/>
+      </w:pPr>
+      <w:r>
+        <w:t>“Several directions.”</w:t>
+      </w:r>
+    </w:p>
+    <w:p>
+      <w:pPr>
+        <w:jc w:val="left"/>
+      </w:pPr>
+      <w:r>
+        <w:t>“Network?”</w:t>
+      </w:r>
+    </w:p>
+    <w:p>
+      <w:pPr>
+        <w:jc w:val="left"/>
+      </w:pPr>
+      <w:r>
+        <w:t>“Yes.”</w:t>
+      </w:r>
+    </w:p>
+    <w:p>
+      <w:pPr>
+        <w:jc w:val="left"/>
+      </w:pPr>
+      <w:r>
+        <w:t>“Police?”</w:t>
+      </w:r>
+    </w:p>
+    <w:p>
+      <w:pPr>
+        <w:jc w:val="left"/>
+      </w:pPr>
+      <w:r>
+        <w:t>Farid did not answer.</w:t>
+      </w:r>
+    </w:p>
+    <w:p>
+      <w:pPr>
+        <w:jc w:val="left"/>
+      </w:pPr>
+      <w:r>
+        <w:t>That was enough.</w:t>
+      </w:r>
+    </w:p>
+    <w:p>
+      <w:pPr>
+        <w:jc w:val="left"/>
+      </w:pPr>
+      <w:r>
+        <w:t>“Did you protect him?”</w:t>
+      </w:r>
+    </w:p>
+    <w:p>
+      <w:pPr>
+        <w:jc w:val="left"/>
+      </w:pPr>
+      <w:r>
+        <w:t>“I tried.”</w:t>
+      </w:r>
+    </w:p>
+    <w:p>
+      <w:pPr>
+        <w:jc w:val="left"/>
+      </w:pPr>
+      <w:r>
+        <w:t>“How?”</w:t>
+      </w:r>
+    </w:p>
+    <w:p>
+      <w:pPr>
+        <w:jc w:val="left"/>
+      </w:pPr>
+      <w:r>
+        <w:t>“Restricted some of his movements. reduced circulation of his work. told him to stop contacting certain people.”</w:t>
+      </w:r>
+    </w:p>
+    <w:p>
+      <w:pPr>
+        <w:jc w:val="left"/>
+      </w:pPr>
+      <w:r>
+        <w:t>“And did he?”</w:t>
+      </w:r>
+    </w:p>
+    <w:p>
+      <w:pPr>
+        <w:jc w:val="left"/>
+      </w:pPr>
+      <w:r>
+        <w:t>Farid almost smiled.</w:t>
+      </w:r>
+    </w:p>
+    <w:p>
+      <w:pPr>
+        <w:jc w:val="left"/>
+      </w:pPr>
+      <w:r>
+        <w:t>“No.”</w:t>
+      </w:r>
+    </w:p>
+    <w:p>
+      <w:pPr>
+        <w:jc w:val="left"/>
+      </w:pPr>
+      <w:r>
+        <w:t>Of course.</w:t>
+      </w:r>
+    </w:p>
+    <w:p>
+      <w:pPr>
+        <w:jc w:val="left"/>
+      </w:pPr>
+      <w:r>
+        <w:t>“Did he trust you?”</w:t>
+      </w:r>
+    </w:p>
+    <w:p>
+      <w:pPr>
+        <w:jc w:val="left"/>
+      </w:pPr>
+      <w:r>
+        <w:t>“Less by then.”</w:t>
+      </w:r>
+    </w:p>
+    <w:p>
+      <w:pPr>
+        <w:jc w:val="left"/>
+      </w:pPr>
+      <w:r>
+        <w:t>“Why?”</w:t>
+      </w:r>
+    </w:p>
+    <w:p>
+      <w:pPr>
+        <w:jc w:val="left"/>
+      </w:pPr>
+      <w:r>
+        <w:t>Farid looked at Rahman.</w:t>
+      </w:r>
+    </w:p>
+    <w:p>
+      <w:pPr>
+        <w:jc w:val="left"/>
+      </w:pPr>
+      <w:r>
+        <w:t>“Because he believed containment had already become compromise.”</w:t>
+      </w:r>
+    </w:p>
+    <w:p>
+      <w:pPr>
+        <w:jc w:val="left"/>
+      </w:pPr>
+      <w:r>
+        <w:t>Silence.</w:t>
+      </w:r>
+    </w:p>
+    <w:p>
+      <w:pPr>
+        <w:jc w:val="left"/>
+      </w:pPr>
+      <w:r>
+        <w:t>Rahman felt something old settle into place.</w:t>
+      </w:r>
+    </w:p>
+    <w:p>
+      <w:pPr>
+        <w:jc w:val="left"/>
+      </w:pPr>
+      <w:r>
+        <w:t>Not answer.</w:t>
+      </w:r>
+    </w:p>
+    <w:p>
+      <w:pPr>
+        <w:jc w:val="left"/>
+      </w:pPr>
+      <w:r>
+        <w:t>Shape.</w:t>
+      </w:r>
+    </w:p>
+    <w:p>
+      <w:pPr>
+        <w:jc w:val="left"/>
+      </w:pPr>
+      <w:r>
+        <w:t>Again.</w:t>
+      </w:r>
+    </w:p>
+    <w:p>
+      <w:pPr>
+        <w:jc w:val="left"/>
+      </w:pPr>
+      <w:r>
+        <w:t>The confrontation lasted another hour.</w:t>
+      </w:r>
+    </w:p>
+    <w:p>
+      <w:pPr>
+        <w:jc w:val="left"/>
+      </w:pPr>
+      <w:r>
+        <w:t>No confession to murder.</w:t>
+      </w:r>
+    </w:p>
+    <w:p>
+      <w:pPr>
+        <w:jc w:val="left"/>
+      </w:pPr>
+      <w:r>
+        <w:t>No secret ledger.</w:t>
+      </w:r>
+    </w:p>
+    <w:p>
+      <w:pPr>
+        <w:jc w:val="left"/>
+      </w:pPr>
+      <w:r>
+        <w:t>No master list.</w:t>
+      </w:r>
+    </w:p>
+    <w:p>
+      <w:pPr>
+        <w:jc w:val="left"/>
+      </w:pPr>
+      <w:r>
+        <w:t>Farid gave names of old intelligence operations Rahman would have to verify independently.</w:t>
+      </w:r>
+    </w:p>
+    <w:p>
+      <w:pPr>
+        <w:jc w:val="left"/>
+      </w:pPr>
+      <w:r>
+        <w:t>He identified two source channels that had been protected despite criminal contamination.</w:t>
+      </w:r>
+    </w:p>
+    <w:p>
+      <w:pPr>
+        <w:jc w:val="left"/>
+      </w:pPr>
+      <w:r>
+        <w:t>He admitted approving selective removal of police names from working dissemination.</w:t>
+      </w:r>
+    </w:p>
+    <w:p>
+      <w:pPr>
+        <w:jc w:val="left"/>
+      </w:pPr>
+      <w:r>
+        <w:t>He admitted using information derived from corrupt relationships to target larger organised-crime threats.</w:t>
+      </w:r>
+    </w:p>
+    <w:p>
+      <w:pPr>
+        <w:jc w:val="left"/>
+      </w:pPr>
+      <w:r>
+        <w:t>He admitted transferring officers quietly rather than exposing them when operational considerations outweighed immediate discipline.</w:t>
+      </w:r>
+    </w:p>
+    <w:p>
+      <w:pPr>
+        <w:jc w:val="left"/>
+      </w:pPr>
+      <w:r>
+        <w:t>He denied ever accepting money.</w:t>
+      </w:r>
+    </w:p>
+    <w:p>
+      <w:pPr>
+        <w:jc w:val="left"/>
+      </w:pPr>
+      <w:r>
+        <w:t>Denied ordering violence.</w:t>
+      </w:r>
+    </w:p>
+    <w:p>
+      <w:pPr>
+        <w:jc w:val="left"/>
+      </w:pPr>
+      <w:r>
+        <w:t>Denied controlling The Circle.</w:t>
+      </w:r>
+    </w:p>
+    <w:p>
+      <w:pPr>
+        <w:jc w:val="left"/>
+      </w:pPr>
+      <w:r>
+        <w:t>Denied knowing its complete modern structure.</w:t>
+      </w:r>
+    </w:p>
+    <w:p>
+      <w:pPr>
+        <w:jc w:val="left"/>
+      </w:pPr>
+      <w:r>
+        <w:t>Rahman believed the last one most.</w:t>
+      </w:r>
+    </w:p>
+    <w:p>
+      <w:pPr>
+        <w:jc w:val="left"/>
+      </w:pPr>
+      <w:r>
+        <w:t>Farid had known more than ORION.</w:t>
+      </w:r>
+    </w:p>
+    <w:p>
+      <w:pPr>
+        <w:jc w:val="left"/>
+      </w:pPr>
+      <w:r>
+        <w:t>Not everything.</w:t>
+      </w:r>
+    </w:p>
+    <w:p>
+      <w:pPr>
+        <w:jc w:val="left"/>
+      </w:pPr>
+      <w:r>
+        <w:t>Maybe nobody did.</w:t>
+      </w:r>
+    </w:p>
+    <w:p>
+      <w:pPr>
+        <w:jc w:val="left"/>
+      </w:pPr>
+      <w:r>
+        <w:t>Before Rahman left, he asked:</w:t>
+      </w:r>
+    </w:p>
+    <w:p>
+      <w:pPr>
+        <w:jc w:val="left"/>
+      </w:pPr>
+      <w:r>
+        <w:t>“Why tell me now?”</w:t>
+      </w:r>
+    </w:p>
+    <w:p>
+      <w:pPr>
+        <w:jc w:val="left"/>
+      </w:pPr>
+      <w:r>
+        <w:t>Farid remained standing behind his desk.</w:t>
+      </w:r>
+    </w:p>
+    <w:p>
+      <w:pPr>
+        <w:jc w:val="left"/>
+      </w:pPr>
+      <w:r>
+        <w:t>“Because you found the signatures.”</w:t>
+      </w:r>
+    </w:p>
+    <w:p>
+      <w:pPr>
+        <w:jc w:val="left"/>
+      </w:pPr>
+      <w:r>
+        <w:t>“That is not enough.”</w:t>
+      </w:r>
+    </w:p>
+    <w:p>
+      <w:pPr>
+        <w:jc w:val="left"/>
+      </w:pPr>
+      <w:r>
+        <w:t>“No.”</w:t>
+      </w:r>
+    </w:p>
+    <w:p>
+      <w:pPr>
+        <w:jc w:val="left"/>
+      </w:pPr>
+      <w:r>
+        <w:t>“Then why?”</w:t>
+      </w:r>
+    </w:p>
+    <w:p>
+      <w:pPr>
+        <w:jc w:val="left"/>
+      </w:pPr>
+      <w:r>
+        <w:t>Farid looked at him.</w:t>
+      </w:r>
+    </w:p>
+    <w:p>
+      <w:pPr>
+        <w:jc w:val="left"/>
+      </w:pPr>
+      <w:r>
+        <w:t>“Because if I lie now, you will spend the next week proving the lie instead of understanding what happened.”</w:t>
+      </w:r>
+    </w:p>
+    <w:p>
+      <w:pPr>
+        <w:jc w:val="left"/>
+      </w:pPr>
+      <w:r>
+        <w:t>Rahman almost smiled.</w:t>
+      </w:r>
+    </w:p>
+    <w:p>
+      <w:pPr>
+        <w:jc w:val="left"/>
+      </w:pPr>
+      <w:r>
+        <w:t>“Still managing the investigation.”</w:t>
+      </w:r>
+    </w:p>
+    <w:p>
+      <w:pPr>
+        <w:jc w:val="left"/>
+      </w:pPr>
+      <w:r>
+        <w:t>“Yes.”</w:t>
+      </w:r>
+    </w:p>
+    <w:p>
+      <w:pPr>
+        <w:jc w:val="left"/>
+      </w:pPr>
+      <w:r>
+        <w:t>At least he admitted it.</w:t>
+      </w:r>
+    </w:p>
+    <w:p>
+      <w:pPr>
+        <w:jc w:val="left"/>
+      </w:pPr>
+      <w:r>
+        <w:t>Rahman picked up the copies.</w:t>
+      </w:r>
+    </w:p>
+    <w:p>
+      <w:pPr>
+        <w:jc w:val="left"/>
+      </w:pPr>
+      <w:r>
+        <w:t>Farid said:</w:t>
+      </w:r>
+    </w:p>
+    <w:p>
+      <w:pPr>
+        <w:jc w:val="left"/>
+      </w:pPr>
+      <w:r>
+        <w:t>“Rahman.”</w:t>
+      </w:r>
+    </w:p>
+    <w:p>
+      <w:pPr>
+        <w:jc w:val="left"/>
+      </w:pPr>
+      <w:r>
+        <w:t>He stopped.</w:t>
+      </w:r>
+    </w:p>
+    <w:p>
+      <w:pPr>
+        <w:jc w:val="left"/>
+      </w:pPr>
+      <w:r>
+        <w:t>“I meant what I said about ORION.”</w:t>
+      </w:r>
+    </w:p>
+    <w:p>
+      <w:pPr>
+        <w:jc w:val="left"/>
+      </w:pPr>
+      <w:r>
+        <w:t>“Close it.”</w:t>
+      </w:r>
+    </w:p>
+    <w:p>
+      <w:pPr>
+        <w:jc w:val="left"/>
+      </w:pPr>
+      <w:r>
+        <w:t>“Yes.”</w:t>
+      </w:r>
+    </w:p>
+    <w:p>
+      <w:pPr>
+        <w:jc w:val="left"/>
+      </w:pPr>
+      <w:r>
+        <w:t>“Still?”</w:t>
+      </w:r>
+    </w:p>
+    <w:p>
+      <w:pPr>
+        <w:jc w:val="left"/>
+      </w:pPr>
+      <w:r>
+        <w:t>“Yes.”</w:t>
+      </w:r>
+    </w:p>
+    <w:p>
+      <w:pPr>
+        <w:jc w:val="left"/>
+      </w:pPr>
+      <w:r>
+        <w:t>“After this?”</w:t>
+      </w:r>
+    </w:p>
+    <w:p>
+      <w:pPr>
+        <w:jc w:val="left"/>
+      </w:pPr>
+      <w:r>
+        <w:t>“Especially after this.”</w:t>
+      </w:r>
+    </w:p>
+    <w:p>
+      <w:pPr>
+        <w:jc w:val="left"/>
+      </w:pPr>
+      <w:r>
+        <w:t>Rahman looked back.</w:t>
+      </w:r>
+    </w:p>
+    <w:p>
+      <w:pPr>
+        <w:jc w:val="left"/>
+      </w:pPr>
+      <w:r>
+        <w:t>Farid continued.</w:t>
+      </w:r>
+    </w:p>
+    <w:p>
+      <w:pPr>
+        <w:jc w:val="left"/>
+      </w:pPr>
+      <w:r>
+        <w:t>“What you are uncovering will not separate cleanly into innocent and guilty.”</w:t>
+      </w:r>
+    </w:p>
+    <w:p>
+      <w:pPr>
+        <w:jc w:val="left"/>
+      </w:pPr>
+      <w:r>
+        <w:t>“I know.”</w:t>
+      </w:r>
+    </w:p>
+    <w:p>
+      <w:pPr>
+        <w:jc w:val="left"/>
+      </w:pPr>
+      <w:r>
+        <w:t>“Then be careful.”</w:t>
+      </w:r>
+    </w:p>
+    <w:p>
+      <w:pPr>
+        <w:jc w:val="left"/>
+      </w:pPr>
+      <w:r>
+        <w:t>Rahman said:</w:t>
+      </w:r>
+    </w:p>
+    <w:p>
+      <w:pPr>
+        <w:jc w:val="left"/>
+      </w:pPr>
+      <w:r>
+        <w:t>“You have used that word for thirty years.”</w:t>
+      </w:r>
+    </w:p>
+    <w:p>
+      <w:pPr>
+        <w:jc w:val="left"/>
+      </w:pPr>
+      <w:r>
+        <w:t>“Yes.”</w:t>
+      </w:r>
+    </w:p>
+    <w:p>
+      <w:pPr>
+        <w:jc w:val="left"/>
+      </w:pPr>
+      <w:r>
+        <w:t>“Maybe too often.”</w:t>
+      </w:r>
+    </w:p>
+    <w:p>
+      <w:pPr>
+        <w:jc w:val="left"/>
+      </w:pPr>
+      <w:r>
+        <w:t>Farid looked toward the window.</w:t>
+      </w:r>
+    </w:p>
+    <w:p>
+      <w:pPr>
+        <w:jc w:val="left"/>
+      </w:pPr>
+      <w:r>
+        <w:t>“Maybe.”</w:t>
+      </w:r>
+    </w:p>
+    <w:p>
+      <w:pPr>
+        <w:jc w:val="left"/>
+      </w:pPr>
+      <w:r>
+        <w:t>Rahman left.</w:t>
+      </w:r>
+    </w:p>
+    <w:p>
+      <w:pPr>
+        <w:jc w:val="left"/>
+      </w:pPr>
+      <w:r>
+        <w:t>Aisyah was waiting in SOC 4. Daniel too. No one asked immediately.</w:t>
+      </w:r>
+    </w:p>
+    <w:p>
+      <w:pPr>
+        <w:jc w:val="left"/>
+      </w:pPr>
+      <w:r>
+        <w:t>Rahman closed the door and set the documents on the table.</w:t>
+      </w:r>
+    </w:p>
+    <w:p>
+      <w:pPr>
+        <w:jc w:val="left"/>
+      </w:pPr>
+      <w:r>
+        <w:t>“He admits the authorisations,” he said. “He admits the network was real. He restricted evidence, stopped some referrals, moved compromised officers instead of exposing them.”</w:t>
+      </w:r>
+    </w:p>
+    <w:p>
+      <w:pPr>
+        <w:jc w:val="left"/>
+      </w:pPr>
+      <w:r>
+        <w:t>Daniel stopped typing.</w:t>
+      </w:r>
+    </w:p>
+    <w:p>
+      <w:pPr>
+        <w:jc w:val="left"/>
+      </w:pPr>
+      <w:r>
+        <w:t>“Did it work?” he asked.</w:t>
       </w:r>
     </w:p>
     <w:p>
@@ -2924,39 +6116,15 @@
         <w:jc w:val="left"/>
       </w:pPr>
       <w:r>
-        <w:t>“That is burying.”</w:t>
-      </w:r>
-    </w:p>
-    <w:p>
-      <w:pPr>
-        <w:jc w:val="left"/>
-      </w:pPr>
-      <w:r>
-        <w:t>“No.”</w:t>
-      </w:r>
-    </w:p>
-    <w:p>
-      <w:pPr>
-        <w:jc w:val="left"/>
-      </w:pPr>
-      <w:r>
-        <w:t>Farid’s voice remained calm.</w:t>
-      </w:r>
-    </w:p>
-    <w:p>
-      <w:pPr>
-        <w:jc w:val="left"/>
-      </w:pPr>
-      <w:r>
-        <w:t>“I moved some. monitored some. allowed cases to continue against others.”</w:t>
-      </w:r>
-    </w:p>
-    <w:p>
-      <w:pPr>
-        <w:jc w:val="left"/>
-      </w:pPr>
-      <w:r>
-        <w:t>“Without IID.”</w:t>
+        <w:t>That was the whole tragedy.</w:t>
+      </w:r>
+    </w:p>
+    <w:p>
+      <w:pPr>
+        <w:jc w:val="left"/>
+      </w:pPr>
+      <w:r>
+        <w:t>“Formal interview now,” Aisyah said.</w:t>
       </w:r>
     </w:p>
     <w:p>
@@ -2972,7 +6140,47 @@
         <w:jc w:val="left"/>
       </w:pPr>
       <w:r>
-        <w:t>“Without prosecution.”</w:t>
+        <w:t>No hesitation. She noticed. Good.</w:t>
+      </w:r>
+    </w:p>
+    <w:p>
+      <w:pPr>
+        <w:jc w:val="left"/>
+      </w:pPr>
+      <w:r>
+        <w:t>“He denies taking money.”</w:t>
+      </w:r>
+    </w:p>
+    <w:p>
+      <w:pPr>
+        <w:jc w:val="left"/>
+      </w:pPr>
+      <w:r>
+        <w:t>“That is not necessary for corruption.”</w:t>
+      </w:r>
+    </w:p>
+    <w:p>
+      <w:pPr>
+        <w:jc w:val="left"/>
+      </w:pPr>
+      <w:r>
+        <w:t>“I know. And he admits Harun believed containment had already become compromise. On how Harun died, nothing but fragments.”</w:t>
+      </w:r>
+    </w:p>
+    <w:p>
+      <w:pPr>
+        <w:jc w:val="left"/>
+      </w:pPr>
+      <w:r>
+        <w:t>“Then we keep going.”</w:t>
+      </w:r>
+    </w:p>
+    <w:p>
+      <w:pPr>
+        <w:jc w:val="left"/>
+      </w:pPr>
+      <w:r>
+        <w:t>Rahman nodded.</w:t>
       </w:r>
     </w:p>
     <w:p>
@@ -2988,1999 +6196,151 @@
         <w:jc w:val="left"/>
       </w:pPr>
       <w:r>
-        <w:t>“Without anyone outside your circle knowing.”</w:t>
-      </w:r>
-    </w:p>
-    <w:p>
-      <w:pPr>
-        <w:jc w:val="left"/>
-      </w:pPr>
-      <w:r>
-        <w:t>Farid’s mouth tightened at the word.</w:t>
-      </w:r>
-    </w:p>
-    <w:p>
-      <w:pPr>
-        <w:jc w:val="left"/>
-      </w:pPr>
-      <w:r>
-        <w:t>“Yes.”</w:t>
-      </w:r>
-    </w:p>
-    <w:p>
-      <w:pPr>
-        <w:jc w:val="left"/>
-      </w:pPr>
-      <w:r>
-        <w:t>Rahman stared.</w:t>
-      </w:r>
-    </w:p>
-    <w:p>
-      <w:pPr>
-        <w:jc w:val="left"/>
-      </w:pPr>
-      <w:r>
-        <w:t>“Why?”</w:t>
-      </w:r>
-    </w:p>
-    <w:p>
-      <w:pPr>
-        <w:jc w:val="left"/>
-      </w:pPr>
-      <w:r>
-        <w:t>Farid looked at him as though the answer should have been obvious.</w:t>
-      </w:r>
-    </w:p>
-    <w:p>
-      <w:pPr>
-        <w:jc w:val="left"/>
-      </w:pPr>
-      <w:r>
-        <w:t>“Because they led upward.”</w:t>
-      </w:r>
-    </w:p>
-    <w:p>
-      <w:pPr>
-        <w:jc w:val="left"/>
-      </w:pPr>
-      <w:r>
-        <w:t>“To who?”</w:t>
-      </w:r>
-    </w:p>
-    <w:p>
-      <w:pPr>
-        <w:jc w:val="left"/>
-      </w:pPr>
-      <w:r>
-        <w:t>“Not one person.”</w:t>
-      </w:r>
-    </w:p>
-    <w:p>
-      <w:pPr>
-        <w:jc w:val="left"/>
-      </w:pPr>
-      <w:r>
-        <w:t>“Then what?”</w:t>
-      </w:r>
-    </w:p>
-    <w:p>
-      <w:pPr>
-        <w:jc w:val="left"/>
-      </w:pPr>
-      <w:r>
-        <w:t>“More valuable information.”</w:t>
-      </w:r>
-    </w:p>
-    <w:p>
-      <w:pPr>
-        <w:jc w:val="left"/>
-      </w:pPr>
-      <w:r>
-        <w:t>Rahman almost laughed.</w:t>
-      </w:r>
-    </w:p>
-    <w:p>
-      <w:pPr>
-        <w:jc w:val="left"/>
-      </w:pPr>
-      <w:r>
-        <w:t>“Always.”</w:t>
-      </w:r>
-    </w:p>
-    <w:p>
-      <w:pPr>
-        <w:jc w:val="left"/>
-      </w:pPr>
-      <w:r>
-        <w:t>Farid ignored him.</w:t>
-      </w:r>
-    </w:p>
-    <w:p>
-      <w:pPr>
-        <w:jc w:val="left"/>
-      </w:pPr>
-      <w:r>
-        <w:t>“One compromised constable tells you who paid him.”</w:t>
-      </w:r>
-    </w:p>
-    <w:p>
-      <w:pPr>
-        <w:jc w:val="left"/>
-      </w:pPr>
-      <w:r>
-        <w:t>“Yes.”</w:t>
-      </w:r>
-    </w:p>
-    <w:p>
-      <w:pPr>
-        <w:jc w:val="left"/>
-      </w:pPr>
-      <w:r>
-        <w:t>“You arrest him immediately, you get a constable.”</w:t>
-      </w:r>
-    </w:p>
-    <w:p>
-      <w:pPr>
-        <w:jc w:val="left"/>
-      </w:pPr>
-      <w:r>
-        <w:t>“Yes.”</w:t>
-      </w:r>
-    </w:p>
-    <w:p>
-      <w:pPr>
-        <w:jc w:val="left"/>
-      </w:pPr>
-      <w:r>
-        <w:t>“You watch him, maybe you get the intermediary.”</w:t>
-      </w:r>
-    </w:p>
-    <w:p>
-      <w:pPr>
-        <w:jc w:val="left"/>
-      </w:pPr>
-      <w:r>
-        <w:t>“And after that?”</w:t>
-      </w:r>
-    </w:p>
-    <w:p>
-      <w:pPr>
-        <w:jc w:val="left"/>
-      </w:pPr>
-      <w:r>
-        <w:t>“Transport broker.”</w:t>
-      </w:r>
-    </w:p>
-    <w:p>
-      <w:pPr>
-        <w:jc w:val="left"/>
-      </w:pPr>
-      <w:r>
-        <w:t>“Then?”</w:t>
-      </w:r>
-    </w:p>
-    <w:p>
-      <w:pPr>
-        <w:jc w:val="left"/>
-      </w:pPr>
-      <w:r>
-        <w:t>“Businessman.”</w:t>
-      </w:r>
-    </w:p>
-    <w:p>
-      <w:pPr>
-        <w:jc w:val="left"/>
-      </w:pPr>
-      <w:r>
-        <w:t>“Then?”</w:t>
-      </w:r>
-    </w:p>
-    <w:p>
-      <w:pPr>
-        <w:jc w:val="left"/>
-      </w:pPr>
-      <w:r>
-        <w:t>“Someone with access.”</w:t>
-      </w:r>
-    </w:p>
-    <w:p>
-      <w:pPr>
-        <w:jc w:val="left"/>
-      </w:pPr>
-      <w:r>
-        <w:t>“And when do you stop?”</w:t>
-      </w:r>
-    </w:p>
-    <w:p>
-      <w:pPr>
-        <w:jc w:val="left"/>
-      </w:pPr>
-      <w:r>
-        <w:t>Farid looked at him.</w:t>
-      </w:r>
-    </w:p>
-    <w:p>
-      <w:pPr>
-        <w:jc w:val="left"/>
-      </w:pPr>
-      <w:r>
-        <w:t>“That was the problem.”</w:t>
-      </w:r>
-    </w:p>
-    <w:p>
-      <w:pPr>
-        <w:jc w:val="left"/>
-      </w:pPr>
-      <w:r>
-        <w:t>Rahman sat back.</w:t>
-      </w:r>
-    </w:p>
-    <w:p>
-      <w:pPr>
-        <w:jc w:val="left"/>
-      </w:pPr>
-      <w:r>
-        <w:t>“There was never a point.”</w:t>
-      </w:r>
-    </w:p>
-    <w:p>
-      <w:pPr>
-        <w:jc w:val="left"/>
-      </w:pPr>
-      <w:r>
-        <w:t>“No.”</w:t>
-      </w:r>
-    </w:p>
-    <w:p>
-      <w:pPr>
-        <w:jc w:val="left"/>
-      </w:pPr>
-      <w:r>
-        <w:t>“You kept going.”</w:t>
-      </w:r>
-    </w:p>
-    <w:p>
-      <w:pPr>
-        <w:jc w:val="left"/>
-      </w:pPr>
-      <w:r>
-        <w:t>“Yes.”</w:t>
-      </w:r>
-    </w:p>
-    <w:p>
-      <w:pPr>
-        <w:jc w:val="left"/>
-      </w:pPr>
-      <w:r>
-        <w:t>“Because there was always someone bigger.”</w:t>
-      </w:r>
-    </w:p>
-    <w:p>
-      <w:pPr>
-        <w:jc w:val="left"/>
-      </w:pPr>
-      <w:r>
-        <w:t>“Sometimes there was.”</w:t>
-      </w:r>
-    </w:p>
-    <w:p>
-      <w:pPr>
-        <w:jc w:val="left"/>
-      </w:pPr>
-      <w:r>
-        <w:t>“And when there wasn’t?”</w:t>
-      </w:r>
-    </w:p>
-    <w:p>
-      <w:pPr>
-        <w:jc w:val="left"/>
-      </w:pPr>
-      <w:r>
-        <w:t>Farid looked away.</w:t>
-      </w:r>
-    </w:p>
-    <w:p>
-      <w:pPr>
-        <w:jc w:val="left"/>
-      </w:pPr>
-      <w:r>
-        <w:t>Rahman waited.</w:t>
-      </w:r>
-    </w:p>
-    <w:p>
-      <w:pPr>
-        <w:jc w:val="left"/>
-      </w:pPr>
-      <w:r>
-        <w:t>“That became harder to tell.”</w:t>
-      </w:r>
-    </w:p>
-    <w:p>
-      <w:pPr>
-        <w:jc w:val="left"/>
-      </w:pPr>
-      <w:r>
-        <w:t>The admission came quietly.</w:t>
-      </w:r>
-    </w:p>
-    <w:p>
-      <w:pPr>
-        <w:jc w:val="left"/>
-      </w:pPr>
-      <w:r>
-        <w:t>Rahman said:</w:t>
-      </w:r>
-    </w:p>
-    <w:p>
-      <w:pPr>
-        <w:jc w:val="left"/>
-      </w:pPr>
-      <w:r>
-        <w:t>“You used information from them.”</w:t>
-      </w:r>
-    </w:p>
-    <w:p>
-      <w:pPr>
-        <w:jc w:val="left"/>
-      </w:pPr>
-      <w:r>
-        <w:t>“Yes.”</w:t>
-      </w:r>
-    </w:p>
-    <w:p>
-      <w:pPr>
-        <w:jc w:val="left"/>
-      </w:pPr>
-      <w:r>
-        <w:t>“Criminal information.”</w:t>
-      </w:r>
-    </w:p>
-    <w:p>
-      <w:pPr>
-        <w:jc w:val="left"/>
-      </w:pPr>
-      <w:r>
-        <w:t>“Yes.”</w:t>
-      </w:r>
-    </w:p>
-    <w:p>
-      <w:pPr>
-        <w:jc w:val="left"/>
-      </w:pPr>
-      <w:r>
-        <w:t>“Leaked police information.”</w:t>
-      </w:r>
-    </w:p>
-    <w:p>
-      <w:pPr>
-        <w:jc w:val="left"/>
-      </w:pPr>
-      <w:r>
-        <w:t>“Sometimes.”</w:t>
-      </w:r>
-    </w:p>
-    <w:p>
-      <w:pPr>
-        <w:jc w:val="left"/>
-      </w:pPr>
-      <w:r>
-        <w:t>“Against other criminals.”</w:t>
-      </w:r>
-    </w:p>
-    <w:p>
-      <w:pPr>
-        <w:jc w:val="left"/>
-      </w:pPr>
-      <w:r>
-        <w:t>“Yes.”</w:t>
-      </w:r>
-    </w:p>
-    <w:p>
-      <w:pPr>
-        <w:jc w:val="left"/>
-      </w:pPr>
-      <w:r>
-        <w:t>“Against larger threats.”</w:t>
-      </w:r>
-    </w:p>
-    <w:p>
-      <w:pPr>
-        <w:jc w:val="left"/>
-      </w:pPr>
-      <w:r>
-        <w:t>“Yes.”</w:t>
-      </w:r>
-    </w:p>
-    <w:p>
-      <w:pPr>
-        <w:jc w:val="left"/>
-      </w:pPr>
-      <w:r>
-        <w:t>Farid folded his hands.</w:t>
-      </w:r>
-    </w:p>
-    <w:p>
-      <w:pPr>
-        <w:jc w:val="left"/>
-      </w:pPr>
-      <w:r>
-        <w:t>“We prevented killings.”</w:t>
-      </w:r>
-    </w:p>
-    <w:p>
-      <w:pPr>
-        <w:jc w:val="left"/>
-      </w:pPr>
-      <w:r>
-        <w:t>Rahman said nothing.</w:t>
-      </w:r>
-    </w:p>
-    <w:p>
-      <w:pPr>
-        <w:jc w:val="left"/>
-      </w:pPr>
-      <w:r>
-        <w:t>“Arms shipments.”</w:t>
-      </w:r>
-    </w:p>
-    <w:p>
-      <w:pPr>
-        <w:jc w:val="left"/>
-      </w:pPr>
-      <w:r>
-        <w:t>Still nothing.</w:t>
-      </w:r>
-    </w:p>
-    <w:p>
-      <w:pPr>
-        <w:jc w:val="left"/>
-      </w:pPr>
-      <w:r>
-        <w:t>“Narcotics routes.”</w:t>
-      </w:r>
-    </w:p>
-    <w:p>
-      <w:pPr>
-        <w:jc w:val="left"/>
-      </w:pPr>
-      <w:r>
-        <w:t>Rahman looked at him.</w:t>
-      </w:r>
-    </w:p>
-    <w:p>
-      <w:pPr>
-        <w:jc w:val="left"/>
-      </w:pPr>
-      <w:r>
-        <w:t>“Like 2004.”</w:t>
-      </w:r>
-    </w:p>
-    <w:p>
-      <w:pPr>
-        <w:jc w:val="left"/>
-      </w:pPr>
-      <w:r>
-        <w:t>“Yes.”</w:t>
-      </w:r>
-    </w:p>
-    <w:p>
-      <w:pPr>
-        <w:jc w:val="left"/>
-      </w:pPr>
-      <w:r>
-        <w:t>“The intermediary in your file.”</w:t>
-      </w:r>
-    </w:p>
-    <w:p>
-      <w:pPr>
-        <w:jc w:val="left"/>
-      </w:pPr>
-      <w:r>
-        <w:t>“He gave us a route through Kota Lagenda that led to an arms-transfer network.”</w:t>
-      </w:r>
-    </w:p>
-    <w:p>
-      <w:pPr>
-        <w:jc w:val="left"/>
-      </w:pPr>
-      <w:r>
-        <w:t>“And you protected him.”</w:t>
-      </w:r>
-    </w:p>
-    <w:p>
-      <w:pPr>
-        <w:jc w:val="left"/>
-      </w:pPr>
-      <w:r>
-        <w:t>“I protected the channel.”</w:t>
-      </w:r>
-    </w:p>
-    <w:p>
-      <w:pPr>
-        <w:jc w:val="left"/>
-      </w:pPr>
-      <w:r>
-        <w:t>“He was helping criminals.”</w:t>
-      </w:r>
-    </w:p>
-    <w:p>
-      <w:pPr>
-        <w:jc w:val="left"/>
-      </w:pPr>
-      <w:r>
-        <w:t>“Yes.”</w:t>
-      </w:r>
-    </w:p>
-    <w:p>
-      <w:pPr>
-        <w:jc w:val="left"/>
-      </w:pPr>
-      <w:r>
-        <w:t>“He was receiving police information.”</w:t>
-      </w:r>
-    </w:p>
-    <w:p>
-      <w:pPr>
-        <w:jc w:val="left"/>
-      </w:pPr>
-      <w:r>
-        <w:t>“Yes.”</w:t>
-      </w:r>
-    </w:p>
-    <w:p>
-      <w:pPr>
-        <w:jc w:val="left"/>
-      </w:pPr>
-      <w:r>
-        <w:t>“And you kept him operational.”</w:t>
-      </w:r>
-    </w:p>
-    <w:p>
-      <w:pPr>
-        <w:jc w:val="left"/>
-      </w:pPr>
-      <w:r>
-        <w:t>“Yes.”</w:t>
-      </w:r>
-    </w:p>
-    <w:p>
-      <w:pPr>
-        <w:jc w:val="left"/>
-      </w:pPr>
-      <w:r>
-        <w:t>Farid’s voice did not rise.</w:t>
-      </w:r>
-    </w:p>
-    <w:p>
-      <w:pPr>
-        <w:jc w:val="left"/>
-      </w:pPr>
-      <w:r>
-        <w:t>“That information later identified men planning to move military-grade weapons through a civilian logistics chain.”</w:t>
-      </w:r>
-    </w:p>
-    <w:p>
-      <w:pPr>
-        <w:jc w:val="left"/>
-      </w:pPr>
-      <w:r>
-        <w:t>Rahman stared.</w:t>
-      </w:r>
-    </w:p>
-    <w:p>
-      <w:pPr>
-        <w:jc w:val="left"/>
-      </w:pPr>
-      <w:r>
-        <w:t>“How many arrests?”</w:t>
-      </w:r>
-    </w:p>
-    <w:p>
-      <w:pPr>
-        <w:jc w:val="left"/>
-      </w:pPr>
-      <w:r>
-        <w:t>“Seven.”</w:t>
-      </w:r>
-    </w:p>
-    <w:p>
-      <w:pPr>
-        <w:jc w:val="left"/>
-      </w:pPr>
-      <w:r>
-        <w:t>“Deaths prevented?”</w:t>
-      </w:r>
-    </w:p>
-    <w:p>
-      <w:pPr>
-        <w:jc w:val="left"/>
-      </w:pPr>
-      <w:r>
-        <w:t>“Probably.”</w:t>
-      </w:r>
-    </w:p>
-    <w:p>
-      <w:pPr>
-        <w:jc w:val="left"/>
-      </w:pPr>
-      <w:r>
-        <w:t>“Probably.”</w:t>
-      </w:r>
-    </w:p>
-    <w:p>
-      <w:pPr>
-        <w:jc w:val="left"/>
-      </w:pPr>
-      <w:r>
-        <w:t>Farid looked at him.</w:t>
-      </w:r>
-    </w:p>
-    <w:p>
-      <w:pPr>
-        <w:jc w:val="left"/>
-      </w:pPr>
-      <w:r>
-        <w:t>“You want arithmetic?”</w:t>
-      </w:r>
-    </w:p>
-    <w:p>
-      <w:pPr>
-        <w:jc w:val="left"/>
-      </w:pPr>
-      <w:r>
-        <w:t>“No.”</w:t>
-      </w:r>
-    </w:p>
-    <w:p>
-      <w:pPr>
-        <w:jc w:val="left"/>
-      </w:pPr>
-      <w:r>
-        <w:t>“That is what you are asking for.”</w:t>
-      </w:r>
-    </w:p>
-    <w:p>
-      <w:pPr>
-        <w:jc w:val="left"/>
-      </w:pPr>
-      <w:r>
-        <w:t>“No.”</w:t>
-      </w:r>
-    </w:p>
-    <w:p>
-      <w:pPr>
-        <w:jc w:val="left"/>
-      </w:pPr>
-      <w:r>
-        <w:t>Rahman leaned forward.</w:t>
-      </w:r>
-    </w:p>
-    <w:p>
-      <w:pPr>
-        <w:jc w:val="left"/>
-      </w:pPr>
-      <w:r>
-        <w:t>“I am asking when using a compromised channel became participating in it.”</w:t>
-      </w:r>
-    </w:p>
-    <w:p>
-      <w:pPr>
-        <w:jc w:val="left"/>
-      </w:pPr>
-      <w:r>
-        <w:t>Farid said nothing.</w:t>
-      </w:r>
-    </w:p>
-    <w:p>
-      <w:pPr>
-        <w:jc w:val="left"/>
-      </w:pPr>
-      <w:r>
-        <w:t>That was the real question.</w:t>
-      </w:r>
-    </w:p>
-    <w:p>
-      <w:pPr>
-        <w:jc w:val="left"/>
-      </w:pPr>
-      <w:r>
-        <w:t>Rahman pointed at the 2001 order.</w:t>
-      </w:r>
-    </w:p>
-    <w:p>
-      <w:pPr>
-        <w:jc w:val="left"/>
-      </w:pPr>
-      <w:r>
-        <w:t>“You removed police-integrity names from circulation.”</w:t>
-      </w:r>
-    </w:p>
-    <w:p>
-      <w:pPr>
-        <w:jc w:val="left"/>
-      </w:pPr>
-      <w:r>
-        <w:t>“Yes.”</w:t>
-      </w:r>
-    </w:p>
-    <w:p>
-      <w:pPr>
-        <w:jc w:val="left"/>
-      </w:pPr>
-      <w:r>
-        <w:t>“Why?”</w:t>
-      </w:r>
-    </w:p>
-    <w:p>
-      <w:pPr>
-        <w:jc w:val="left"/>
-      </w:pPr>
-      <w:r>
-        <w:t>“Some were active source contacts.”</w:t>
-      </w:r>
-    </w:p>
-    <w:p>
-      <w:pPr>
-        <w:jc w:val="left"/>
-      </w:pPr>
-      <w:r>
-        <w:t>“All?”</w:t>
-      </w:r>
-    </w:p>
-    <w:p>
-      <w:pPr>
-        <w:jc w:val="left"/>
-      </w:pPr>
-      <w:r>
-        <w:t>“No.”</w:t>
-      </w:r>
-    </w:p>
-    <w:p>
-      <w:pPr>
-        <w:jc w:val="left"/>
-      </w:pPr>
-      <w:r>
-        <w:t>“Some were corrupt?”</w:t>
-      </w:r>
-    </w:p>
-    <w:p>
-      <w:pPr>
-        <w:jc w:val="left"/>
-      </w:pPr>
-      <w:r>
-        <w:t>“Yes.”</w:t>
-      </w:r>
-    </w:p>
-    <w:p>
-      <w:pPr>
-        <w:jc w:val="left"/>
-      </w:pPr>
-      <w:r>
-        <w:t>“And you removed them too.”</w:t>
-      </w:r>
-    </w:p>
-    <w:p>
-      <w:pPr>
-        <w:jc w:val="left"/>
-      </w:pPr>
-      <w:r>
-        <w:t>“Yes.”</w:t>
-      </w:r>
-    </w:p>
-    <w:p>
-      <w:pPr>
-        <w:jc w:val="left"/>
-      </w:pPr>
-      <w:r>
-        <w:t>“Why?”</w:t>
-      </w:r>
-    </w:p>
-    <w:p>
-      <w:pPr>
-        <w:jc w:val="left"/>
-      </w:pPr>
-      <w:r>
-        <w:t>“Because exposing them would have exposed how we knew.”</w:t>
-      </w:r>
-    </w:p>
-    <w:p>
-      <w:pPr>
-        <w:jc w:val="left"/>
-      </w:pPr>
-      <w:r>
-        <w:t>Rahman’s jaw tightened.</w:t>
-      </w:r>
-    </w:p>
-    <w:p>
-      <w:pPr>
-        <w:jc w:val="left"/>
-      </w:pPr>
-      <w:r>
-        <w:t>“So source protection.”</w:t>
-      </w:r>
-    </w:p>
-    <w:p>
-      <w:pPr>
-        <w:jc w:val="left"/>
-      </w:pPr>
-      <w:r>
-        <w:t>“Sometimes.”</w:t>
-      </w:r>
-    </w:p>
-    <w:p>
-      <w:pPr>
-        <w:jc w:val="left"/>
-      </w:pPr>
-      <w:r>
-        <w:t>“And the rest?”</w:t>
-      </w:r>
-    </w:p>
-    <w:p>
-      <w:pPr>
-        <w:jc w:val="left"/>
-      </w:pPr>
-      <w:r>
-        <w:t>Farid looked at him.</w:t>
-      </w:r>
-    </w:p>
-    <w:p>
-      <w:pPr>
-        <w:jc w:val="left"/>
-      </w:pPr>
-      <w:r>
-        <w:t>“Operational containment.”</w:t>
-      </w:r>
-    </w:p>
-    <w:p>
-      <w:pPr>
-        <w:jc w:val="left"/>
-      </w:pPr>
-      <w:r>
-        <w:t>Rahman laughed once.</w:t>
-      </w:r>
-    </w:p>
-    <w:p>
-      <w:pPr>
-        <w:jc w:val="left"/>
-      </w:pPr>
-      <w:r>
-        <w:t>There it was.</w:t>
-      </w:r>
-    </w:p>
-    <w:p>
-      <w:pPr>
-        <w:jc w:val="left"/>
-      </w:pPr>
-      <w:r>
-        <w:t>The phrase had survived three decades.</w:t>
-      </w:r>
-    </w:p>
-    <w:p>
-      <w:pPr>
-        <w:jc w:val="left"/>
-      </w:pPr>
-      <w:r>
-        <w:t>“Tell me what that meant.”</w:t>
-      </w:r>
-    </w:p>
-    <w:p>
-      <w:pPr>
-        <w:jc w:val="left"/>
-      </w:pPr>
-      <w:r>
-        <w:t>Farid took his time.</w:t>
-      </w:r>
-    </w:p>
-    <w:p>
-      <w:pPr>
-        <w:jc w:val="left"/>
-      </w:pPr>
-      <w:r>
-        <w:t>“Restrict information. move compromised officers away from access. monitor intermediaries. use what could be used. act when evidence was strong enough or risk became intolerable.”</w:t>
-      </w:r>
-    </w:p>
-    <w:p>
-      <w:pPr>
-        <w:jc w:val="left"/>
-      </w:pPr>
-      <w:r>
-        <w:t>“Who decided intolerable?”</w:t>
-      </w:r>
-    </w:p>
-    <w:p>
-      <w:pPr>
-        <w:jc w:val="left"/>
-      </w:pPr>
-      <w:r>
-        <w:t>“We did.”</w:t>
-      </w:r>
-    </w:p>
-    <w:p>
-      <w:pPr>
-        <w:jc w:val="left"/>
-      </w:pPr>
-      <w:r>
-        <w:t>“Who is we?”</w:t>
-      </w:r>
-    </w:p>
-    <w:p>
-      <w:pPr>
-        <w:jc w:val="left"/>
-      </w:pPr>
-      <w:r>
-        <w:t>Farid looked at him.</w:t>
-      </w:r>
-    </w:p>
-    <w:p>
-      <w:pPr>
-        <w:jc w:val="left"/>
-      </w:pPr>
-      <w:r>
-        <w:t>“Senior intelligence command. Sometimes criminal investigation. sometimes me.”</w:t>
-      </w:r>
-    </w:p>
-    <w:p>
-      <w:pPr>
-        <w:jc w:val="left"/>
-      </w:pPr>
-      <w:r>
-        <w:t>“Harun?”</w:t>
-      </w:r>
-    </w:p>
-    <w:p>
-      <w:pPr>
-        <w:jc w:val="left"/>
-      </w:pPr>
-      <w:r>
-        <w:t>“No.”</w:t>
-      </w:r>
-    </w:p>
-    <w:p>
-      <w:pPr>
-        <w:jc w:val="left"/>
-      </w:pPr>
-      <w:r>
-        <w:t>The answer was immediate.</w:t>
-      </w:r>
-    </w:p>
-    <w:p>
-      <w:pPr>
-        <w:jc w:val="left"/>
-      </w:pPr>
-      <w:r>
-        <w:t>“Why not?”</w:t>
-      </w:r>
-    </w:p>
-    <w:p>
-      <w:pPr>
-        <w:jc w:val="left"/>
-      </w:pPr>
-      <w:r>
-        <w:t>“Because Harun would have acted sooner.”</w:t>
-      </w:r>
-    </w:p>
-    <w:p>
-      <w:pPr>
-        <w:jc w:val="left"/>
-      </w:pPr>
-      <w:r>
-        <w:t>“Yes.”</w:t>
-      </w:r>
-    </w:p>
-    <w:p>
-      <w:pPr>
-        <w:jc w:val="left"/>
-      </w:pPr>
-      <w:r>
-        <w:t>“He thought delay became complicity.”</w:t>
-      </w:r>
-    </w:p>
-    <w:p>
-      <w:pPr>
-        <w:jc w:val="left"/>
-      </w:pPr>
-      <w:r>
-        <w:t>Farid looked toward the window.</w:t>
-      </w:r>
-    </w:p>
-    <w:p>
-      <w:pPr>
-        <w:jc w:val="left"/>
-      </w:pPr>
-      <w:r>
-        <w:t>“He may have been right.”</w:t>
-      </w:r>
-    </w:p>
-    <w:p>
-      <w:pPr>
-        <w:jc w:val="left"/>
-      </w:pPr>
-      <w:r>
-        <w:t>Rahman felt the words settle.</w:t>
-      </w:r>
-    </w:p>
-    <w:p>
-      <w:pPr>
-        <w:jc w:val="left"/>
-      </w:pPr>
-      <w:r>
-        <w:t>“May?”</w:t>
-      </w:r>
-    </w:p>
-    <w:p>
-      <w:pPr>
-        <w:jc w:val="left"/>
-      </w:pPr>
-      <w:r>
-        <w:t>Farid looked back.</w:t>
-      </w:r>
-    </w:p>
-    <w:p>
-      <w:pPr>
-        <w:jc w:val="left"/>
-      </w:pPr>
-      <w:r>
-        <w:t>“Yes.”</w:t>
-      </w:r>
-    </w:p>
-    <w:p>
-      <w:pPr>
-        <w:jc w:val="left"/>
-      </w:pPr>
-      <w:r>
-        <w:t>The office seemed smaller now.</w:t>
-      </w:r>
-    </w:p>
-    <w:p>
-      <w:pPr>
-        <w:jc w:val="left"/>
-      </w:pPr>
-      <w:r>
-        <w:t>Rahman looked at the man across from him.</w:t>
-      </w:r>
-    </w:p>
-    <w:p>
-      <w:pPr>
-        <w:jc w:val="left"/>
-      </w:pPr>
-      <w:r>
-        <w:t>Not a criminal kingpin.</w:t>
-      </w:r>
-    </w:p>
-    <w:p>
-      <w:pPr>
-        <w:jc w:val="left"/>
-      </w:pPr>
-      <w:r>
-        <w:t>Not a bought officer.</w:t>
-      </w:r>
-    </w:p>
-    <w:p>
-      <w:pPr>
-        <w:jc w:val="left"/>
-      </w:pPr>
-      <w:r>
-        <w:t>No envelope.</w:t>
-      </w:r>
-    </w:p>
-    <w:p>
-      <w:pPr>
-        <w:jc w:val="left"/>
-      </w:pPr>
-      <w:r>
-        <w:t>No secret account.</w:t>
-      </w:r>
-    </w:p>
-    <w:p>
-      <w:pPr>
-        <w:jc w:val="left"/>
-      </w:pPr>
-      <w:r>
-        <w:t>Nothing simple.</w:t>
-      </w:r>
-    </w:p>
-    <w:p>
-      <w:pPr>
-        <w:jc w:val="left"/>
-      </w:pPr>
-      <w:r>
-        <w:t>A senior policeman who had believed information could be managed.</w:t>
-      </w:r>
-    </w:p>
-    <w:p>
-      <w:pPr>
-        <w:jc w:val="left"/>
-      </w:pPr>
-      <w:r>
-        <w:t>Who had taken compromised relationships and turned them into tools.</w:t>
-      </w:r>
-    </w:p>
-    <w:p>
-      <w:pPr>
-        <w:jc w:val="left"/>
-      </w:pPr>
-      <w:r>
-        <w:t>Who had hidden some wrongdoing to expose larger wrongdoing.</w:t>
-      </w:r>
-    </w:p>
-    <w:p>
-      <w:pPr>
-        <w:jc w:val="left"/>
-      </w:pPr>
-      <w:r>
-        <w:t>Who had protected sources, investigations, officers, channels and eventually perhaps the system that made those choices necessary.</w:t>
-      </w:r>
-    </w:p>
-    <w:p>
-      <w:pPr>
-        <w:jc w:val="left"/>
-      </w:pPr>
-      <w:r>
-        <w:t>Rahman understood too much of it.</w:t>
-      </w:r>
-    </w:p>
-    <w:p>
-      <w:pPr>
-        <w:jc w:val="left"/>
-      </w:pPr>
-      <w:r>
-        <w:t>That was what frightened him.</w:t>
-      </w:r>
-    </w:p>
-    <w:p>
-      <w:pPr>
-        <w:jc w:val="left"/>
-      </w:pPr>
-      <w:r>
-        <w:t>“You thought you could control it.”</w:t>
-      </w:r>
-    </w:p>
-    <w:p>
-      <w:pPr>
-        <w:jc w:val="left"/>
-      </w:pPr>
-      <w:r>
-        <w:t>“Yes.”</w:t>
-      </w:r>
-    </w:p>
-    <w:p>
-      <w:pPr>
-        <w:jc w:val="left"/>
-      </w:pPr>
-      <w:r>
-        <w:t>“Did you?”</w:t>
-      </w:r>
-    </w:p>
-    <w:p>
-      <w:pPr>
-        <w:jc w:val="left"/>
-      </w:pPr>
-      <w:r>
-        <w:t>“Sometimes.”</w:t>
-      </w:r>
-    </w:p>
-    <w:p>
-      <w:pPr>
-        <w:jc w:val="left"/>
-      </w:pPr>
-      <w:r>
-        <w:t>“And when you couldn’t?”</w:t>
-      </w:r>
-    </w:p>
-    <w:p>
-      <w:pPr>
-        <w:jc w:val="left"/>
-      </w:pPr>
-      <w:r>
-        <w:t>Farid smiled without humour.</w:t>
-      </w:r>
-    </w:p>
-    <w:p>
-      <w:pPr>
-        <w:jc w:val="left"/>
-      </w:pPr>
-      <w:r>
-        <w:t>“You are looking at the result.”</w:t>
-      </w:r>
-    </w:p>
-    <w:p>
-      <w:pPr>
-        <w:jc w:val="left"/>
-      </w:pPr>
-      <w:r>
-        <w:t>Rahman said:</w:t>
-      </w:r>
-    </w:p>
-    <w:p>
-      <w:pPr>
-        <w:jc w:val="left"/>
-      </w:pPr>
-      <w:r>
-        <w:t>“ORION.”</w:t>
-      </w:r>
-    </w:p>
-    <w:p>
-      <w:pPr>
-        <w:jc w:val="left"/>
-      </w:pPr>
-      <w:r>
-        <w:t>“Yes.”</w:t>
-      </w:r>
-    </w:p>
-    <w:p>
-      <w:pPr>
-        <w:jc w:val="left"/>
-      </w:pPr>
-      <w:r>
-        <w:t>“Hafiz.”</w:t>
-      </w:r>
-    </w:p>
-    <w:p>
-      <w:pPr>
-        <w:jc w:val="left"/>
-      </w:pPr>
-      <w:r>
-        <w:t>Farid’s face tightened.</w:t>
-      </w:r>
-    </w:p>
-    <w:p>
-      <w:pPr>
-        <w:jc w:val="left"/>
-      </w:pPr>
-      <w:r>
-        <w:t>“I did not order his death.”</w:t>
-      </w:r>
-    </w:p>
-    <w:p>
-      <w:pPr>
-        <w:jc w:val="left"/>
-      </w:pPr>
-      <w:r>
-        <w:t>Rahman had not asked.</w:t>
-      </w:r>
-    </w:p>
-    <w:p>
-      <w:pPr>
-        <w:jc w:val="left"/>
-      </w:pPr>
-      <w:r>
-        <w:t>The denial entered the room anyway.</w:t>
-      </w:r>
-    </w:p>
-    <w:p>
-      <w:pPr>
-        <w:jc w:val="left"/>
-      </w:pPr>
-      <w:r>
-        <w:t>Rahman watched him.</w:t>
-      </w:r>
-    </w:p>
-    <w:p>
-      <w:pPr>
-        <w:jc w:val="left"/>
-      </w:pPr>
-      <w:r>
-        <w:t>“Faiz Idrus?”</w:t>
-      </w:r>
-    </w:p>
-    <w:p>
-      <w:pPr>
-        <w:jc w:val="left"/>
-      </w:pPr>
-      <w:r>
-        <w:t>“No.”</w:t>
-      </w:r>
-    </w:p>
-    <w:p>
-      <w:pPr>
-        <w:jc w:val="left"/>
-      </w:pPr>
-      <w:r>
-        <w:t>“Salmah?”</w:t>
-      </w:r>
-    </w:p>
-    <w:p>
-      <w:pPr>
-        <w:jc w:val="left"/>
-      </w:pPr>
-      <w:r>
-        <w:t>“No.”</w:t>
-      </w:r>
-    </w:p>
-    <w:p>
-      <w:pPr>
-        <w:jc w:val="left"/>
-      </w:pPr>
-      <w:r>
-        <w:t>“Zafir warning?”</w:t>
-      </w:r>
-    </w:p>
-    <w:p>
-      <w:pPr>
-        <w:jc w:val="left"/>
-      </w:pPr>
-      <w:r>
-        <w:t>“No.”</w:t>
-      </w:r>
-    </w:p>
-    <w:p>
-      <w:pPr>
-        <w:jc w:val="left"/>
-      </w:pPr>
-      <w:r>
-        <w:t>“The leaked ORION document?”</w:t>
-      </w:r>
-    </w:p>
-    <w:p>
-      <w:pPr>
-        <w:jc w:val="left"/>
-      </w:pPr>
-      <w:r>
-        <w:t>“No.”</w:t>
-      </w:r>
-    </w:p>
-    <w:p>
-      <w:pPr>
-        <w:jc w:val="left"/>
-      </w:pPr>
-      <w:r>
-        <w:t>“Farhan?”</w:t>
-      </w:r>
-    </w:p>
-    <w:p>
-      <w:pPr>
-        <w:jc w:val="left"/>
-      </w:pPr>
-      <w:r>
-        <w:t>“I knew nothing about his payments until ORION.”</w:t>
-      </w:r>
-    </w:p>
-    <w:p>
-      <w:pPr>
-        <w:jc w:val="left"/>
-      </w:pPr>
-      <w:r>
-        <w:t>Rahman held his gaze.</w:t>
-      </w:r>
-    </w:p>
-    <w:p>
-      <w:pPr>
-        <w:jc w:val="left"/>
-      </w:pPr>
-      <w:r>
-        <w:t>He believed some of that.</w:t>
-      </w:r>
-    </w:p>
-    <w:p>
-      <w:pPr>
-        <w:jc w:val="left"/>
-      </w:pPr>
-      <w:r>
-        <w:t>Maybe all.</w:t>
-      </w:r>
-    </w:p>
-    <w:p>
-      <w:pPr>
-        <w:jc w:val="left"/>
-      </w:pPr>
-      <w:r>
-        <w:t>Belief remained irrelevant.</w:t>
-      </w:r>
-    </w:p>
-    <w:p>
-      <w:pPr>
-        <w:jc w:val="left"/>
-      </w:pPr>
-      <w:r>
-        <w:t>“Did you ever give the network police information?”</w:t>
-      </w:r>
-    </w:p>
-    <w:p>
-      <w:pPr>
-        <w:jc w:val="left"/>
-      </w:pPr>
-      <w:r>
-        <w:t>Farid paused.</w:t>
-      </w:r>
-    </w:p>
-    <w:p>
-      <w:pPr>
-        <w:jc w:val="left"/>
-      </w:pPr>
-      <w:r>
-        <w:t>Rahman’s stomach tightened.</w:t>
-      </w:r>
-    </w:p>
-    <w:p>
-      <w:pPr>
-        <w:jc w:val="left"/>
-      </w:pPr>
-      <w:r>
-        <w:t>“Answer.”</w:t>
-      </w:r>
-    </w:p>
-    <w:p>
-      <w:pPr>
-        <w:jc w:val="left"/>
-      </w:pPr>
-      <w:r>
-        <w:t>“I gave information to sources and intermediaries where I believed doing so served an intelligence purpose.”</w:t>
-      </w:r>
-    </w:p>
-    <w:p>
-      <w:pPr>
-        <w:jc w:val="left"/>
-      </w:pPr>
-      <w:r>
-        <w:t>“That is not what I asked.”</w:t>
-      </w:r>
-    </w:p>
-    <w:p>
-      <w:pPr>
-        <w:jc w:val="left"/>
-      </w:pPr>
-      <w:r>
-        <w:t>“It is the accurate answer.”</w:t>
-      </w:r>
-    </w:p>
-    <w:p>
-      <w:pPr>
-        <w:jc w:val="left"/>
-      </w:pPr>
-      <w:r>
-        <w:t>“Did that information reach criminals?”</w:t>
-      </w:r>
-    </w:p>
-    <w:p>
-      <w:pPr>
-        <w:jc w:val="left"/>
-      </w:pPr>
-      <w:r>
-        <w:t>“Yes.”</w:t>
-      </w:r>
-    </w:p>
-    <w:p>
-      <w:pPr>
-        <w:jc w:val="left"/>
-      </w:pPr>
-      <w:r>
-        <w:t>“Did you know it would?”</w:t>
-      </w:r>
-    </w:p>
-    <w:p>
-      <w:pPr>
-        <w:jc w:val="left"/>
-      </w:pPr>
-      <w:r>
-        <w:t>“Sometimes.”</w:t>
-      </w:r>
-    </w:p>
-    <w:p>
-      <w:pPr>
-        <w:jc w:val="left"/>
-      </w:pPr>
-      <w:r>
-        <w:t>Rahman looked away.</w:t>
-      </w:r>
-    </w:p>
-    <w:p>
-      <w:pPr>
-        <w:jc w:val="left"/>
-      </w:pPr>
-      <w:r>
-        <w:t>There.</w:t>
-      </w:r>
-    </w:p>
-    <w:p>
-      <w:pPr>
-        <w:jc w:val="left"/>
-      </w:pPr>
-      <w:r>
-        <w:t>Not sale.</w:t>
-      </w:r>
-    </w:p>
-    <w:p>
-      <w:pPr>
-        <w:jc w:val="left"/>
-      </w:pPr>
-      <w:r>
-        <w:t>Not bribery.</w:t>
-      </w:r>
-    </w:p>
-    <w:p>
-      <w:pPr>
-        <w:jc w:val="left"/>
-      </w:pPr>
-      <w:r>
-        <w:t>Use.</w:t>
-      </w:r>
-    </w:p>
-    <w:p>
-      <w:pPr>
-        <w:jc w:val="left"/>
-      </w:pPr>
-      <w:r>
-        <w:t>Calculated release.</w:t>
-      </w:r>
-    </w:p>
-    <w:p>
-      <w:pPr>
-        <w:jc w:val="left"/>
-      </w:pPr>
-      <w:r>
-        <w:t>Controlled contamination.</w:t>
-      </w:r>
-    </w:p>
-    <w:p>
-      <w:pPr>
-        <w:jc w:val="left"/>
-      </w:pPr>
-      <w:r>
-        <w:t>At least in Farid’s mind.</w:t>
-      </w:r>
-    </w:p>
-    <w:p>
-      <w:pPr>
-        <w:jc w:val="left"/>
-      </w:pPr>
-      <w:r>
-        <w:t>“Did people benefit because you warned them?”</w:t>
-      </w:r>
-    </w:p>
-    <w:p>
-      <w:pPr>
-        <w:jc w:val="left"/>
-      </w:pPr>
-      <w:r>
-        <w:t>“Sometimes.”</w:t>
-      </w:r>
-    </w:p>
-    <w:p>
-      <w:pPr>
-        <w:jc w:val="left"/>
-      </w:pPr>
-      <w:r>
-        <w:t>“Did prosecutions disappear?”</w:t>
-      </w:r>
-    </w:p>
-    <w:p>
-      <w:pPr>
-        <w:jc w:val="left"/>
-      </w:pPr>
-      <w:r>
-        <w:t>“Some were not brought.”</w:t>
-      </w:r>
-    </w:p>
-    <w:p>
-      <w:pPr>
-        <w:jc w:val="left"/>
-      </w:pPr>
-      <w:r>
-        <w:t>“Evidence buried?”</w:t>
-      </w:r>
-    </w:p>
-    <w:p>
-      <w:pPr>
-        <w:jc w:val="left"/>
-      </w:pPr>
-      <w:r>
-        <w:t>“Restricted.”</w:t>
-      </w:r>
-    </w:p>
-    <w:p>
-      <w:pPr>
-        <w:jc w:val="left"/>
-      </w:pPr>
-      <w:r>
-        <w:t>“Same thing to the victim.”</w:t>
-      </w:r>
-    </w:p>
-    <w:p>
-      <w:pPr>
-        <w:jc w:val="left"/>
-      </w:pPr>
-      <w:r>
-        <w:t>Farid’s face changed.</w:t>
-      </w:r>
-    </w:p>
-    <w:p>
-      <w:pPr>
-        <w:jc w:val="left"/>
-      </w:pPr>
-      <w:r>
-        <w:t>“Yes.”</w:t>
-      </w:r>
-    </w:p>
-    <w:p>
-      <w:pPr>
-        <w:jc w:val="left"/>
-      </w:pPr>
-      <w:r>
-        <w:t>The agreement hurt more than defence.</w:t>
-      </w:r>
-    </w:p>
-    <w:p>
-      <w:pPr>
-        <w:jc w:val="left"/>
-      </w:pPr>
-      <w:r>
-        <w:t>Rahman said:</w:t>
-      </w:r>
-    </w:p>
-    <w:p>
-      <w:pPr>
-        <w:jc w:val="left"/>
-      </w:pPr>
-      <w:r>
-        <w:t>“When did the line move?”</w:t>
-      </w:r>
-    </w:p>
-    <w:p>
-      <w:pPr>
-        <w:jc w:val="left"/>
-      </w:pPr>
-      <w:r>
-        <w:t>Farid did not answer.</w:t>
-      </w:r>
-    </w:p>
-    <w:p>
-      <w:pPr>
-        <w:jc w:val="left"/>
-      </w:pPr>
-      <w:r>
-        <w:t>“When did source handling become protection?”</w:t>
-      </w:r>
-    </w:p>
-    <w:p>
-      <w:pPr>
-        <w:jc w:val="left"/>
-      </w:pPr>
-      <w:r>
-        <w:t>Silence.</w:t>
-      </w:r>
-    </w:p>
-    <w:p>
-      <w:pPr>
-        <w:jc w:val="left"/>
-      </w:pPr>
-      <w:r>
-        <w:t>“When did containment become dependency?”</w:t>
-      </w:r>
-    </w:p>
-    <w:p>
-      <w:pPr>
-        <w:jc w:val="left"/>
-      </w:pPr>
-      <w:r>
-        <w:t>Farid looked down at his hands.</w:t>
-      </w:r>
-    </w:p>
-    <w:p>
-      <w:pPr>
-        <w:jc w:val="left"/>
-      </w:pPr>
-      <w:r>
-        <w:t>For the first time, he seemed unsure.</w:t>
-      </w:r>
-    </w:p>
-    <w:p>
-      <w:pPr>
-        <w:jc w:val="left"/>
-      </w:pPr>
-      <w:r>
-        <w:t>Not strategically.</w:t>
-      </w:r>
-    </w:p>
-    <w:p>
-      <w:pPr>
-        <w:jc w:val="left"/>
-      </w:pPr>
-      <w:r>
-        <w:t>Actually unsure.</w:t>
-      </w:r>
-    </w:p>
-    <w:p>
-      <w:pPr>
-        <w:jc w:val="left"/>
-      </w:pPr>
-      <w:r>
-        <w:t>Rahman waited.</w:t>
-      </w:r>
-    </w:p>
-    <w:p>
-      <w:pPr>
-        <w:jc w:val="left"/>
-      </w:pPr>
-      <w:r>
-        <w:t>Farid said:</w:t>
-      </w:r>
-    </w:p>
-    <w:p>
-      <w:pPr>
-        <w:jc w:val="left"/>
-      </w:pPr>
-      <w:r>
-        <w:t>“At first, every decision had a reason.”</w:t>
-      </w:r>
-    </w:p>
-    <w:p>
-      <w:pPr>
-        <w:jc w:val="left"/>
-      </w:pPr>
-      <w:r>
-        <w:t>Rahman said nothing.</w:t>
-      </w:r>
-    </w:p>
-    <w:p>
-      <w:pPr>
-        <w:jc w:val="left"/>
-      </w:pPr>
-      <w:r>
-        <w:t>“One source was too valuable to expose.”</w:t>
-      </w:r>
-    </w:p>
-    <w:p>
-      <w:pPr>
-        <w:jc w:val="left"/>
-      </w:pPr>
-      <w:r>
-        <w:t>A pause.</w:t>
-      </w:r>
-    </w:p>
-    <w:p>
-      <w:pPr>
-        <w:jc w:val="left"/>
-      </w:pPr>
-      <w:r>
-        <w:t>“One officer could be moved instead of arrested while we mapped his contacts.”</w:t>
-      </w:r>
-    </w:p>
-    <w:p>
-      <w:pPr>
-        <w:jc w:val="left"/>
-      </w:pPr>
-      <w:r>
-        <w:t>Another.</w:t>
-      </w:r>
-    </w:p>
-    <w:p>
-      <w:pPr>
-        <w:jc w:val="left"/>
-      </w:pPr>
-      <w:r>
-        <w:t>“One company could remain open so we could watch who used it.”</w:t>
-      </w:r>
-    </w:p>
-    <w:p>
-      <w:pPr>
-        <w:jc w:val="left"/>
-      </w:pPr>
-      <w:r>
-        <w:t>Another.</w:t>
-      </w:r>
-    </w:p>
-    <w:p>
-      <w:pPr>
-        <w:jc w:val="left"/>
-      </w:pPr>
-      <w:r>
-        <w:t>“One financial intermediary could be tolerated because his records showed us bigger flows.”</w:t>
-      </w:r>
-    </w:p>
-    <w:p>
-      <w:pPr>
-        <w:jc w:val="left"/>
-      </w:pPr>
-      <w:r>
-        <w:t>Farid looked up.</w:t>
-      </w:r>
-    </w:p>
-    <w:p>
-      <w:pPr>
-        <w:jc w:val="left"/>
-      </w:pPr>
-      <w:r>
-        <w:t>“Every decision was temporary.”</w:t>
-      </w:r>
-    </w:p>
-    <w:p>
-      <w:pPr>
-        <w:jc w:val="left"/>
-      </w:pPr>
-      <w:r>
-        <w:t>Rahman thought of his own breaches.</w:t>
-      </w:r>
-    </w:p>
-    <w:p>
-      <w:pPr>
-        <w:jc w:val="left"/>
-      </w:pPr>
-      <w:r>
-        <w:t>One necessary exception.</w:t>
-      </w:r>
-    </w:p>
-    <w:p>
-      <w:pPr>
-        <w:jc w:val="left"/>
-      </w:pPr>
-      <w:r>
-        <w:t>One successful outcome.</w:t>
-      </w:r>
-    </w:p>
-    <w:p>
-      <w:pPr>
-        <w:jc w:val="left"/>
-      </w:pPr>
-      <w:r>
-        <w:t>One justification.</w:t>
-      </w:r>
-    </w:p>
-    <w:p>
-      <w:pPr>
-        <w:jc w:val="left"/>
-      </w:pPr>
-      <w:r>
-        <w:t>Farid continued.</w:t>
-      </w:r>
-    </w:p>
-    <w:p>
-      <w:pPr>
-        <w:jc w:val="left"/>
-      </w:pPr>
-      <w:r>
-        <w:t>“Then the network learned us.”</w:t>
-      </w:r>
-    </w:p>
-    <w:p>
-      <w:pPr>
-        <w:jc w:val="left"/>
-      </w:pPr>
-      <w:r>
-        <w:t>The words were quiet.</w:t>
-      </w:r>
-    </w:p>
-    <w:p>
-      <w:pPr>
-        <w:jc w:val="left"/>
-      </w:pPr>
-      <w:r>
-        <w:t>Rahman felt them.</w:t>
-      </w:r>
-    </w:p>
-    <w:p>
-      <w:pPr>
-        <w:jc w:val="left"/>
-      </w:pPr>
-      <w:r>
-        <w:t>“How?”</w:t>
-      </w:r>
-    </w:p>
-    <w:p>
-      <w:pPr>
-        <w:jc w:val="left"/>
-      </w:pPr>
-      <w:r>
-        <w:t>“It learned what we protected.”</w:t>
-      </w:r>
-    </w:p>
-    <w:p>
-      <w:pPr>
-        <w:jc w:val="left"/>
-      </w:pPr>
-      <w:r>
-        <w:t>“Sources.”</w:t>
-      </w:r>
-    </w:p>
-    <w:p>
-      <w:pPr>
-        <w:jc w:val="left"/>
-      </w:pPr>
-      <w:r>
-        <w:t>“Yes.”</w:t>
-      </w:r>
-    </w:p>
-    <w:p>
-      <w:pPr>
-        <w:jc w:val="left"/>
-      </w:pPr>
-      <w:r>
-        <w:t>“Reputation.”</w:t>
-      </w:r>
-    </w:p>
-    <w:p>
-      <w:pPr>
-        <w:jc w:val="left"/>
-      </w:pPr>
-      <w:r>
-        <w:t>“Yes.”</w:t>
-      </w:r>
-    </w:p>
-    <w:p>
-      <w:pPr>
-        <w:jc w:val="left"/>
-      </w:pPr>
-      <w:r>
-        <w:t>“Ongoing cases.”</w:t>
-      </w:r>
-    </w:p>
-    <w:p>
-      <w:pPr>
-        <w:jc w:val="left"/>
-      </w:pPr>
-      <w:r>
-        <w:t>“Yes.”</w:t>
-      </w:r>
-    </w:p>
-    <w:p>
-      <w:pPr>
-        <w:jc w:val="left"/>
-      </w:pPr>
-      <w:r>
-        <w:t>“Officers.”</w:t>
-      </w:r>
-    </w:p>
-    <w:p>
-      <w:pPr>
-        <w:jc w:val="left"/>
-      </w:pPr>
-      <w:r>
-        <w:t>“Yes.”</w:t>
-      </w:r>
-    </w:p>
-    <w:p>
-      <w:pPr>
-        <w:jc w:val="left"/>
-      </w:pPr>
-      <w:r>
-        <w:t>“Institutions.”</w:t>
-      </w:r>
-    </w:p>
-    <w:p>
-      <w:pPr>
-        <w:jc w:val="left"/>
-      </w:pPr>
-      <w:r>
-        <w:t>Farid’s mouth tightened.</w:t>
-      </w:r>
-    </w:p>
-    <w:p>
-      <w:pPr>
-        <w:jc w:val="left"/>
-      </w:pPr>
-      <w:r>
-        <w:t>“Yes.”</w:t>
-      </w:r>
-    </w:p>
-    <w:p>
-      <w:pPr>
-        <w:jc w:val="left"/>
-      </w:pPr>
-      <w:r>
-        <w:t>“And used it.”</w:t>
-      </w:r>
-    </w:p>
-    <w:p>
-      <w:pPr>
-        <w:jc w:val="left"/>
-      </w:pPr>
-      <w:r>
-        <w:t>“Yes.”</w:t>
-      </w:r>
-    </w:p>
-    <w:p>
-      <w:pPr>
-        <w:jc w:val="left"/>
-      </w:pPr>
-      <w:r>
-        <w:t>Rahman leaned back.</w:t>
-      </w:r>
-    </w:p>
-    <w:p>
-      <w:pPr>
-        <w:jc w:val="left"/>
-      </w:pPr>
-      <w:r>
-        <w:t>Farid looked suddenly exhausted.</w:t>
+        <w:t>He returned to his office after midnight.</w:t>
+      </w:r>
+    </w:p>
+    <w:p>
+      <w:pPr>
+        <w:jc w:val="left"/>
+      </w:pPr>
+      <w:r>
+        <w:t>The six-name list remained inside the old manual.</w:t>
+      </w:r>
+    </w:p>
+    <w:p>
+      <w:pPr>
+        <w:jc w:val="left"/>
+      </w:pPr>
+      <w:r>
+        <w:t>He took it out.</w:t>
+      </w:r>
+    </w:p>
+    <w:p>
+      <w:pPr>
+        <w:jc w:val="left"/>
+      </w:pPr>
+      <w:r>
+        <w:t>F.K.</w:t>
+      </w:r>
+    </w:p>
+    <w:p>
+      <w:pPr>
+        <w:jc w:val="left"/>
+      </w:pPr>
+      <w:r>
+        <w:t>Possible Protector function.</w:t>
+      </w:r>
+    </w:p>
+    <w:p>
+      <w:pPr>
+        <w:jc w:val="left"/>
+      </w:pPr>
+      <w:r>
+        <w:t>Intent unknown.</w:t>
+      </w:r>
+    </w:p>
+    <w:p>
+      <w:pPr>
+        <w:jc w:val="left"/>
+      </w:pPr>
+      <w:r>
+        <w:t>That line was no longer enough.</w:t>
+      </w:r>
+    </w:p>
+    <w:p>
+      <w:pPr>
+        <w:jc w:val="left"/>
+      </w:pPr>
+      <w:r>
+        <w:t>Rahman added beneath it:</w:t>
+      </w:r>
+    </w:p>
+    <w:p>
+      <w:pPr>
+        <w:jc w:val="left"/>
+      </w:pPr>
+      <w:r>
+        <w:t>Direct historical containment authorisations confirmed.</w:t>
+      </w:r>
+    </w:p>
+    <w:p>
+      <w:pPr>
+        <w:jc w:val="left"/>
+      </w:pPr>
+      <w:r>
+        <w:t>Then:</w:t>
+      </w:r>
+    </w:p>
+    <w:p>
+      <w:pPr>
+        <w:jc w:val="left"/>
+      </w:pPr>
+      <w:r>
+        <w:t>Admits knowledge of network.</w:t>
+      </w:r>
+    </w:p>
+    <w:p>
+      <w:pPr>
+        <w:jc w:val="left"/>
+      </w:pPr>
+      <w:r>
+        <w:t>Then:</w:t>
+      </w:r>
+    </w:p>
+    <w:p>
+      <w:pPr>
+        <w:jc w:val="left"/>
+      </w:pPr>
+      <w:r>
+        <w:t>Admits use of compromised information channels against larger targets.</w:t>
+      </w:r>
+    </w:p>
+    <w:p>
+      <w:pPr>
+        <w:jc w:val="left"/>
+      </w:pPr>
+      <w:r>
+        <w:t>Then:</w:t>
+      </w:r>
+    </w:p>
+    <w:p>
+      <w:pPr>
+        <w:jc w:val="left"/>
+      </w:pPr>
+      <w:r>
+        <w:t>Admits restriction/burial of some information and quiet management of compromised officers.</w:t>
+      </w:r>
+    </w:p>
+    <w:p>
+      <w:pPr>
+        <w:jc w:val="left"/>
+      </w:pPr>
+      <w:r>
+        <w:t>He paused over the word burial.</w:t>
+      </w:r>
+    </w:p>
+    <w:p>
+      <w:pPr>
+        <w:jc w:val="left"/>
+      </w:pPr>
+      <w:r>
+        <w:t>Farid would object.</w:t>
+      </w:r>
+    </w:p>
+    <w:p>
+      <w:pPr>
+        <w:jc w:val="left"/>
+      </w:pPr>
+      <w:r>
+        <w:t>Rahman left it.</w:t>
+      </w:r>
+    </w:p>
+    <w:p>
+      <w:pPr>
+        <w:jc w:val="left"/>
+      </w:pPr>
+      <w:r>
+        <w:t>Then he wrote the sentence exactly as Farid had said it.</w:t>
       </w:r>
     </w:p>
     <w:p>
@@ -4996,1910 +6356,6 @@
         <w:jc w:val="left"/>
       </w:pPr>
       <w:r>
-        <w:t>There it was.</w:t>
-      </w:r>
-    </w:p>
-    <w:p>
-      <w:pPr>
-        <w:jc w:val="left"/>
-      </w:pPr>
-      <w:r>
-        <w:t>No theatrics.</w:t>
-      </w:r>
-    </w:p>
-    <w:p>
-      <w:pPr>
-        <w:jc w:val="left"/>
-      </w:pPr>
-      <w:r>
-        <w:t>No collapse.</w:t>
-      </w:r>
-    </w:p>
-    <w:p>
-      <w:pPr>
-        <w:jc w:val="left"/>
-      </w:pPr>
-      <w:r>
-        <w:t>Just a man admitting the boundary had disappeared.</w:t>
-      </w:r>
-    </w:p>
-    <w:p>
-      <w:pPr>
-        <w:jc w:val="left"/>
-      </w:pPr>
-      <w:r>
-        <w:t>Rahman did not feel triumph.</w:t>
-      </w:r>
-    </w:p>
-    <w:p>
-      <w:pPr>
-        <w:jc w:val="left"/>
-      </w:pPr>
-      <w:r>
-        <w:t>Only grief.</w:t>
-      </w:r>
-    </w:p>
-    <w:p>
-      <w:pPr>
-        <w:jc w:val="left"/>
-      </w:pPr>
-      <w:r>
-        <w:t>Farid stood and walked to the window.</w:t>
-      </w:r>
-    </w:p>
-    <w:p>
-      <w:pPr>
-        <w:jc w:val="left"/>
-      </w:pPr>
-      <w:r>
-        <w:t>He kept his back to Rahman.</w:t>
-      </w:r>
-    </w:p>
-    <w:p>
-      <w:pPr>
-        <w:jc w:val="left"/>
-      </w:pPr>
-      <w:r>
-        <w:t>“I never took their money.”</w:t>
-      </w:r>
-    </w:p>
-    <w:p>
-      <w:pPr>
-        <w:jc w:val="left"/>
-      </w:pPr>
-      <w:r>
-        <w:t>Rahman said nothing.</w:t>
-      </w:r>
-    </w:p>
-    <w:p>
-      <w:pPr>
-        <w:jc w:val="left"/>
-      </w:pPr>
-      <w:r>
-        <w:t>“I never bought property through them.”</w:t>
-      </w:r>
-    </w:p>
-    <w:p>
-      <w:pPr>
-        <w:jc w:val="left"/>
-      </w:pPr>
-      <w:r>
-        <w:t>Nothing.</w:t>
-      </w:r>
-    </w:p>
-    <w:p>
-      <w:pPr>
-        <w:jc w:val="left"/>
-      </w:pPr>
-      <w:r>
-        <w:t>“I never asked them to promote me.”</w:t>
-      </w:r>
-    </w:p>
-    <w:p>
-      <w:pPr>
-        <w:jc w:val="left"/>
-      </w:pPr>
-      <w:r>
-        <w:t>Rahman looked at him.</w:t>
-      </w:r>
-    </w:p>
-    <w:p>
-      <w:pPr>
-        <w:jc w:val="left"/>
-      </w:pPr>
-      <w:r>
-        <w:t>“That is not your defence.”</w:t>
-      </w:r>
-    </w:p>
-    <w:p>
-      <w:pPr>
-        <w:jc w:val="left"/>
-      </w:pPr>
-      <w:r>
-        <w:t>Farid turned.</w:t>
-      </w:r>
-    </w:p>
-    <w:p>
-      <w:pPr>
-        <w:jc w:val="left"/>
-      </w:pPr>
-      <w:r>
-        <w:t>“No.”</w:t>
-      </w:r>
-    </w:p>
-    <w:p>
-      <w:pPr>
-        <w:jc w:val="left"/>
-      </w:pPr>
-      <w:r>
-        <w:t>“Good.”</w:t>
-      </w:r>
-    </w:p>
-    <w:p>
-      <w:pPr>
-        <w:jc w:val="left"/>
-      </w:pPr>
-      <w:r>
-        <w:t>Farid nodded.</w:t>
-      </w:r>
-    </w:p>
-    <w:p>
-      <w:pPr>
-        <w:jc w:val="left"/>
-      </w:pPr>
-      <w:r>
-        <w:t>“It is simply true.”</w:t>
-      </w:r>
-    </w:p>
-    <w:p>
-      <w:pPr>
-        <w:jc w:val="left"/>
-      </w:pPr>
-      <w:r>
-        <w:t>Rahman believed him.</w:t>
-      </w:r>
-    </w:p>
-    <w:p>
-      <w:pPr>
-        <w:jc w:val="left"/>
-      </w:pPr>
-      <w:r>
-        <w:t>Or wanted to.</w:t>
-      </w:r>
-    </w:p>
-    <w:p>
-      <w:pPr>
-        <w:jc w:val="left"/>
-      </w:pPr>
-      <w:r>
-        <w:t>Again irrelevant.</w:t>
-      </w:r>
-    </w:p>
-    <w:p>
-      <w:pPr>
-        <w:jc w:val="left"/>
-      </w:pPr>
-      <w:r>
-        <w:t>Farid continued.</w:t>
-      </w:r>
-    </w:p>
-    <w:p>
-      <w:pPr>
-        <w:jc w:val="left"/>
-      </w:pPr>
-      <w:r>
-        <w:t>“My mistake was worse in some ways.”</w:t>
-      </w:r>
-    </w:p>
-    <w:p>
-      <w:pPr>
-        <w:jc w:val="left"/>
-      </w:pPr>
-      <w:r>
-        <w:t>Rahman waited.</w:t>
-      </w:r>
-    </w:p>
-    <w:p>
-      <w:pPr>
-        <w:jc w:val="left"/>
-      </w:pPr>
-      <w:r>
-        <w:t>“I believed motive protected method.”</w:t>
-      </w:r>
-    </w:p>
-    <w:p>
-      <w:pPr>
-        <w:jc w:val="left"/>
-      </w:pPr>
-      <w:r>
-        <w:t>The sentence stayed in the room.</w:t>
-      </w:r>
-    </w:p>
-    <w:p>
-      <w:pPr>
-        <w:jc w:val="left"/>
-      </w:pPr>
-      <w:r>
-        <w:t>Rahman thought of Aisyah.</w:t>
-      </w:r>
-    </w:p>
-    <w:p>
-      <w:pPr>
-        <w:jc w:val="left"/>
-      </w:pPr>
-      <w:r>
-        <w:t>Good man in the room.</w:t>
-      </w:r>
-    </w:p>
-    <w:p>
-      <w:pPr>
-        <w:jc w:val="left"/>
-      </w:pPr>
-      <w:r>
-        <w:t>Farid said:</w:t>
-      </w:r>
-    </w:p>
-    <w:p>
-      <w:pPr>
-        <w:jc w:val="left"/>
-      </w:pPr>
-      <w:r>
-        <w:t>“If I delayed a case to save a source, I was still protecting the law.”</w:t>
-      </w:r>
-    </w:p>
-    <w:p>
-      <w:pPr>
-        <w:jc w:val="left"/>
-      </w:pPr>
-      <w:r>
-        <w:t>“If you hid an officer?”</w:t>
-      </w:r>
-    </w:p>
-    <w:p>
-      <w:pPr>
-        <w:jc w:val="left"/>
-      </w:pPr>
-      <w:r>
-        <w:t>“To reach someone above him.”</w:t>
-      </w:r>
-    </w:p>
-    <w:p>
-      <w:pPr>
-        <w:jc w:val="left"/>
-      </w:pPr>
-      <w:r>
-        <w:t>“If you kept a compromised intermediary alive?”</w:t>
-      </w:r>
-    </w:p>
-    <w:p>
-      <w:pPr>
-        <w:jc w:val="left"/>
-      </w:pPr>
-      <w:r>
-        <w:t>“To stop something larger.”</w:t>
-      </w:r>
-    </w:p>
-    <w:p>
-      <w:pPr>
-        <w:jc w:val="left"/>
-      </w:pPr>
-      <w:r>
-        <w:t>“If you restricted Harun?”</w:t>
-      </w:r>
-    </w:p>
-    <w:p>
-      <w:pPr>
-        <w:jc w:val="left"/>
-      </w:pPr>
-      <w:r>
-        <w:t>Farid’s expression changed.</w:t>
-      </w:r>
-    </w:p>
-    <w:p>
-      <w:pPr>
-        <w:jc w:val="left"/>
-      </w:pPr>
-      <w:r>
-        <w:t>“That was not only me.”</w:t>
-      </w:r>
-    </w:p>
-    <w:p>
-      <w:pPr>
-        <w:jc w:val="left"/>
-      </w:pPr>
-      <w:r>
-        <w:t>“You signed.”</w:t>
-      </w:r>
-    </w:p>
-    <w:p>
-      <w:pPr>
-        <w:jc w:val="left"/>
-      </w:pPr>
-      <w:r>
-        <w:t>“Yes.”</w:t>
-      </w:r>
-    </w:p>
-    <w:p>
-      <w:pPr>
-        <w:jc w:val="left"/>
-      </w:pPr>
-      <w:r>
-        <w:t>“Why?”</w:t>
-      </w:r>
-    </w:p>
-    <w:p>
-      <w:pPr>
-        <w:jc w:val="left"/>
-      </w:pPr>
-      <w:r>
-        <w:t>“Because by then 17/94 touched active intelligence relationships.”</w:t>
-      </w:r>
-    </w:p>
-    <w:p>
-      <w:pPr>
-        <w:jc w:val="left"/>
-      </w:pPr>
-      <w:r>
-        <w:t>“And corrupt police.”</w:t>
-      </w:r>
-    </w:p>
-    <w:p>
-      <w:pPr>
-        <w:jc w:val="left"/>
-      </w:pPr>
-      <w:r>
-        <w:t>“Yes.”</w:t>
-      </w:r>
-    </w:p>
-    <w:p>
-      <w:pPr>
-        <w:jc w:val="left"/>
-      </w:pPr>
-      <w:r>
-        <w:t>“Which mattered more?”</w:t>
-      </w:r>
-    </w:p>
-    <w:p>
-      <w:pPr>
-        <w:jc w:val="left"/>
-      </w:pPr>
-      <w:r>
-        <w:t>Farid looked at him.</w:t>
-      </w:r>
-    </w:p>
-    <w:p>
-      <w:pPr>
-        <w:jc w:val="left"/>
-      </w:pPr>
-      <w:r>
-        <w:t>“That depended on the day.”</w:t>
-      </w:r>
-    </w:p>
-    <w:p>
-      <w:pPr>
-        <w:jc w:val="left"/>
-      </w:pPr>
-      <w:r>
-        <w:t>Rahman hated the answer because it sounded honest.</w:t>
-      </w:r>
-    </w:p>
-    <w:p>
-      <w:pPr>
-        <w:jc w:val="left"/>
-      </w:pPr>
-      <w:r>
-        <w:t>“What happened to Harun?”</w:t>
-      </w:r>
-    </w:p>
-    <w:p>
-      <w:pPr>
-        <w:jc w:val="left"/>
-      </w:pPr>
-      <w:r>
-        <w:t>Farid’s face closed slightly.</w:t>
-      </w:r>
-    </w:p>
-    <w:p>
-      <w:pPr>
-        <w:jc w:val="left"/>
-      </w:pPr>
-      <w:r>
-        <w:t>Not fully.</w:t>
-      </w:r>
-    </w:p>
-    <w:p>
-      <w:pPr>
-        <w:jc w:val="left"/>
-      </w:pPr>
-      <w:r>
-        <w:t>Rahman stood.</w:t>
-      </w:r>
-    </w:p>
-    <w:p>
-      <w:pPr>
-        <w:jc w:val="left"/>
-      </w:pPr>
-      <w:r>
-        <w:t>“This is where the confession stops?”</w:t>
-      </w:r>
-    </w:p>
-    <w:p>
-      <w:pPr>
-        <w:jc w:val="left"/>
-      </w:pPr>
-      <w:r>
-        <w:t>“I told you before.”</w:t>
-      </w:r>
-    </w:p>
-    <w:p>
-      <w:pPr>
-        <w:jc w:val="left"/>
-      </w:pPr>
-      <w:r>
-        <w:t>“Some truths arrive too late.”</w:t>
-      </w:r>
-    </w:p>
-    <w:p>
-      <w:pPr>
-        <w:jc w:val="left"/>
-      </w:pPr>
-      <w:r>
-        <w:t>“Yes.”</w:t>
-      </w:r>
-    </w:p>
-    <w:p>
-      <w:pPr>
-        <w:jc w:val="left"/>
-      </w:pPr>
-      <w:r>
-        <w:t>“That means you know.”</w:t>
-      </w:r>
-    </w:p>
-    <w:p>
-      <w:pPr>
-        <w:jc w:val="left"/>
-      </w:pPr>
-      <w:r>
-        <w:t>“I know pieces.”</w:t>
-      </w:r>
-    </w:p>
-    <w:p>
-      <w:pPr>
-        <w:jc w:val="left"/>
-      </w:pPr>
-      <w:r>
-        <w:t>“Tell me.”</w:t>
-      </w:r>
-    </w:p>
-    <w:p>
-      <w:pPr>
-        <w:jc w:val="left"/>
-      </w:pPr>
-      <w:r>
-        <w:t>Farid looked toward the documents.</w:t>
-      </w:r>
-    </w:p>
-    <w:p>
-      <w:pPr>
-        <w:jc w:val="left"/>
-      </w:pPr>
-      <w:r>
-        <w:t>“No.”</w:t>
-      </w:r>
-    </w:p>
-    <w:p>
-      <w:pPr>
-        <w:jc w:val="left"/>
-      </w:pPr>
-      <w:r>
-        <w:t>Rahman felt anger sharpen.</w:t>
-      </w:r>
-    </w:p>
-    <w:p>
-      <w:pPr>
-        <w:jc w:val="left"/>
-      </w:pPr>
-      <w:r>
-        <w:t>“Why?”</w:t>
-      </w:r>
-    </w:p>
-    <w:p>
-      <w:pPr>
-        <w:jc w:val="left"/>
-      </w:pPr>
-      <w:r>
-        <w:t>“Because I am not going to turn uncertainty into accusation because you are angry.”</w:t>
-      </w:r>
-    </w:p>
-    <w:p>
-      <w:pPr>
-        <w:jc w:val="left"/>
-      </w:pPr>
-      <w:r>
-        <w:t>“Who am I accusing?”</w:t>
-      </w:r>
-    </w:p>
-    <w:p>
-      <w:pPr>
-        <w:jc w:val="left"/>
-      </w:pPr>
-      <w:r>
-        <w:t>“You have not decided yet.”</w:t>
-      </w:r>
-    </w:p>
-    <w:p>
-      <w:pPr>
-        <w:jc w:val="left"/>
-      </w:pPr>
-      <w:r>
-        <w:t>Rahman stared.</w:t>
-      </w:r>
-    </w:p>
-    <w:p>
-      <w:pPr>
-        <w:jc w:val="left"/>
-      </w:pPr>
-      <w:r>
-        <w:t>Farid continued.</w:t>
-      </w:r>
-    </w:p>
-    <w:p>
-      <w:pPr>
-        <w:jc w:val="left"/>
-      </w:pPr>
-      <w:r>
-        <w:t>“I did not order Harun’s death.”</w:t>
-      </w:r>
-    </w:p>
-    <w:p>
-      <w:pPr>
-        <w:jc w:val="left"/>
-      </w:pPr>
-      <w:r>
-        <w:t>Again.</w:t>
-      </w:r>
-    </w:p>
-    <w:p>
-      <w:pPr>
-        <w:jc w:val="left"/>
-      </w:pPr>
-      <w:r>
-        <w:t>“You keep telling me what you did not do.”</w:t>
-      </w:r>
-    </w:p>
-    <w:p>
-      <w:pPr>
-        <w:jc w:val="left"/>
-      </w:pPr>
-      <w:r>
-        <w:t>“Because I know where your mind is going.”</w:t>
-      </w:r>
-    </w:p>
-    <w:p>
-      <w:pPr>
-        <w:jc w:val="left"/>
-      </w:pPr>
-      <w:r>
-        <w:t>“Did you know he was in danger?”</w:t>
-      </w:r>
-    </w:p>
-    <w:p>
-      <w:pPr>
-        <w:jc w:val="left"/>
-      </w:pPr>
-      <w:r>
-        <w:t>Farid paused.</w:t>
-      </w:r>
-    </w:p>
-    <w:p>
-      <w:pPr>
-        <w:jc w:val="left"/>
-      </w:pPr>
-      <w:r>
-        <w:t>“Yes.”</w:t>
-      </w:r>
-    </w:p>
-    <w:p>
-      <w:pPr>
-        <w:jc w:val="left"/>
-      </w:pPr>
-      <w:r>
-        <w:t>Rahman went still.</w:t>
-      </w:r>
-    </w:p>
-    <w:p>
-      <w:pPr>
-        <w:jc w:val="left"/>
-      </w:pPr>
-      <w:r>
-        <w:t>“How much?”</w:t>
-      </w:r>
-    </w:p>
-    <w:p>
-      <w:pPr>
-        <w:jc w:val="left"/>
-      </w:pPr>
-      <w:r>
-        <w:t>“Enough to worry.”</w:t>
-      </w:r>
-    </w:p>
-    <w:p>
-      <w:pPr>
-        <w:jc w:val="left"/>
-      </w:pPr>
-      <w:r>
-        <w:t>“From who?”</w:t>
-      </w:r>
-    </w:p>
-    <w:p>
-      <w:pPr>
-        <w:jc w:val="left"/>
-      </w:pPr>
-      <w:r>
-        <w:t>“Several directions.”</w:t>
-      </w:r>
-    </w:p>
-    <w:p>
-      <w:pPr>
-        <w:jc w:val="left"/>
-      </w:pPr>
-      <w:r>
-        <w:t>“Network?”</w:t>
-      </w:r>
-    </w:p>
-    <w:p>
-      <w:pPr>
-        <w:jc w:val="left"/>
-      </w:pPr>
-      <w:r>
-        <w:t>“Yes.”</w:t>
-      </w:r>
-    </w:p>
-    <w:p>
-      <w:pPr>
-        <w:jc w:val="left"/>
-      </w:pPr>
-      <w:r>
-        <w:t>“Police?”</w:t>
-      </w:r>
-    </w:p>
-    <w:p>
-      <w:pPr>
-        <w:jc w:val="left"/>
-      </w:pPr>
-      <w:r>
-        <w:t>Farid did not answer.</w:t>
-      </w:r>
-    </w:p>
-    <w:p>
-      <w:pPr>
-        <w:jc w:val="left"/>
-      </w:pPr>
-      <w:r>
-        <w:t>That was enough.</w:t>
-      </w:r>
-    </w:p>
-    <w:p>
-      <w:pPr>
-        <w:jc w:val="left"/>
-      </w:pPr>
-      <w:r>
-        <w:t>“Did you protect him?”</w:t>
-      </w:r>
-    </w:p>
-    <w:p>
-      <w:pPr>
-        <w:jc w:val="left"/>
-      </w:pPr>
-      <w:r>
-        <w:t>“I tried.”</w:t>
-      </w:r>
-    </w:p>
-    <w:p>
-      <w:pPr>
-        <w:jc w:val="left"/>
-      </w:pPr>
-      <w:r>
-        <w:t>“How?”</w:t>
-      </w:r>
-    </w:p>
-    <w:p>
-      <w:pPr>
-        <w:jc w:val="left"/>
-      </w:pPr>
-      <w:r>
-        <w:t>“Restricted some of his movements. reduced circulation of his work. told him to stop contacting certain people.”</w:t>
-      </w:r>
-    </w:p>
-    <w:p>
-      <w:pPr>
-        <w:jc w:val="left"/>
-      </w:pPr>
-      <w:r>
-        <w:t>“And did he?”</w:t>
-      </w:r>
-    </w:p>
-    <w:p>
-      <w:pPr>
-        <w:jc w:val="left"/>
-      </w:pPr>
-      <w:r>
-        <w:t>Farid almost smiled.</w:t>
-      </w:r>
-    </w:p>
-    <w:p>
-      <w:pPr>
-        <w:jc w:val="left"/>
-      </w:pPr>
-      <w:r>
-        <w:t>“No.”</w:t>
-      </w:r>
-    </w:p>
-    <w:p>
-      <w:pPr>
-        <w:jc w:val="left"/>
-      </w:pPr>
-      <w:r>
-        <w:t>Of course.</w:t>
-      </w:r>
-    </w:p>
-    <w:p>
-      <w:pPr>
-        <w:jc w:val="left"/>
-      </w:pPr>
-      <w:r>
-        <w:t>“Did he trust you?”</w:t>
-      </w:r>
-    </w:p>
-    <w:p>
-      <w:pPr>
-        <w:jc w:val="left"/>
-      </w:pPr>
-      <w:r>
-        <w:t>“Less by then.”</w:t>
-      </w:r>
-    </w:p>
-    <w:p>
-      <w:pPr>
-        <w:jc w:val="left"/>
-      </w:pPr>
-      <w:r>
-        <w:t>“Why?”</w:t>
-      </w:r>
-    </w:p>
-    <w:p>
-      <w:pPr>
-        <w:jc w:val="left"/>
-      </w:pPr>
-      <w:r>
-        <w:t>Farid looked at Rahman.</w:t>
-      </w:r>
-    </w:p>
-    <w:p>
-      <w:pPr>
-        <w:jc w:val="left"/>
-      </w:pPr>
-      <w:r>
-        <w:t>“Because he believed containment had already become compromise.”</w:t>
-      </w:r>
-    </w:p>
-    <w:p>
-      <w:pPr>
-        <w:jc w:val="left"/>
-      </w:pPr>
-      <w:r>
-        <w:t>Silence.</w:t>
-      </w:r>
-    </w:p>
-    <w:p>
-      <w:pPr>
-        <w:jc w:val="left"/>
-      </w:pPr>
-      <w:r>
-        <w:t>Rahman felt something old settle into place.</w:t>
-      </w:r>
-    </w:p>
-    <w:p>
-      <w:pPr>
-        <w:jc w:val="left"/>
-      </w:pPr>
-      <w:r>
-        <w:t>Not answer.</w:t>
-      </w:r>
-    </w:p>
-    <w:p>
-      <w:pPr>
-        <w:jc w:val="left"/>
-      </w:pPr>
-      <w:r>
-        <w:t>Shape.</w:t>
-      </w:r>
-    </w:p>
-    <w:p>
-      <w:pPr>
-        <w:jc w:val="left"/>
-      </w:pPr>
-      <w:r>
-        <w:t>Again.</w:t>
-      </w:r>
-    </w:p>
-    <w:p>
-      <w:pPr>
-        <w:jc w:val="left"/>
-      </w:pPr>
-      <w:r>
-        <w:t>The confrontation lasted another hour.</w:t>
-      </w:r>
-    </w:p>
-    <w:p>
-      <w:pPr>
-        <w:jc w:val="left"/>
-      </w:pPr>
-      <w:r>
-        <w:t>No confession to murder.</w:t>
-      </w:r>
-    </w:p>
-    <w:p>
-      <w:pPr>
-        <w:jc w:val="left"/>
-      </w:pPr>
-      <w:r>
-        <w:t>No secret ledger.</w:t>
-      </w:r>
-    </w:p>
-    <w:p>
-      <w:pPr>
-        <w:jc w:val="left"/>
-      </w:pPr>
-      <w:r>
-        <w:t>No master list.</w:t>
-      </w:r>
-    </w:p>
-    <w:p>
-      <w:pPr>
-        <w:jc w:val="left"/>
-      </w:pPr>
-      <w:r>
-        <w:t>Farid gave names of old intelligence operations Rahman would have to verify independently.</w:t>
-      </w:r>
-    </w:p>
-    <w:p>
-      <w:pPr>
-        <w:jc w:val="left"/>
-      </w:pPr>
-      <w:r>
-        <w:t>He identified two source channels that had been protected despite criminal contamination.</w:t>
-      </w:r>
-    </w:p>
-    <w:p>
-      <w:pPr>
-        <w:jc w:val="left"/>
-      </w:pPr>
-      <w:r>
-        <w:t>He admitted approving selective removal of police names from working dissemination.</w:t>
-      </w:r>
-    </w:p>
-    <w:p>
-      <w:pPr>
-        <w:jc w:val="left"/>
-      </w:pPr>
-      <w:r>
-        <w:t>He admitted using information derived from corrupt relationships to target larger organised-crime threats.</w:t>
-      </w:r>
-    </w:p>
-    <w:p>
-      <w:pPr>
-        <w:jc w:val="left"/>
-      </w:pPr>
-      <w:r>
-        <w:t>He admitted transferring officers quietly rather than exposing them when operational considerations outweighed immediate discipline.</w:t>
-      </w:r>
-    </w:p>
-    <w:p>
-      <w:pPr>
-        <w:jc w:val="left"/>
-      </w:pPr>
-      <w:r>
-        <w:t>He denied ever accepting money.</w:t>
-      </w:r>
-    </w:p>
-    <w:p>
-      <w:pPr>
-        <w:jc w:val="left"/>
-      </w:pPr>
-      <w:r>
-        <w:t>Denied ordering violence.</w:t>
-      </w:r>
-    </w:p>
-    <w:p>
-      <w:pPr>
-        <w:jc w:val="left"/>
-      </w:pPr>
-      <w:r>
-        <w:t>Denied controlling The Circle.</w:t>
-      </w:r>
-    </w:p>
-    <w:p>
-      <w:pPr>
-        <w:jc w:val="left"/>
-      </w:pPr>
-      <w:r>
-        <w:t>Denied knowing its complete modern structure.</w:t>
-      </w:r>
-    </w:p>
-    <w:p>
-      <w:pPr>
-        <w:jc w:val="left"/>
-      </w:pPr>
-      <w:r>
-        <w:t>Rahman believed the last one most.</w:t>
-      </w:r>
-    </w:p>
-    <w:p>
-      <w:pPr>
-        <w:jc w:val="left"/>
-      </w:pPr>
-      <w:r>
-        <w:t>Farid had known more than ORION.</w:t>
-      </w:r>
-    </w:p>
-    <w:p>
-      <w:pPr>
-        <w:jc w:val="left"/>
-      </w:pPr>
-      <w:r>
-        <w:t>Not everything.</w:t>
-      </w:r>
-    </w:p>
-    <w:p>
-      <w:pPr>
-        <w:jc w:val="left"/>
-      </w:pPr>
-      <w:r>
-        <w:t>Maybe nobody did.</w:t>
-      </w:r>
-    </w:p>
-    <w:p>
-      <w:pPr>
-        <w:jc w:val="left"/>
-      </w:pPr>
-      <w:r>
-        <w:t>Before Rahman left, he asked:</w:t>
-      </w:r>
-    </w:p>
-    <w:p>
-      <w:pPr>
-        <w:jc w:val="left"/>
-      </w:pPr>
-      <w:r>
-        <w:t>“Why tell me now?”</w:t>
-      </w:r>
-    </w:p>
-    <w:p>
-      <w:pPr>
-        <w:jc w:val="left"/>
-      </w:pPr>
-      <w:r>
-        <w:t>Farid remained standing behind his desk.</w:t>
-      </w:r>
-    </w:p>
-    <w:p>
-      <w:pPr>
-        <w:jc w:val="left"/>
-      </w:pPr>
-      <w:r>
-        <w:t>“Because you found the signatures.”</w:t>
-      </w:r>
-    </w:p>
-    <w:p>
-      <w:pPr>
-        <w:jc w:val="left"/>
-      </w:pPr>
-      <w:r>
-        <w:t>“That is not enough.”</w:t>
-      </w:r>
-    </w:p>
-    <w:p>
-      <w:pPr>
-        <w:jc w:val="left"/>
-      </w:pPr>
-      <w:r>
-        <w:t>“No.”</w:t>
-      </w:r>
-    </w:p>
-    <w:p>
-      <w:pPr>
-        <w:jc w:val="left"/>
-      </w:pPr>
-      <w:r>
-        <w:t>“Then why?”</w:t>
-      </w:r>
-    </w:p>
-    <w:p>
-      <w:pPr>
-        <w:jc w:val="left"/>
-      </w:pPr>
-      <w:r>
-        <w:t>Farid looked at him.</w:t>
-      </w:r>
-    </w:p>
-    <w:p>
-      <w:pPr>
-        <w:jc w:val="left"/>
-      </w:pPr>
-      <w:r>
-        <w:t>“Because if I lie now, you will spend the next week proving the lie instead of understanding what happened.”</w:t>
-      </w:r>
-    </w:p>
-    <w:p>
-      <w:pPr>
-        <w:jc w:val="left"/>
-      </w:pPr>
-      <w:r>
-        <w:t>Rahman almost smiled.</w:t>
-      </w:r>
-    </w:p>
-    <w:p>
-      <w:pPr>
-        <w:jc w:val="left"/>
-      </w:pPr>
-      <w:r>
-        <w:t>“Still managing the investigation.”</w:t>
-      </w:r>
-    </w:p>
-    <w:p>
-      <w:pPr>
-        <w:jc w:val="left"/>
-      </w:pPr>
-      <w:r>
-        <w:t>“Yes.”</w:t>
-      </w:r>
-    </w:p>
-    <w:p>
-      <w:pPr>
-        <w:jc w:val="left"/>
-      </w:pPr>
-      <w:r>
-        <w:t>At least he admitted it.</w:t>
-      </w:r>
-    </w:p>
-    <w:p>
-      <w:pPr>
-        <w:jc w:val="left"/>
-      </w:pPr>
-      <w:r>
-        <w:t>Rahman picked up the copies.</w:t>
-      </w:r>
-    </w:p>
-    <w:p>
-      <w:pPr>
-        <w:jc w:val="left"/>
-      </w:pPr>
-      <w:r>
-        <w:t>Farid said:</w:t>
-      </w:r>
-    </w:p>
-    <w:p>
-      <w:pPr>
-        <w:jc w:val="left"/>
-      </w:pPr>
-      <w:r>
-        <w:t>“Rahman.”</w:t>
-      </w:r>
-    </w:p>
-    <w:p>
-      <w:pPr>
-        <w:jc w:val="left"/>
-      </w:pPr>
-      <w:r>
-        <w:t>He stopped.</w:t>
-      </w:r>
-    </w:p>
-    <w:p>
-      <w:pPr>
-        <w:jc w:val="left"/>
-      </w:pPr>
-      <w:r>
-        <w:t>“I meant what I said about ORION.”</w:t>
-      </w:r>
-    </w:p>
-    <w:p>
-      <w:pPr>
-        <w:jc w:val="left"/>
-      </w:pPr>
-      <w:r>
-        <w:t>“Close it.”</w:t>
-      </w:r>
-    </w:p>
-    <w:p>
-      <w:pPr>
-        <w:jc w:val="left"/>
-      </w:pPr>
-      <w:r>
-        <w:t>“Yes.”</w:t>
-      </w:r>
-    </w:p>
-    <w:p>
-      <w:pPr>
-        <w:jc w:val="left"/>
-      </w:pPr>
-      <w:r>
-        <w:t>“Still?”</w:t>
-      </w:r>
-    </w:p>
-    <w:p>
-      <w:pPr>
-        <w:jc w:val="left"/>
-      </w:pPr>
-      <w:r>
-        <w:t>“Yes.”</w:t>
-      </w:r>
-    </w:p>
-    <w:p>
-      <w:pPr>
-        <w:jc w:val="left"/>
-      </w:pPr>
-      <w:r>
-        <w:t>“After this?”</w:t>
-      </w:r>
-    </w:p>
-    <w:p>
-      <w:pPr>
-        <w:jc w:val="left"/>
-      </w:pPr>
-      <w:r>
-        <w:t>“Especially after this.”</w:t>
-      </w:r>
-    </w:p>
-    <w:p>
-      <w:pPr>
-        <w:jc w:val="left"/>
-      </w:pPr>
-      <w:r>
-        <w:t>Rahman looked back.</w:t>
-      </w:r>
-    </w:p>
-    <w:p>
-      <w:pPr>
-        <w:jc w:val="left"/>
-      </w:pPr>
-      <w:r>
-        <w:t>Farid continued.</w:t>
-      </w:r>
-    </w:p>
-    <w:p>
-      <w:pPr>
-        <w:jc w:val="left"/>
-      </w:pPr>
-      <w:r>
-        <w:t>“What you are uncovering will not separate cleanly into innocent and guilty.”</w:t>
-      </w:r>
-    </w:p>
-    <w:p>
-      <w:pPr>
-        <w:jc w:val="left"/>
-      </w:pPr>
-      <w:r>
-        <w:t>“I know.”</w:t>
-      </w:r>
-    </w:p>
-    <w:p>
-      <w:pPr>
-        <w:jc w:val="left"/>
-      </w:pPr>
-      <w:r>
-        <w:t>“Then be careful.”</w:t>
-      </w:r>
-    </w:p>
-    <w:p>
-      <w:pPr>
-        <w:jc w:val="left"/>
-      </w:pPr>
-      <w:r>
-        <w:t>Rahman said:</w:t>
-      </w:r>
-    </w:p>
-    <w:p>
-      <w:pPr>
-        <w:jc w:val="left"/>
-      </w:pPr>
-      <w:r>
-        <w:t>“You have used that word for thirty years.”</w:t>
-      </w:r>
-    </w:p>
-    <w:p>
-      <w:pPr>
-        <w:jc w:val="left"/>
-      </w:pPr>
-      <w:r>
-        <w:t>“Yes.”</w:t>
-      </w:r>
-    </w:p>
-    <w:p>
-      <w:pPr>
-        <w:jc w:val="left"/>
-      </w:pPr>
-      <w:r>
-        <w:t>“Maybe too often.”</w:t>
-      </w:r>
-    </w:p>
-    <w:p>
-      <w:pPr>
-        <w:jc w:val="left"/>
-      </w:pPr>
-      <w:r>
-        <w:t>Farid looked toward the window.</w:t>
-      </w:r>
-    </w:p>
-    <w:p>
-      <w:pPr>
-        <w:jc w:val="left"/>
-      </w:pPr>
-      <w:r>
-        <w:t>“Maybe.”</w:t>
-      </w:r>
-    </w:p>
-    <w:p>
-      <w:pPr>
-        <w:jc w:val="left"/>
-      </w:pPr>
-      <w:r>
-        <w:t>Rahman left.</w:t>
-      </w:r>
-    </w:p>
-    <w:p>
-      <w:pPr>
-        <w:jc w:val="left"/>
-      </w:pPr>
-      <w:r>
-        <w:t>Aisyah was waiting in SOC 4.</w:t>
-      </w:r>
-    </w:p>
-    <w:p>
-      <w:pPr>
-        <w:jc w:val="left"/>
-      </w:pPr>
-      <w:r>
-        <w:t>Daniel too.</w:t>
-      </w:r>
-    </w:p>
-    <w:p>
-      <w:pPr>
-        <w:jc w:val="left"/>
-      </w:pPr>
-      <w:r>
-        <w:t>No one asked immediately.</w:t>
-      </w:r>
-    </w:p>
-    <w:p>
-      <w:pPr>
-        <w:jc w:val="left"/>
-      </w:pPr>
-      <w:r>
-        <w:t>Rahman closed the door.</w:t>
-      </w:r>
-    </w:p>
-    <w:p>
-      <w:pPr>
-        <w:jc w:val="left"/>
-      </w:pPr>
-      <w:r>
-        <w:t>Aisyah looked at him.</w:t>
-      </w:r>
-    </w:p>
-    <w:p>
-      <w:pPr>
-        <w:jc w:val="left"/>
-      </w:pPr>
-      <w:r>
-        <w:t>“Well?”</w:t>
-      </w:r>
-    </w:p>
-    <w:p>
-      <w:pPr>
-        <w:jc w:val="left"/>
-      </w:pPr>
-      <w:r>
-        <w:t>Rahman placed the documents on the table.</w:t>
-      </w:r>
-    </w:p>
-    <w:p>
-      <w:pPr>
-        <w:jc w:val="left"/>
-      </w:pPr>
-      <w:r>
-        <w:t>“He admits the authorisations.”</w:t>
-      </w:r>
-    </w:p>
-    <w:p>
-      <w:pPr>
-        <w:jc w:val="left"/>
-      </w:pPr>
-      <w:r>
-        <w:t>Aisyah did not move.</w:t>
-      </w:r>
-    </w:p>
-    <w:p>
-      <w:pPr>
-        <w:jc w:val="left"/>
-      </w:pPr>
-      <w:r>
-        <w:t>“The network?”</w:t>
-      </w:r>
-    </w:p>
-    <w:p>
-      <w:pPr>
-        <w:jc w:val="left"/>
-      </w:pPr>
-      <w:r>
-        <w:t>“Yes.”</w:t>
-      </w:r>
-    </w:p>
-    <w:p>
-      <w:pPr>
-        <w:jc w:val="left"/>
-      </w:pPr>
-      <w:r>
-        <w:t>Daniel stopped typing.</w:t>
-      </w:r>
-    </w:p>
-    <w:p>
-      <w:pPr>
-        <w:jc w:val="left"/>
-      </w:pPr>
-      <w:r>
-        <w:t>Rahman continued.</w:t>
-      </w:r>
-    </w:p>
-    <w:p>
-      <w:pPr>
-        <w:jc w:val="left"/>
-      </w:pPr>
-      <w:r>
-        <w:t>“He knew parts of it were real.”</w:t>
-      </w:r>
-    </w:p>
-    <w:p>
-      <w:pPr>
-        <w:jc w:val="left"/>
-      </w:pPr>
-      <w:r>
-        <w:t>“Contained it?”</w:t>
-      </w:r>
-    </w:p>
-    <w:p>
-      <w:pPr>
-        <w:jc w:val="left"/>
-      </w:pPr>
-      <w:r>
-        <w:t>“Yes.”</w:t>
-      </w:r>
-    </w:p>
-    <w:p>
-      <w:pPr>
-        <w:jc w:val="left"/>
-      </w:pPr>
-      <w:r>
-        <w:t>“Used it?”</w:t>
-      </w:r>
-    </w:p>
-    <w:p>
-      <w:pPr>
-        <w:jc w:val="left"/>
-      </w:pPr>
-      <w:r>
-        <w:t>Rahman looked at Aisyah.</w:t>
-      </w:r>
-    </w:p>
-    <w:p>
-      <w:pPr>
-        <w:jc w:val="left"/>
-      </w:pPr>
-      <w:r>
-        <w:t>“Yes.”</w:t>
-      </w:r>
-    </w:p>
-    <w:p>
-      <w:pPr>
-        <w:jc w:val="left"/>
-      </w:pPr>
-      <w:r>
-        <w:t>Her expression changed.</w:t>
-      </w:r>
-    </w:p>
-    <w:p>
-      <w:pPr>
-        <w:jc w:val="left"/>
-      </w:pPr>
-      <w:r>
-        <w:t>“How?”</w:t>
-      </w:r>
-    </w:p>
-    <w:p>
-      <w:pPr>
-        <w:jc w:val="left"/>
-      </w:pPr>
-      <w:r>
-        <w:t>“Information channels. intermediaries. compromised sources. selected disclosures.”</w:t>
-      </w:r>
-    </w:p>
-    <w:p>
-      <w:pPr>
-        <w:jc w:val="left"/>
-      </w:pPr>
-      <w:r>
-        <w:t>“Criminally?”</w:t>
-      </w:r>
-    </w:p>
-    <w:p>
-      <w:pPr>
-        <w:jc w:val="left"/>
-      </w:pPr>
-      <w:r>
-        <w:t>“Not that simple.”</w:t>
-      </w:r>
-    </w:p>
-    <w:p>
-      <w:pPr>
-        <w:jc w:val="left"/>
-      </w:pPr>
-      <w:r>
-        <w:t>Aisyah’s eyes hardened.</w:t>
-      </w:r>
-    </w:p>
-    <w:p>
-      <w:pPr>
-        <w:jc w:val="left"/>
-      </w:pPr>
-      <w:r>
-        <w:t>“It never is.”</w:t>
-      </w:r>
-    </w:p>
-    <w:p>
-      <w:pPr>
-        <w:jc w:val="left"/>
-      </w:pPr>
-      <w:r>
-        <w:t>Rahman nodded.</w:t>
-      </w:r>
-    </w:p>
-    <w:p>
-      <w:pPr>
-        <w:jc w:val="left"/>
-      </w:pPr>
-      <w:r>
-        <w:t>“He restricted evidence. stopped some referrals. transferred compromised officers instead of exposing them.”</w:t>
-      </w:r>
-    </w:p>
-    <w:p>
-      <w:pPr>
-        <w:jc w:val="left"/>
-      </w:pPr>
-      <w:r>
-        <w:t>“Why?”</w:t>
-      </w:r>
-    </w:p>
-    <w:p>
-      <w:pPr>
-        <w:jc w:val="left"/>
-      </w:pPr>
-      <w:r>
-        <w:t>“To preserve intelligence access. reach larger targets. protect sources.”</w:t>
-      </w:r>
-    </w:p>
-    <w:p>
-      <w:pPr>
-        <w:jc w:val="left"/>
-      </w:pPr>
-      <w:r>
-        <w:t>Daniel asked:</w:t>
-      </w:r>
-    </w:p>
-    <w:p>
-      <w:pPr>
-        <w:jc w:val="left"/>
-      </w:pPr>
-      <w:r>
-        <w:t>“Did it work?”</w:t>
-      </w:r>
-    </w:p>
-    <w:p>
-      <w:pPr>
-        <w:jc w:val="left"/>
-      </w:pPr>
-      <w:r>
-        <w:t>Rahman looked at him.</w:t>
-      </w:r>
-    </w:p>
-    <w:p>
-      <w:pPr>
-        <w:jc w:val="left"/>
-      </w:pPr>
-      <w:r>
-        <w:t>“Sometimes.”</w:t>
-      </w:r>
-    </w:p>
-    <w:p>
-      <w:pPr>
-        <w:jc w:val="left"/>
-      </w:pPr>
-      <w:r>
-        <w:t>That was the whole tragedy.</w:t>
-      </w:r>
-    </w:p>
-    <w:p>
-      <w:pPr>
-        <w:jc w:val="left"/>
-      </w:pPr>
-      <w:r>
-        <w:t>Aisyah said:</w:t>
-      </w:r>
-    </w:p>
-    <w:p>
-      <w:pPr>
-        <w:jc w:val="left"/>
-      </w:pPr>
-      <w:r>
-        <w:t>“And later?”</w:t>
-      </w:r>
-    </w:p>
-    <w:p>
-      <w:pPr>
-        <w:jc w:val="left"/>
-      </w:pPr>
-      <w:r>
-        <w:t>Rahman thought of Farid’s exact words.</w:t>
-      </w:r>
-    </w:p>
-    <w:p>
-      <w:pPr>
-        <w:jc w:val="left"/>
-      </w:pPr>
-      <w:r>
-        <w:t>“He stopped knowing who was controlling whom.”</w:t>
-      </w:r>
-    </w:p>
-    <w:p>
-      <w:pPr>
-        <w:jc w:val="left"/>
-      </w:pPr>
-      <w:r>
-        <w:t>Silence.</w:t>
-      </w:r>
-    </w:p>
-    <w:p>
-      <w:pPr>
-        <w:jc w:val="left"/>
-      </w:pPr>
-      <w:r>
-        <w:t>Daniel looked down.</w:t>
-      </w:r>
-    </w:p>
-    <w:p>
-      <w:pPr>
-        <w:jc w:val="left"/>
-      </w:pPr>
-      <w:r>
-        <w:t>Aisyah did not.</w:t>
-      </w:r>
-    </w:p>
-    <w:p>
-      <w:pPr>
-        <w:jc w:val="left"/>
-      </w:pPr>
-      <w:r>
-        <w:t>“Formal interview now.”</w:t>
-      </w:r>
-    </w:p>
-    <w:p>
-      <w:pPr>
-        <w:jc w:val="left"/>
-      </w:pPr>
-      <w:r>
-        <w:t>“Yes.”</w:t>
-      </w:r>
-    </w:p>
-    <w:p>
-      <w:pPr>
-        <w:jc w:val="left"/>
-      </w:pPr>
-      <w:r>
-        <w:t>No hesitation.</w:t>
-      </w:r>
-    </w:p>
-    <w:p>
-      <w:pPr>
-        <w:jc w:val="left"/>
-      </w:pPr>
-      <w:r>
-        <w:t>She noticed.</w:t>
-      </w:r>
-    </w:p>
-    <w:p>
-      <w:pPr>
-        <w:jc w:val="left"/>
-      </w:pPr>
-      <w:r>
-        <w:t>Good.</w:t>
-      </w:r>
-    </w:p>
-    <w:p>
-      <w:pPr>
-        <w:jc w:val="left"/>
-      </w:pPr>
-      <w:r>
-        <w:t>Rahman continued:</w:t>
-      </w:r>
-    </w:p>
-    <w:p>
-      <w:pPr>
-        <w:jc w:val="left"/>
-      </w:pPr>
-      <w:r>
-        <w:t>“He denies taking money.”</w:t>
-      </w:r>
-    </w:p>
-    <w:p>
-      <w:pPr>
-        <w:jc w:val="left"/>
-      </w:pPr>
-      <w:r>
-        <w:t>“That is not necessary for corruption.”</w:t>
-      </w:r>
-    </w:p>
-    <w:p>
-      <w:pPr>
-        <w:jc w:val="left"/>
-      </w:pPr>
-      <w:r>
-        <w:t>“I know.”</w:t>
-      </w:r>
-    </w:p>
-    <w:p>
-      <w:pPr>
-        <w:jc w:val="left"/>
-      </w:pPr>
-      <w:r>
-        <w:t>“Denies violence?”</w:t>
-      </w:r>
-    </w:p>
-    <w:p>
-      <w:pPr>
-        <w:jc w:val="left"/>
-      </w:pPr>
-      <w:r>
-        <w:t>“Yes.”</w:t>
-      </w:r>
-    </w:p>
-    <w:p>
-      <w:pPr>
-        <w:jc w:val="left"/>
-      </w:pPr>
-      <w:r>
-        <w:t>“Harun?”</w:t>
-      </w:r>
-    </w:p>
-    <w:p>
-      <w:pPr>
-        <w:jc w:val="left"/>
-      </w:pPr>
-      <w:r>
-        <w:t>“He admits Harun thought containment had become compromise.”</w:t>
-      </w:r>
-    </w:p>
-    <w:p>
-      <w:pPr>
-        <w:jc w:val="left"/>
-      </w:pPr>
-      <w:r>
-        <w:t>Aisyah’s expression tightened.</w:t>
-      </w:r>
-    </w:p>
-    <w:p>
-      <w:pPr>
-        <w:jc w:val="left"/>
-      </w:pPr>
-      <w:r>
-        <w:t>“Death?”</w:t>
-      </w:r>
-    </w:p>
-    <w:p>
-      <w:pPr>
-        <w:jc w:val="left"/>
-      </w:pPr>
-      <w:r>
-        <w:t>“No answer beyond fragments.”</w:t>
-      </w:r>
-    </w:p>
-    <w:p>
-      <w:pPr>
-        <w:jc w:val="left"/>
-      </w:pPr>
-      <w:r>
-        <w:t>“Then we keep going.”</w:t>
-      </w:r>
-    </w:p>
-    <w:p>
-      <w:pPr>
-        <w:jc w:val="left"/>
-      </w:pPr>
-      <w:r>
-        <w:t>Rahman nodded.</w:t>
-      </w:r>
-    </w:p>
-    <w:p>
-      <w:pPr>
-        <w:jc w:val="left"/>
-      </w:pPr>
-      <w:r>
-        <w:t>“Yes.”</w:t>
-      </w:r>
-    </w:p>
-    <w:p>
-      <w:pPr>
-        <w:jc w:val="left"/>
-      </w:pPr>
-      <w:r>
-        <w:t>He returned to his office after midnight.</w:t>
-      </w:r>
-    </w:p>
-    <w:p>
-      <w:pPr>
-        <w:jc w:val="left"/>
-      </w:pPr>
-      <w:r>
-        <w:t>The six-name list remained inside the old manual.</w:t>
-      </w:r>
-    </w:p>
-    <w:p>
-      <w:pPr>
-        <w:jc w:val="left"/>
-      </w:pPr>
-      <w:r>
-        <w:t>He took it out.</w:t>
-      </w:r>
-    </w:p>
-    <w:p>
-      <w:pPr>
-        <w:jc w:val="left"/>
-      </w:pPr>
-      <w:r>
-        <w:t>F.K.</w:t>
-      </w:r>
-    </w:p>
-    <w:p>
-      <w:pPr>
-        <w:jc w:val="left"/>
-      </w:pPr>
-      <w:r>
-        <w:t>Possible Protector function.</w:t>
-      </w:r>
-    </w:p>
-    <w:p>
-      <w:pPr>
-        <w:jc w:val="left"/>
-      </w:pPr>
-      <w:r>
-        <w:t>Intent unknown.</w:t>
-      </w:r>
-    </w:p>
-    <w:p>
-      <w:pPr>
-        <w:jc w:val="left"/>
-      </w:pPr>
-      <w:r>
-        <w:t>That line was no longer enough.</w:t>
-      </w:r>
-    </w:p>
-    <w:p>
-      <w:pPr>
-        <w:jc w:val="left"/>
-      </w:pPr>
-      <w:r>
-        <w:t>Rahman added beneath it:</w:t>
-      </w:r>
-    </w:p>
-    <w:p>
-      <w:pPr>
-        <w:jc w:val="left"/>
-      </w:pPr>
-      <w:r>
-        <w:t>Direct historical containment authorisations confirmed.</w:t>
-      </w:r>
-    </w:p>
-    <w:p>
-      <w:pPr>
-        <w:jc w:val="left"/>
-      </w:pPr>
-      <w:r>
-        <w:t>Then:</w:t>
-      </w:r>
-    </w:p>
-    <w:p>
-      <w:pPr>
-        <w:jc w:val="left"/>
-      </w:pPr>
-      <w:r>
-        <w:t>Admits knowledge of network.</w:t>
-      </w:r>
-    </w:p>
-    <w:p>
-      <w:pPr>
-        <w:jc w:val="left"/>
-      </w:pPr>
-      <w:r>
-        <w:t>Then:</w:t>
-      </w:r>
-    </w:p>
-    <w:p>
-      <w:pPr>
-        <w:jc w:val="left"/>
-      </w:pPr>
-      <w:r>
-        <w:t>Admits use of compromised information channels against larger targets.</w:t>
-      </w:r>
-    </w:p>
-    <w:p>
-      <w:pPr>
-        <w:jc w:val="left"/>
-      </w:pPr>
-      <w:r>
-        <w:t>Then:</w:t>
-      </w:r>
-    </w:p>
-    <w:p>
-      <w:pPr>
-        <w:jc w:val="left"/>
-      </w:pPr>
-      <w:r>
-        <w:t>Admits restriction/burial of some information and quiet management of compromised officers.</w:t>
-      </w:r>
-    </w:p>
-    <w:p>
-      <w:pPr>
-        <w:jc w:val="left"/>
-      </w:pPr>
-      <w:r>
-        <w:t>He paused over the word burial.</w:t>
-      </w:r>
-    </w:p>
-    <w:p>
-      <w:pPr>
-        <w:jc w:val="left"/>
-      </w:pPr>
-      <w:r>
-        <w:t>Farid would object.</w:t>
-      </w:r>
-    </w:p>
-    <w:p>
-      <w:pPr>
-        <w:jc w:val="left"/>
-      </w:pPr>
-      <w:r>
-        <w:t>Rahman left it.</w:t>
-      </w:r>
-    </w:p>
-    <w:p>
-      <w:pPr>
-        <w:jc w:val="left"/>
-      </w:pPr>
-      <w:r>
-        <w:t>Then he wrote the sentence exactly as Farid had said it.</w:t>
-      </w:r>
-    </w:p>
-    <w:p>
-      <w:pPr>
-        <w:jc w:val="left"/>
-      </w:pPr>
-      <w:r>
-        <w:t>“At some point I stopped knowing whether I was controlling it or it was controlling me.”</w:t>
-      </w:r>
-    </w:p>
-    <w:p>
-      <w:pPr>
-        <w:jc w:val="left"/>
-      </w:pPr>
-      <w:r>
         <w:t>Rahman looked at the page.</w:t>
       </w:r>
     </w:p>
@@ -6964,71 +6420,7 @@
         <w:jc w:val="left"/>
       </w:pPr>
       <w:r>
-        <w:t>The next stage would not be private.</w:t>
-      </w:r>
-    </w:p>
-    <w:p>
-      <w:pPr>
-        <w:jc w:val="left"/>
-      </w:pPr>
-      <w:r>
-        <w:t>Farid had begun confessing.</w:t>
-      </w:r>
-    </w:p>
-    <w:p>
-      <w:pPr>
-        <w:jc w:val="left"/>
-      </w:pPr>
-      <w:r>
-        <w:t>Now ORION would have to decide what, exactly, those confessions made him.</w:t>
-      </w:r>
-    </w:p>
-    <w:p>
-      <w:pPr>
-        <w:jc w:val="left"/>
-      </w:pPr>
-      <w:r>
-        <w:t>Not a man who took envelopes.</w:t>
-      </w:r>
-    </w:p>
-    <w:p>
-      <w:pPr>
-        <w:jc w:val="left"/>
-      </w:pPr>
-      <w:r>
-        <w:t>Not a man bought with property or promotion.</w:t>
-      </w:r>
-    </w:p>
-    <w:p>
-      <w:pPr>
-        <w:jc w:val="left"/>
-      </w:pPr>
-      <w:r>
-        <w:t>Something harder to prosecute inside an institution.</w:t>
-      </w:r>
-    </w:p>
-    <w:p>
-      <w:pPr>
-        <w:jc w:val="left"/>
-      </w:pPr>
-      <w:r>
-        <w:t>A man who had believed protecting the system gave him the right to choose which truths the system could survive.</w:t>
-      </w:r>
-    </w:p>
-    <w:p>
-      <w:pPr>
-        <w:jc w:val="left"/>
-      </w:pPr>
-      <w:r>
-        <w:t>And who, somewhere along the way, had lost the ability to tell whether he was using corruption—</w:t>
-      </w:r>
-    </w:p>
-    <w:p>
-      <w:pPr>
-        <w:jc w:val="left"/>
-      </w:pPr>
-      <w:r>
-        <w:t>or whether corruption had learned how to use him.</w:t>
+        <w:t>Farid had begun confessing. Now ORION would have to decide what, exactly, those confessions made him.</w:t>
       </w:r>
     </w:p>
     <w:p>

--- a/01_The_Blue_Silence/Manuscript/THE_BLUE_SILENCE_Chapter_36_The_Missing_Name.docx
+++ b/01_The_Blue_Silence/Manuscript/THE_BLUE_SILENCE_Chapter_36_The_Missing_Name.docx
@@ -4133,6 +4133,46 @@
       </w:pPr>
       <w:r>
         <w:t>“No.”</w:t>
+      </w:r>
+    </w:p>
+    <w:p>
+      <w:pPr>
+        <w:jc w:val="left"/>
+      </w:pPr>
+      <w:r>
+        <w:t>“The extract you sent us. Its timestamp was altered.”</w:t>
+      </w:r>
+    </w:p>
+    <w:p>
+      <w:pPr>
+        <w:jc w:val="left"/>
+      </w:pPr>
+      <w:r>
+        <w:t>“I forwarded what I was given.”</w:t>
+      </w:r>
+    </w:p>
+    <w:p>
+      <w:pPr>
+        <w:jc w:val="left"/>
+      </w:pPr>
+      <w:r>
+        <w:t>“By whom?”</w:t>
+      </w:r>
+    </w:p>
+    <w:p>
+      <w:pPr>
+        <w:jc w:val="left"/>
+      </w:pPr>
+      <w:r>
+        <w:t>“By the people who give me things.” He did not look away. “I should have asked why it arrived so complete.”</w:t>
+      </w:r>
+    </w:p>
+    <w:p>
+      <w:pPr>
+        <w:jc w:val="left"/>
+      </w:pPr>
+      <w:r>
+        <w:t>It was an answer built to be true and no more.</w:t>
       </w:r>
     </w:p>
     <w:p>
